--- a/notes.docx
+++ b/notes.docx
@@ -88,7 +88,7 @@
             </w:rPr>
             <w:fldChar w:fldCharType="separate"/>
           </w:r>
-          <w:hyperlink w:anchor="_Toc147075092" w:history="1">
+          <w:hyperlink w:anchor="_Toc148653992" w:history="1">
             <w:r>
               <w:rPr>
                 <w:rStyle w:val="Collegamentoipertestuale"/>
@@ -123,7 +123,7 @@
                 <w:noProof/>
                 <w:webHidden/>
               </w:rPr>
-              <w:instrText xml:space="preserve"> PAGEREF _Toc147075092 \h </w:instrText>
+              <w:instrText xml:space="preserve"> PAGEREF _Toc148653992 \h </w:instrText>
             </w:r>
             <w:r>
               <w:rPr>
@@ -143,7 +143,7 @@
                 <w:noProof/>
                 <w:webHidden/>
               </w:rPr>
-              <w:t>2</w:t>
+              <w:t>3</w:t>
             </w:r>
             <w:r>
               <w:rPr>
@@ -169,7 +169,7 @@
               <w:lang w:eastAsia="it-IT"/>
             </w:rPr>
           </w:pPr>
-          <w:hyperlink w:anchor="_Toc147075093" w:history="1">
+          <w:hyperlink w:anchor="_Toc148653993" w:history="1">
             <w:r>
               <w:rPr>
                 <w:rStyle w:val="Collegamentoipertestuale"/>
@@ -196,7 +196,7 @@
                 <w:noProof/>
                 <w:webHidden/>
               </w:rPr>
-              <w:instrText xml:space="preserve"> PAGEREF _Toc147075093 \h </w:instrText>
+              <w:instrText xml:space="preserve"> PAGEREF _Toc148653993 \h </w:instrText>
             </w:r>
             <w:r>
               <w:rPr>
@@ -216,7 +216,7 @@
                 <w:noProof/>
                 <w:webHidden/>
               </w:rPr>
-              <w:t>2</w:t>
+              <w:t>3</w:t>
             </w:r>
             <w:r>
               <w:rPr>
@@ -242,7 +242,7 @@
               <w:lang w:eastAsia="it-IT"/>
             </w:rPr>
           </w:pPr>
-          <w:hyperlink w:anchor="_Toc147075094" w:history="1">
+          <w:hyperlink w:anchor="_Toc148653994" w:history="1">
             <w:r>
               <w:rPr>
                 <w:rStyle w:val="Collegamentoipertestuale"/>
@@ -270,7 +270,7 @@
                 <w:noProof/>
                 <w:webHidden/>
               </w:rPr>
-              <w:instrText xml:space="preserve"> PAGEREF _Toc147075094 \h </w:instrText>
+              <w:instrText xml:space="preserve"> PAGEREF _Toc148653994 \h </w:instrText>
             </w:r>
             <w:r>
               <w:rPr>
@@ -290,7 +290,7 @@
                 <w:noProof/>
                 <w:webHidden/>
               </w:rPr>
-              <w:t>2</w:t>
+              <w:t>3</w:t>
             </w:r>
             <w:r>
               <w:rPr>
@@ -317,7 +317,7 @@
               <w:lang w:eastAsia="it-IT"/>
             </w:rPr>
           </w:pPr>
-          <w:hyperlink w:anchor="_Toc147075095" w:history="1">
+          <w:hyperlink w:anchor="_Toc148653995" w:history="1">
             <w:r>
               <w:rPr>
                 <w:rStyle w:val="Collegamentoipertestuale"/>
@@ -344,7 +344,7 @@
                 <w:noProof/>
                 <w:webHidden/>
               </w:rPr>
-              <w:instrText xml:space="preserve"> PAGEREF _Toc147075095 \h </w:instrText>
+              <w:instrText xml:space="preserve"> PAGEREF _Toc148653995 \h </w:instrText>
             </w:r>
             <w:r>
               <w:rPr>
@@ -364,7 +364,7 @@
                 <w:noProof/>
                 <w:webHidden/>
               </w:rPr>
-              <w:t>2</w:t>
+              <w:t>3</w:t>
             </w:r>
             <w:r>
               <w:rPr>
@@ -391,7 +391,7 @@
               <w:lang w:eastAsia="it-IT"/>
             </w:rPr>
           </w:pPr>
-          <w:hyperlink w:anchor="_Toc147075096" w:history="1">
+          <w:hyperlink w:anchor="_Toc148653996" w:history="1">
             <w:r>
               <w:rPr>
                 <w:rStyle w:val="Collegamentoipertestuale"/>
@@ -418,7 +418,7 @@
                 <w:noProof/>
                 <w:webHidden/>
               </w:rPr>
-              <w:instrText xml:space="preserve"> PAGEREF _Toc147075096 \h </w:instrText>
+              <w:instrText xml:space="preserve"> PAGEREF _Toc148653996 \h </w:instrText>
             </w:r>
             <w:r>
               <w:rPr>
@@ -438,7 +438,7 @@
                 <w:noProof/>
                 <w:webHidden/>
               </w:rPr>
-              <w:t>3</w:t>
+              <w:t>4</w:t>
             </w:r>
             <w:r>
               <w:rPr>
@@ -464,7 +464,7 @@
               <w:lang w:eastAsia="it-IT"/>
             </w:rPr>
           </w:pPr>
-          <w:hyperlink w:anchor="_Toc147075097" w:history="1">
+          <w:hyperlink w:anchor="_Toc148653997" w:history="1">
             <w:r>
               <w:rPr>
                 <w:rStyle w:val="Collegamentoipertestuale"/>
@@ -491,7 +491,7 @@
                 <w:noProof/>
                 <w:webHidden/>
               </w:rPr>
-              <w:instrText xml:space="preserve"> PAGEREF _Toc147075097 \h </w:instrText>
+              <w:instrText xml:space="preserve"> PAGEREF _Toc148653997 \h </w:instrText>
             </w:r>
             <w:r>
               <w:rPr>
@@ -511,7 +511,7 @@
                 <w:noProof/>
                 <w:webHidden/>
               </w:rPr>
-              <w:t>3</w:t>
+              <w:t>4</w:t>
             </w:r>
             <w:r>
               <w:rPr>
@@ -537,7 +537,7 @@
               <w:lang w:eastAsia="it-IT"/>
             </w:rPr>
           </w:pPr>
-          <w:hyperlink w:anchor="_Toc147075098" w:history="1">
+          <w:hyperlink w:anchor="_Toc148653998" w:history="1">
             <w:r>
               <w:rPr>
                 <w:rStyle w:val="Collegamentoipertestuale"/>
@@ -564,7 +564,7 @@
                 <w:noProof/>
                 <w:webHidden/>
               </w:rPr>
-              <w:instrText xml:space="preserve"> PAGEREF _Toc147075098 \h </w:instrText>
+              <w:instrText xml:space="preserve"> PAGEREF _Toc148653998 \h </w:instrText>
             </w:r>
             <w:r>
               <w:rPr>
@@ -584,7 +584,7 @@
                 <w:noProof/>
                 <w:webHidden/>
               </w:rPr>
-              <w:t>4</w:t>
+              <w:t>5</w:t>
             </w:r>
             <w:r>
               <w:rPr>
@@ -611,7 +611,7 @@
               <w:lang w:eastAsia="it-IT"/>
             </w:rPr>
           </w:pPr>
-          <w:hyperlink w:anchor="_Toc147075099" w:history="1">
+          <w:hyperlink w:anchor="_Toc148653999" w:history="1">
             <w:r>
               <w:rPr>
                 <w:rStyle w:val="Collegamentoipertestuale"/>
@@ -638,7 +638,7 @@
                 <w:noProof/>
                 <w:webHidden/>
               </w:rPr>
-              <w:instrText xml:space="preserve"> PAGEREF _Toc147075099 \h </w:instrText>
+              <w:instrText xml:space="preserve"> PAGEREF _Toc148653999 \h </w:instrText>
             </w:r>
             <w:r>
               <w:rPr>
@@ -658,7 +658,7 @@
                 <w:noProof/>
                 <w:webHidden/>
               </w:rPr>
-              <w:t>4</w:t>
+              <w:t>5</w:t>
             </w:r>
             <w:r>
               <w:rPr>
@@ -685,7 +685,7 @@
               <w:lang w:eastAsia="it-IT"/>
             </w:rPr>
           </w:pPr>
-          <w:hyperlink w:anchor="_Toc147075100" w:history="1">
+          <w:hyperlink w:anchor="_Toc148654000" w:history="1">
             <w:r>
               <w:rPr>
                 <w:rStyle w:val="Collegamentoipertestuale"/>
@@ -712,7 +712,7 @@
                 <w:noProof/>
                 <w:webHidden/>
               </w:rPr>
-              <w:instrText xml:space="preserve"> PAGEREF _Toc147075100 \h </w:instrText>
+              <w:instrText xml:space="preserve"> PAGEREF _Toc148654000 \h </w:instrText>
             </w:r>
             <w:r>
               <w:rPr>
@@ -732,7 +732,7 @@
                 <w:noProof/>
                 <w:webHidden/>
               </w:rPr>
-              <w:t>5</w:t>
+              <w:t>6</w:t>
             </w:r>
             <w:r>
               <w:rPr>
@@ -759,7 +759,7 @@
               <w:lang w:eastAsia="it-IT"/>
             </w:rPr>
           </w:pPr>
-          <w:hyperlink w:anchor="_Toc147075101" w:history="1">
+          <w:hyperlink w:anchor="_Toc148654001" w:history="1">
             <w:r>
               <w:rPr>
                 <w:rStyle w:val="Collegamentoipertestuale"/>
@@ -786,7 +786,7 @@
                 <w:noProof/>
                 <w:webHidden/>
               </w:rPr>
-              <w:instrText xml:space="preserve"> PAGEREF _Toc147075101 \h </w:instrText>
+              <w:instrText xml:space="preserve"> PAGEREF _Toc148654001 \h </w:instrText>
             </w:r>
             <w:r>
               <w:rPr>
@@ -806,7 +806,7 @@
                 <w:noProof/>
                 <w:webHidden/>
               </w:rPr>
-              <w:t>5</w:t>
+              <w:t>6</w:t>
             </w:r>
             <w:r>
               <w:rPr>
@@ -833,7 +833,7 @@
               <w:lang w:eastAsia="it-IT"/>
             </w:rPr>
           </w:pPr>
-          <w:hyperlink w:anchor="_Toc147075102" w:history="1">
+          <w:hyperlink w:anchor="_Toc148654002" w:history="1">
             <w:r>
               <w:rPr>
                 <w:rStyle w:val="Collegamentoipertestuale"/>
@@ -860,7 +860,7 @@
                 <w:noProof/>
                 <w:webHidden/>
               </w:rPr>
-              <w:instrText xml:space="preserve"> PAGEREF _Toc147075102 \h </w:instrText>
+              <w:instrText xml:space="preserve"> PAGEREF _Toc148654002 \h </w:instrText>
             </w:r>
             <w:r>
               <w:rPr>
@@ -880,7 +880,7 @@
                 <w:noProof/>
                 <w:webHidden/>
               </w:rPr>
-              <w:t>6</w:t>
+              <w:t>7</w:t>
             </w:r>
             <w:r>
               <w:rPr>
@@ -906,7 +906,7 @@
               <w:lang w:eastAsia="it-IT"/>
             </w:rPr>
           </w:pPr>
-          <w:hyperlink w:anchor="_Toc147075103" w:history="1">
+          <w:hyperlink w:anchor="_Toc148654003" w:history="1">
             <w:r>
               <w:rPr>
                 <w:rStyle w:val="Collegamentoipertestuale"/>
@@ -933,7 +933,7 @@
                 <w:noProof/>
                 <w:webHidden/>
               </w:rPr>
-              <w:instrText xml:space="preserve"> PAGEREF _Toc147075103 \h </w:instrText>
+              <w:instrText xml:space="preserve"> PAGEREF _Toc148654003 \h </w:instrText>
             </w:r>
             <w:r>
               <w:rPr>
@@ -953,7 +953,7 @@
                 <w:noProof/>
                 <w:webHidden/>
               </w:rPr>
-              <w:t>6</w:t>
+              <w:t>7</w:t>
             </w:r>
             <w:r>
               <w:rPr>
@@ -979,7 +979,7 @@
               <w:lang w:eastAsia="it-IT"/>
             </w:rPr>
           </w:pPr>
-          <w:hyperlink w:anchor="_Toc147075104" w:history="1">
+          <w:hyperlink w:anchor="_Toc148654004" w:history="1">
             <w:r>
               <w:rPr>
                 <w:rStyle w:val="Collegamentoipertestuale"/>
@@ -1006,7 +1006,7 @@
                 <w:noProof/>
                 <w:webHidden/>
               </w:rPr>
-              <w:instrText xml:space="preserve"> PAGEREF _Toc147075104 \h </w:instrText>
+              <w:instrText xml:space="preserve"> PAGEREF _Toc148654004 \h </w:instrText>
             </w:r>
             <w:r>
               <w:rPr>
@@ -1026,7 +1026,7 @@
                 <w:noProof/>
                 <w:webHidden/>
               </w:rPr>
-              <w:t>6</w:t>
+              <w:t>7</w:t>
             </w:r>
             <w:r>
               <w:rPr>
@@ -1053,7 +1053,7 @@
               <w:lang w:eastAsia="it-IT"/>
             </w:rPr>
           </w:pPr>
-          <w:hyperlink w:anchor="_Toc147075105" w:history="1">
+          <w:hyperlink w:anchor="_Toc148654005" w:history="1">
             <w:r>
               <w:rPr>
                 <w:rStyle w:val="Collegamentoipertestuale"/>
@@ -1088,7 +1088,7 @@
                 <w:noProof/>
                 <w:webHidden/>
               </w:rPr>
-              <w:instrText xml:space="preserve"> PAGEREF _Toc147075105 \h </w:instrText>
+              <w:instrText xml:space="preserve"> PAGEREF _Toc148654005 \h </w:instrText>
             </w:r>
             <w:r>
               <w:rPr>
@@ -1108,7 +1108,7 @@
                 <w:noProof/>
                 <w:webHidden/>
               </w:rPr>
-              <w:t>7</w:t>
+              <w:t>8</w:t>
             </w:r>
             <w:r>
               <w:rPr>
@@ -1134,7 +1134,7 @@
               <w:lang w:eastAsia="it-IT"/>
             </w:rPr>
           </w:pPr>
-          <w:hyperlink w:anchor="_Toc147075106" w:history="1">
+          <w:hyperlink w:anchor="_Toc148654006" w:history="1">
             <w:r>
               <w:rPr>
                 <w:rStyle w:val="Collegamentoipertestuale"/>
@@ -1161,7 +1161,7 @@
                 <w:noProof/>
                 <w:webHidden/>
               </w:rPr>
-              <w:instrText xml:space="preserve"> PAGEREF _Toc147075106 \h </w:instrText>
+              <w:instrText xml:space="preserve"> PAGEREF _Toc148654006 \h </w:instrText>
             </w:r>
             <w:r>
               <w:rPr>
@@ -1181,7 +1181,7 @@
                 <w:noProof/>
                 <w:webHidden/>
               </w:rPr>
-              <w:t>7</w:t>
+              <w:t>8</w:t>
             </w:r>
             <w:r>
               <w:rPr>
@@ -1207,7 +1207,7 @@
               <w:lang w:eastAsia="it-IT"/>
             </w:rPr>
           </w:pPr>
-          <w:hyperlink w:anchor="_Toc147075107" w:history="1">
+          <w:hyperlink w:anchor="_Toc148654007" w:history="1">
             <w:r>
               <w:rPr>
                 <w:rStyle w:val="Collegamentoipertestuale"/>
@@ -1234,7 +1234,7 @@
                 <w:noProof/>
                 <w:webHidden/>
               </w:rPr>
-              <w:instrText xml:space="preserve"> PAGEREF _Toc147075107 \h </w:instrText>
+              <w:instrText xml:space="preserve"> PAGEREF _Toc148654007 \h </w:instrText>
             </w:r>
             <w:r>
               <w:rPr>
@@ -1254,7 +1254,7 @@
                 <w:noProof/>
                 <w:webHidden/>
               </w:rPr>
-              <w:t>7</w:t>
+              <w:t>8</w:t>
             </w:r>
             <w:r>
               <w:rPr>
@@ -1281,7 +1281,7 @@
               <w:lang w:eastAsia="it-IT"/>
             </w:rPr>
           </w:pPr>
-          <w:hyperlink w:anchor="_Toc147075108" w:history="1">
+          <w:hyperlink w:anchor="_Toc148654008" w:history="1">
             <w:r>
               <w:rPr>
                 <w:rStyle w:val="Collegamentoipertestuale"/>
@@ -1308,7 +1308,7 @@
                 <w:noProof/>
                 <w:webHidden/>
               </w:rPr>
-              <w:instrText xml:space="preserve"> PAGEREF _Toc147075108 \h </w:instrText>
+              <w:instrText xml:space="preserve"> PAGEREF _Toc148654008 \h </w:instrText>
             </w:r>
             <w:r>
               <w:rPr>
@@ -1328,7 +1328,7 @@
                 <w:noProof/>
                 <w:webHidden/>
               </w:rPr>
-              <w:t>8</w:t>
+              <w:t>9</w:t>
             </w:r>
             <w:r>
               <w:rPr>
@@ -1354,7 +1354,7 @@
               <w:lang w:eastAsia="it-IT"/>
             </w:rPr>
           </w:pPr>
-          <w:hyperlink w:anchor="_Toc147075109" w:history="1">
+          <w:hyperlink w:anchor="_Toc148654009" w:history="1">
             <w:r>
               <w:rPr>
                 <w:rStyle w:val="Collegamentoipertestuale"/>
@@ -1381,7 +1381,7 @@
                 <w:noProof/>
                 <w:webHidden/>
               </w:rPr>
-              <w:instrText xml:space="preserve"> PAGEREF _Toc147075109 \h </w:instrText>
+              <w:instrText xml:space="preserve"> PAGEREF _Toc148654009 \h </w:instrText>
             </w:r>
             <w:r>
               <w:rPr>
@@ -1401,7 +1401,7 @@
                 <w:noProof/>
                 <w:webHidden/>
               </w:rPr>
-              <w:t>8</w:t>
+              <w:t>9</w:t>
             </w:r>
             <w:r>
               <w:rPr>
@@ -1427,7 +1427,7 @@
               <w:lang w:eastAsia="it-IT"/>
             </w:rPr>
           </w:pPr>
-          <w:hyperlink w:anchor="_Toc147075110" w:history="1">
+          <w:hyperlink w:anchor="_Toc148654010" w:history="1">
             <w:r>
               <w:rPr>
                 <w:rStyle w:val="Collegamentoipertestuale"/>
@@ -1454,7 +1454,7 @@
                 <w:noProof/>
                 <w:webHidden/>
               </w:rPr>
-              <w:instrText xml:space="preserve"> PAGEREF _Toc147075110 \h </w:instrText>
+              <w:instrText xml:space="preserve"> PAGEREF _Toc148654010 \h </w:instrText>
             </w:r>
             <w:r>
               <w:rPr>
@@ -1474,7 +1474,7 @@
                 <w:noProof/>
                 <w:webHidden/>
               </w:rPr>
-              <w:t>9</w:t>
+              <w:t>10</w:t>
             </w:r>
             <w:r>
               <w:rPr>
@@ -1501,7 +1501,7 @@
               <w:lang w:eastAsia="it-IT"/>
             </w:rPr>
           </w:pPr>
-          <w:hyperlink w:anchor="_Toc147075111" w:history="1">
+          <w:hyperlink w:anchor="_Toc148654011" w:history="1">
             <w:r>
               <w:rPr>
                 <w:rStyle w:val="Collegamentoipertestuale"/>
@@ -1536,7 +1536,7 @@
                 <w:noProof/>
                 <w:webHidden/>
               </w:rPr>
-              <w:instrText xml:space="preserve"> PAGEREF _Toc147075111 \h </w:instrText>
+              <w:instrText xml:space="preserve"> PAGEREF _Toc148654011 \h </w:instrText>
             </w:r>
             <w:r>
               <w:rPr>
@@ -1556,7 +1556,7 @@
                 <w:noProof/>
                 <w:webHidden/>
               </w:rPr>
-              <w:t>10</w:t>
+              <w:t>11</w:t>
             </w:r>
             <w:r>
               <w:rPr>
@@ -1582,7 +1582,7 @@
               <w:lang w:eastAsia="it-IT"/>
             </w:rPr>
           </w:pPr>
-          <w:hyperlink w:anchor="_Toc147075112" w:history="1">
+          <w:hyperlink w:anchor="_Toc148654012" w:history="1">
             <w:r>
               <w:rPr>
                 <w:rStyle w:val="Collegamentoipertestuale"/>
@@ -1609,7 +1609,7 @@
                 <w:noProof/>
                 <w:webHidden/>
               </w:rPr>
-              <w:instrText xml:space="preserve"> PAGEREF _Toc147075112 \h </w:instrText>
+              <w:instrText xml:space="preserve"> PAGEREF _Toc148654012 \h </w:instrText>
             </w:r>
             <w:r>
               <w:rPr>
@@ -1629,7 +1629,7 @@
                 <w:noProof/>
                 <w:webHidden/>
               </w:rPr>
-              <w:t>11</w:t>
+              <w:t>12</w:t>
             </w:r>
             <w:r>
               <w:rPr>
@@ -1655,7 +1655,7 @@
               <w:lang w:eastAsia="it-IT"/>
             </w:rPr>
           </w:pPr>
-          <w:hyperlink w:anchor="_Toc147075113" w:history="1">
+          <w:hyperlink w:anchor="_Toc148654013" w:history="1">
             <w:r>
               <w:rPr>
                 <w:rStyle w:val="Collegamentoipertestuale"/>
@@ -1682,7 +1682,7 @@
                 <w:noProof/>
                 <w:webHidden/>
               </w:rPr>
-              <w:instrText xml:space="preserve"> PAGEREF _Toc147075113 \h </w:instrText>
+              <w:instrText xml:space="preserve"> PAGEREF _Toc148654013 \h </w:instrText>
             </w:r>
             <w:r>
               <w:rPr>
@@ -1702,7 +1702,7 @@
                 <w:noProof/>
                 <w:webHidden/>
               </w:rPr>
-              <w:t>11</w:t>
+              <w:t>12</w:t>
             </w:r>
             <w:r>
               <w:rPr>
@@ -1728,7 +1728,7 @@
               <w:lang w:eastAsia="it-IT"/>
             </w:rPr>
           </w:pPr>
-          <w:hyperlink w:anchor="_Toc147075114" w:history="1">
+          <w:hyperlink w:anchor="_Toc148654014" w:history="1">
             <w:r>
               <w:rPr>
                 <w:rStyle w:val="Collegamentoipertestuale"/>
@@ -1755,7 +1755,7 @@
                 <w:noProof/>
                 <w:webHidden/>
               </w:rPr>
-              <w:instrText xml:space="preserve"> PAGEREF _Toc147075114 \h </w:instrText>
+              <w:instrText xml:space="preserve"> PAGEREF _Toc148654014 \h </w:instrText>
             </w:r>
             <w:r>
               <w:rPr>
@@ -1775,7 +1775,7 @@
                 <w:noProof/>
                 <w:webHidden/>
               </w:rPr>
-              <w:t>11</w:t>
+              <w:t>12</w:t>
             </w:r>
             <w:r>
               <w:rPr>
@@ -1801,7 +1801,7 @@
               <w:lang w:eastAsia="it-IT"/>
             </w:rPr>
           </w:pPr>
-          <w:hyperlink w:anchor="_Toc147075115" w:history="1">
+          <w:hyperlink w:anchor="_Toc148654015" w:history="1">
             <w:r>
               <w:rPr>
                 <w:rStyle w:val="Collegamentoipertestuale"/>
@@ -1828,7 +1828,7 @@
                 <w:noProof/>
                 <w:webHidden/>
               </w:rPr>
-              <w:instrText xml:space="preserve"> PAGEREF _Toc147075115 \h </w:instrText>
+              <w:instrText xml:space="preserve"> PAGEREF _Toc148654015 \h </w:instrText>
             </w:r>
             <w:r>
               <w:rPr>
@@ -1848,7 +1848,7 @@
                 <w:noProof/>
                 <w:webHidden/>
               </w:rPr>
-              <w:t>12</w:t>
+              <w:t>13</w:t>
             </w:r>
             <w:r>
               <w:rPr>
@@ -1874,7 +1874,7 @@
               <w:lang w:eastAsia="it-IT"/>
             </w:rPr>
           </w:pPr>
-          <w:hyperlink w:anchor="_Toc147075116" w:history="1">
+          <w:hyperlink w:anchor="_Toc148654016" w:history="1">
             <w:r>
               <w:rPr>
                 <w:rStyle w:val="Collegamentoipertestuale"/>
@@ -1901,7 +1901,7 @@
                 <w:noProof/>
                 <w:webHidden/>
               </w:rPr>
-              <w:instrText xml:space="preserve"> PAGEREF _Toc147075116 \h </w:instrText>
+              <w:instrText xml:space="preserve"> PAGEREF _Toc148654016 \h </w:instrText>
             </w:r>
             <w:r>
               <w:rPr>
@@ -1921,7 +1921,7 @@
                 <w:noProof/>
                 <w:webHidden/>
               </w:rPr>
-              <w:t>12</w:t>
+              <w:t>13</w:t>
             </w:r>
             <w:r>
               <w:rPr>
@@ -1947,7 +1947,7 @@
               <w:lang w:eastAsia="it-IT"/>
             </w:rPr>
           </w:pPr>
-          <w:hyperlink w:anchor="_Toc147075117" w:history="1">
+          <w:hyperlink w:anchor="_Toc148654017" w:history="1">
             <w:r>
               <w:rPr>
                 <w:rStyle w:val="Collegamentoipertestuale"/>
@@ -1974,7 +1974,7 @@
                 <w:noProof/>
                 <w:webHidden/>
               </w:rPr>
-              <w:instrText xml:space="preserve"> PAGEREF _Toc147075117 \h </w:instrText>
+              <w:instrText xml:space="preserve"> PAGEREF _Toc148654017 \h </w:instrText>
             </w:r>
             <w:r>
               <w:rPr>
@@ -1994,7 +1994,7 @@
                 <w:noProof/>
                 <w:webHidden/>
               </w:rPr>
-              <w:t>13</w:t>
+              <w:t>14</w:t>
             </w:r>
             <w:r>
               <w:rPr>
@@ -2020,7 +2020,7 @@
               <w:lang w:eastAsia="it-IT"/>
             </w:rPr>
           </w:pPr>
-          <w:hyperlink w:anchor="_Toc147075118" w:history="1">
+          <w:hyperlink w:anchor="_Toc148654018" w:history="1">
             <w:r>
               <w:rPr>
                 <w:rStyle w:val="Collegamentoipertestuale"/>
@@ -2047,7 +2047,7 @@
                 <w:noProof/>
                 <w:webHidden/>
               </w:rPr>
-              <w:instrText xml:space="preserve"> PAGEREF _Toc147075118 \h </w:instrText>
+              <w:instrText xml:space="preserve"> PAGEREF _Toc148654018 \h </w:instrText>
             </w:r>
             <w:r>
               <w:rPr>
@@ -2067,7 +2067,7 @@
                 <w:noProof/>
                 <w:webHidden/>
               </w:rPr>
-              <w:t>13</w:t>
+              <w:t>14</w:t>
             </w:r>
             <w:r>
               <w:rPr>
@@ -2094,7 +2094,7 @@
               <w:lang w:eastAsia="it-IT"/>
             </w:rPr>
           </w:pPr>
-          <w:hyperlink w:anchor="_Toc147075119" w:history="1">
+          <w:hyperlink w:anchor="_Toc148654019" w:history="1">
             <w:r>
               <w:rPr>
                 <w:rStyle w:val="Collegamentoipertestuale"/>
@@ -2129,7 +2129,7 @@
                 <w:noProof/>
                 <w:webHidden/>
               </w:rPr>
-              <w:instrText xml:space="preserve"> PAGEREF _Toc147075119 \h </w:instrText>
+              <w:instrText xml:space="preserve"> PAGEREF _Toc148654019 \h </w:instrText>
             </w:r>
             <w:r>
               <w:rPr>
@@ -2149,7 +2149,7 @@
                 <w:noProof/>
                 <w:webHidden/>
               </w:rPr>
-              <w:t>14</w:t>
+              <w:t>15</w:t>
             </w:r>
             <w:r>
               <w:rPr>
@@ -2175,7 +2175,7 @@
               <w:lang w:eastAsia="it-IT"/>
             </w:rPr>
           </w:pPr>
-          <w:hyperlink w:anchor="_Toc147075120" w:history="1">
+          <w:hyperlink w:anchor="_Toc148654020" w:history="1">
             <w:r>
               <w:rPr>
                 <w:rStyle w:val="Collegamentoipertestuale"/>
@@ -2202,7 +2202,7 @@
                 <w:noProof/>
                 <w:webHidden/>
               </w:rPr>
-              <w:instrText xml:space="preserve"> PAGEREF _Toc147075120 \h </w:instrText>
+              <w:instrText xml:space="preserve"> PAGEREF _Toc148654020 \h </w:instrText>
             </w:r>
             <w:r>
               <w:rPr>
@@ -2222,7 +2222,7 @@
                 <w:noProof/>
                 <w:webHidden/>
               </w:rPr>
-              <w:t>14</w:t>
+              <w:t>15</w:t>
             </w:r>
             <w:r>
               <w:rPr>
@@ -2248,7 +2248,7 @@
               <w:lang w:eastAsia="it-IT"/>
             </w:rPr>
           </w:pPr>
-          <w:hyperlink w:anchor="_Toc147075121" w:history="1">
+          <w:hyperlink w:anchor="_Toc148654021" w:history="1">
             <w:r>
               <w:rPr>
                 <w:rStyle w:val="Collegamentoipertestuale"/>
@@ -2275,7 +2275,7 @@
                 <w:noProof/>
                 <w:webHidden/>
               </w:rPr>
-              <w:instrText xml:space="preserve"> PAGEREF _Toc147075121 \h </w:instrText>
+              <w:instrText xml:space="preserve"> PAGEREF _Toc148654021 \h </w:instrText>
             </w:r>
             <w:r>
               <w:rPr>
@@ -2295,7 +2295,7 @@
                 <w:noProof/>
                 <w:webHidden/>
               </w:rPr>
-              <w:t>14</w:t>
+              <w:t>15</w:t>
             </w:r>
             <w:r>
               <w:rPr>
@@ -2321,7 +2321,7 @@
               <w:lang w:eastAsia="it-IT"/>
             </w:rPr>
           </w:pPr>
-          <w:hyperlink w:anchor="_Toc147075122" w:history="1">
+          <w:hyperlink w:anchor="_Toc148654022" w:history="1">
             <w:r>
               <w:rPr>
                 <w:rStyle w:val="Collegamentoipertestuale"/>
@@ -2348,7 +2348,7 @@
                 <w:noProof/>
                 <w:webHidden/>
               </w:rPr>
-              <w:instrText xml:space="preserve"> PAGEREF _Toc147075122 \h </w:instrText>
+              <w:instrText xml:space="preserve"> PAGEREF _Toc148654022 \h </w:instrText>
             </w:r>
             <w:r>
               <w:rPr>
@@ -2368,7 +2368,7 @@
                 <w:noProof/>
                 <w:webHidden/>
               </w:rPr>
-              <w:t>14</w:t>
+              <w:t>15</w:t>
             </w:r>
             <w:r>
               <w:rPr>
@@ -2394,7 +2394,7 @@
               <w:lang w:eastAsia="it-IT"/>
             </w:rPr>
           </w:pPr>
-          <w:hyperlink w:anchor="_Toc147075123" w:history="1">
+          <w:hyperlink w:anchor="_Toc148654023" w:history="1">
             <w:r>
               <w:rPr>
                 <w:rStyle w:val="Collegamentoipertestuale"/>
@@ -2421,7 +2421,7 @@
                 <w:noProof/>
                 <w:webHidden/>
               </w:rPr>
-              <w:instrText xml:space="preserve"> PAGEREF _Toc147075123 \h </w:instrText>
+              <w:instrText xml:space="preserve"> PAGEREF _Toc148654023 \h </w:instrText>
             </w:r>
             <w:r>
               <w:rPr>
@@ -2441,7 +2441,7 @@
                 <w:noProof/>
                 <w:webHidden/>
               </w:rPr>
-              <w:t>14</w:t>
+              <w:t>15</w:t>
             </w:r>
             <w:r>
               <w:rPr>
@@ -2467,7 +2467,7 @@
               <w:lang w:eastAsia="it-IT"/>
             </w:rPr>
           </w:pPr>
-          <w:hyperlink w:anchor="_Toc147075124" w:history="1">
+          <w:hyperlink w:anchor="_Toc148654024" w:history="1">
             <w:r>
               <w:rPr>
                 <w:rStyle w:val="Collegamentoipertestuale"/>
@@ -2494,7 +2494,7 @@
                 <w:noProof/>
                 <w:webHidden/>
               </w:rPr>
-              <w:instrText xml:space="preserve"> PAGEREF _Toc147075124 \h </w:instrText>
+              <w:instrText xml:space="preserve"> PAGEREF _Toc148654024 \h </w:instrText>
             </w:r>
             <w:r>
               <w:rPr>
@@ -2514,7 +2514,1194 @@
                 <w:noProof/>
                 <w:webHidden/>
               </w:rPr>
-              <w:t>14</w:t>
+              <w:t>15</w:t>
+            </w:r>
+            <w:r>
+              <w:rPr>
+                <w:noProof/>
+                <w:webHidden/>
+              </w:rPr>
+              <w:fldChar w:fldCharType="end"/>
+            </w:r>
+          </w:hyperlink>
+        </w:p>
+        <w:p>
+          <w:pPr>
+            <w:pStyle w:val="Sommario1"/>
+            <w:tabs>
+              <w:tab w:val="right" w:leader="dot" w:pos="9628"/>
+            </w:tabs>
+            <w:rPr>
+              <w:rFonts w:asciiTheme="minorHAnsi" w:eastAsiaTheme="minorEastAsia" w:hAnsiTheme="minorHAnsi" w:cstheme="minorBidi"/>
+              <w:bCs w:val="0"/>
+              <w:smallCaps w:val="0"/>
+              <w:noProof/>
+              <w:sz w:val="24"/>
+              <w:szCs w:val="24"/>
+              <w:lang w:eastAsia="it-IT"/>
+            </w:rPr>
+          </w:pPr>
+          <w:hyperlink w:anchor="_Toc148654025" w:history="1">
+            <w:r>
+              <w:rPr>
+                <w:rStyle w:val="Collegamentoipertestuale"/>
+                <w:caps/>
+                <w:noProof/>
+              </w:rPr>
+              <w:t>Capitolo 5.</w:t>
+            </w:r>
+            <w:r>
+              <w:rPr>
+                <w:rStyle w:val="Collegamentoipertestuale"/>
+                <w:noProof/>
+              </w:rPr>
+              <w:t xml:space="preserve"> Comunicazione fra due nodi</w:t>
+            </w:r>
+            <w:r>
+              <w:rPr>
+                <w:noProof/>
+                <w:webHidden/>
+              </w:rPr>
+              <w:tab/>
+            </w:r>
+            <w:r>
+              <w:rPr>
+                <w:noProof/>
+                <w:webHidden/>
+              </w:rPr>
+              <w:fldChar w:fldCharType="begin"/>
+            </w:r>
+            <w:r>
+              <w:rPr>
+                <w:noProof/>
+                <w:webHidden/>
+              </w:rPr>
+              <w:instrText xml:space="preserve"> PAGEREF _Toc148654025 \h </w:instrText>
+            </w:r>
+            <w:r>
+              <w:rPr>
+                <w:noProof/>
+                <w:webHidden/>
+              </w:rPr>
+            </w:r>
+            <w:r>
+              <w:rPr>
+                <w:noProof/>
+                <w:webHidden/>
+              </w:rPr>
+              <w:fldChar w:fldCharType="separate"/>
+            </w:r>
+            <w:r>
+              <w:rPr>
+                <w:noProof/>
+                <w:webHidden/>
+              </w:rPr>
+              <w:t>17</w:t>
+            </w:r>
+            <w:r>
+              <w:rPr>
+                <w:noProof/>
+                <w:webHidden/>
+              </w:rPr>
+              <w:fldChar w:fldCharType="end"/>
+            </w:r>
+          </w:hyperlink>
+        </w:p>
+        <w:p>
+          <w:pPr>
+            <w:pStyle w:val="Sommario2"/>
+            <w:tabs>
+              <w:tab w:val="right" w:leader="dot" w:pos="9628"/>
+            </w:tabs>
+            <w:rPr>
+              <w:rFonts w:asciiTheme="minorHAnsi" w:eastAsiaTheme="minorEastAsia" w:hAnsiTheme="minorHAnsi" w:cstheme="minorBidi"/>
+              <w:smallCaps w:val="0"/>
+              <w:noProof/>
+              <w:sz w:val="24"/>
+              <w:szCs w:val="24"/>
+              <w:lang w:eastAsia="it-IT"/>
+            </w:rPr>
+          </w:pPr>
+          <w:hyperlink w:anchor="_Toc148654026" w:history="1">
+            <w:r>
+              <w:rPr>
+                <w:rStyle w:val="Collegamentoipertestuale"/>
+                <w:noProof/>
+              </w:rPr>
+              <w:t>Piggybacking</w:t>
+            </w:r>
+            <w:r>
+              <w:rPr>
+                <w:noProof/>
+                <w:webHidden/>
+              </w:rPr>
+              <w:tab/>
+            </w:r>
+            <w:r>
+              <w:rPr>
+                <w:noProof/>
+                <w:webHidden/>
+              </w:rPr>
+              <w:fldChar w:fldCharType="begin"/>
+            </w:r>
+            <w:r>
+              <w:rPr>
+                <w:noProof/>
+                <w:webHidden/>
+              </w:rPr>
+              <w:instrText xml:space="preserve"> PAGEREF _Toc148654026 \h </w:instrText>
+            </w:r>
+            <w:r>
+              <w:rPr>
+                <w:noProof/>
+                <w:webHidden/>
+              </w:rPr>
+            </w:r>
+            <w:r>
+              <w:rPr>
+                <w:noProof/>
+                <w:webHidden/>
+              </w:rPr>
+              <w:fldChar w:fldCharType="separate"/>
+            </w:r>
+            <w:r>
+              <w:rPr>
+                <w:noProof/>
+                <w:webHidden/>
+              </w:rPr>
+              <w:t>17</w:t>
+            </w:r>
+            <w:r>
+              <w:rPr>
+                <w:noProof/>
+                <w:webHidden/>
+              </w:rPr>
+              <w:fldChar w:fldCharType="end"/>
+            </w:r>
+          </w:hyperlink>
+        </w:p>
+        <w:p>
+          <w:pPr>
+            <w:pStyle w:val="Sommario2"/>
+            <w:tabs>
+              <w:tab w:val="right" w:leader="dot" w:pos="9628"/>
+            </w:tabs>
+            <w:rPr>
+              <w:rFonts w:asciiTheme="minorHAnsi" w:eastAsiaTheme="minorEastAsia" w:hAnsiTheme="minorHAnsi" w:cstheme="minorBidi"/>
+              <w:smallCaps w:val="0"/>
+              <w:noProof/>
+              <w:sz w:val="24"/>
+              <w:szCs w:val="24"/>
+              <w:lang w:eastAsia="it-IT"/>
+            </w:rPr>
+          </w:pPr>
+          <w:hyperlink w:anchor="_Toc148654027" w:history="1">
+            <w:r>
+              <w:rPr>
+                <w:rStyle w:val="Collegamentoipertestuale"/>
+                <w:noProof/>
+              </w:rPr>
+              <w:t>Sliding window Protocol (finestra scorrevole)</w:t>
+            </w:r>
+            <w:r>
+              <w:rPr>
+                <w:noProof/>
+                <w:webHidden/>
+              </w:rPr>
+              <w:tab/>
+            </w:r>
+            <w:r>
+              <w:rPr>
+                <w:noProof/>
+                <w:webHidden/>
+              </w:rPr>
+              <w:fldChar w:fldCharType="begin"/>
+            </w:r>
+            <w:r>
+              <w:rPr>
+                <w:noProof/>
+                <w:webHidden/>
+              </w:rPr>
+              <w:instrText xml:space="preserve"> PAGEREF _Toc148654027 \h </w:instrText>
+            </w:r>
+            <w:r>
+              <w:rPr>
+                <w:noProof/>
+                <w:webHidden/>
+              </w:rPr>
+            </w:r>
+            <w:r>
+              <w:rPr>
+                <w:noProof/>
+                <w:webHidden/>
+              </w:rPr>
+              <w:fldChar w:fldCharType="separate"/>
+            </w:r>
+            <w:r>
+              <w:rPr>
+                <w:noProof/>
+                <w:webHidden/>
+              </w:rPr>
+              <w:t>17</w:t>
+            </w:r>
+            <w:r>
+              <w:rPr>
+                <w:noProof/>
+                <w:webHidden/>
+              </w:rPr>
+              <w:fldChar w:fldCharType="end"/>
+            </w:r>
+          </w:hyperlink>
+        </w:p>
+        <w:p>
+          <w:pPr>
+            <w:pStyle w:val="Sommario3"/>
+            <w:tabs>
+              <w:tab w:val="right" w:leader="dot" w:pos="9628"/>
+            </w:tabs>
+            <w:rPr>
+              <w:rFonts w:asciiTheme="minorHAnsi" w:eastAsiaTheme="minorEastAsia" w:hAnsiTheme="minorHAnsi" w:cstheme="minorBidi"/>
+              <w:i w:val="0"/>
+              <w:iCs w:val="0"/>
+              <w:noProof/>
+              <w:sz w:val="24"/>
+              <w:szCs w:val="24"/>
+              <w:lang w:eastAsia="it-IT"/>
+            </w:rPr>
+          </w:pPr>
+          <w:hyperlink w:anchor="_Toc148654028" w:history="1">
+            <w:r>
+              <w:rPr>
+                <w:rStyle w:val="Collegamentoipertestuale"/>
+                <w:noProof/>
+              </w:rPr>
+              <w:t>Mittente</w:t>
+            </w:r>
+            <w:r>
+              <w:rPr>
+                <w:noProof/>
+                <w:webHidden/>
+              </w:rPr>
+              <w:tab/>
+            </w:r>
+            <w:r>
+              <w:rPr>
+                <w:noProof/>
+                <w:webHidden/>
+              </w:rPr>
+              <w:fldChar w:fldCharType="begin"/>
+            </w:r>
+            <w:r>
+              <w:rPr>
+                <w:noProof/>
+                <w:webHidden/>
+              </w:rPr>
+              <w:instrText xml:space="preserve"> PAGEREF _Toc148654028 \h </w:instrText>
+            </w:r>
+            <w:r>
+              <w:rPr>
+                <w:noProof/>
+                <w:webHidden/>
+              </w:rPr>
+            </w:r>
+            <w:r>
+              <w:rPr>
+                <w:noProof/>
+                <w:webHidden/>
+              </w:rPr>
+              <w:fldChar w:fldCharType="separate"/>
+            </w:r>
+            <w:r>
+              <w:rPr>
+                <w:noProof/>
+                <w:webHidden/>
+              </w:rPr>
+              <w:t>17</w:t>
+            </w:r>
+            <w:r>
+              <w:rPr>
+                <w:noProof/>
+                <w:webHidden/>
+              </w:rPr>
+              <w:fldChar w:fldCharType="end"/>
+            </w:r>
+          </w:hyperlink>
+        </w:p>
+        <w:p>
+          <w:pPr>
+            <w:pStyle w:val="Sommario3"/>
+            <w:tabs>
+              <w:tab w:val="right" w:leader="dot" w:pos="9628"/>
+            </w:tabs>
+            <w:rPr>
+              <w:rFonts w:asciiTheme="minorHAnsi" w:eastAsiaTheme="minorEastAsia" w:hAnsiTheme="minorHAnsi" w:cstheme="minorBidi"/>
+              <w:i w:val="0"/>
+              <w:iCs w:val="0"/>
+              <w:noProof/>
+              <w:sz w:val="24"/>
+              <w:szCs w:val="24"/>
+              <w:lang w:eastAsia="it-IT"/>
+            </w:rPr>
+          </w:pPr>
+          <w:hyperlink w:anchor="_Toc148654029" w:history="1">
+            <w:r>
+              <w:rPr>
+                <w:rStyle w:val="Collegamentoipertestuale"/>
+                <w:noProof/>
+              </w:rPr>
+              <w:t>Destinatario</w:t>
+            </w:r>
+            <w:r>
+              <w:rPr>
+                <w:noProof/>
+                <w:webHidden/>
+              </w:rPr>
+              <w:tab/>
+            </w:r>
+            <w:r>
+              <w:rPr>
+                <w:noProof/>
+                <w:webHidden/>
+              </w:rPr>
+              <w:fldChar w:fldCharType="begin"/>
+            </w:r>
+            <w:r>
+              <w:rPr>
+                <w:noProof/>
+                <w:webHidden/>
+              </w:rPr>
+              <w:instrText xml:space="preserve"> PAGEREF _Toc148654029 \h </w:instrText>
+            </w:r>
+            <w:r>
+              <w:rPr>
+                <w:noProof/>
+                <w:webHidden/>
+              </w:rPr>
+            </w:r>
+            <w:r>
+              <w:rPr>
+                <w:noProof/>
+                <w:webHidden/>
+              </w:rPr>
+              <w:fldChar w:fldCharType="separate"/>
+            </w:r>
+            <w:r>
+              <w:rPr>
+                <w:noProof/>
+                <w:webHidden/>
+              </w:rPr>
+              <w:t>17</w:t>
+            </w:r>
+            <w:r>
+              <w:rPr>
+                <w:noProof/>
+                <w:webHidden/>
+              </w:rPr>
+              <w:fldChar w:fldCharType="end"/>
+            </w:r>
+          </w:hyperlink>
+        </w:p>
+        <w:p>
+          <w:pPr>
+            <w:pStyle w:val="Sommario2"/>
+            <w:tabs>
+              <w:tab w:val="right" w:leader="dot" w:pos="9628"/>
+            </w:tabs>
+            <w:rPr>
+              <w:rFonts w:asciiTheme="minorHAnsi" w:eastAsiaTheme="minorEastAsia" w:hAnsiTheme="minorHAnsi" w:cstheme="minorBidi"/>
+              <w:smallCaps w:val="0"/>
+              <w:noProof/>
+              <w:sz w:val="24"/>
+              <w:szCs w:val="24"/>
+              <w:lang w:eastAsia="it-IT"/>
+            </w:rPr>
+          </w:pPr>
+          <w:hyperlink w:anchor="_Toc148654030" w:history="1">
+            <w:r>
+              <w:rPr>
+                <w:rStyle w:val="Collegamentoipertestuale"/>
+                <w:noProof/>
+              </w:rPr>
+              <w:t>Protocollo stop and wait</w:t>
+            </w:r>
+            <w:r>
+              <w:rPr>
+                <w:noProof/>
+                <w:webHidden/>
+              </w:rPr>
+              <w:tab/>
+            </w:r>
+            <w:r>
+              <w:rPr>
+                <w:noProof/>
+                <w:webHidden/>
+              </w:rPr>
+              <w:fldChar w:fldCharType="begin"/>
+            </w:r>
+            <w:r>
+              <w:rPr>
+                <w:noProof/>
+                <w:webHidden/>
+              </w:rPr>
+              <w:instrText xml:space="preserve"> PAGEREF _Toc148654030 \h </w:instrText>
+            </w:r>
+            <w:r>
+              <w:rPr>
+                <w:noProof/>
+                <w:webHidden/>
+              </w:rPr>
+            </w:r>
+            <w:r>
+              <w:rPr>
+                <w:noProof/>
+                <w:webHidden/>
+              </w:rPr>
+              <w:fldChar w:fldCharType="separate"/>
+            </w:r>
+            <w:r>
+              <w:rPr>
+                <w:noProof/>
+                <w:webHidden/>
+              </w:rPr>
+              <w:t>18</w:t>
+            </w:r>
+            <w:r>
+              <w:rPr>
+                <w:noProof/>
+                <w:webHidden/>
+              </w:rPr>
+              <w:fldChar w:fldCharType="end"/>
+            </w:r>
+          </w:hyperlink>
+        </w:p>
+        <w:p>
+          <w:pPr>
+            <w:pStyle w:val="Sommario3"/>
+            <w:tabs>
+              <w:tab w:val="right" w:leader="dot" w:pos="9628"/>
+            </w:tabs>
+            <w:rPr>
+              <w:rFonts w:asciiTheme="minorHAnsi" w:eastAsiaTheme="minorEastAsia" w:hAnsiTheme="minorHAnsi" w:cstheme="minorBidi"/>
+              <w:i w:val="0"/>
+              <w:iCs w:val="0"/>
+              <w:noProof/>
+              <w:sz w:val="24"/>
+              <w:szCs w:val="24"/>
+              <w:lang w:eastAsia="it-IT"/>
+            </w:rPr>
+          </w:pPr>
+          <w:hyperlink w:anchor="_Toc148654031" w:history="1">
+            <w:r>
+              <w:rPr>
+                <w:rStyle w:val="Collegamentoipertestuale"/>
+                <w:noProof/>
+              </w:rPr>
+              <w:t>Mittente</w:t>
+            </w:r>
+            <w:r>
+              <w:rPr>
+                <w:noProof/>
+                <w:webHidden/>
+              </w:rPr>
+              <w:tab/>
+            </w:r>
+            <w:r>
+              <w:rPr>
+                <w:noProof/>
+                <w:webHidden/>
+              </w:rPr>
+              <w:fldChar w:fldCharType="begin"/>
+            </w:r>
+            <w:r>
+              <w:rPr>
+                <w:noProof/>
+                <w:webHidden/>
+              </w:rPr>
+              <w:instrText xml:space="preserve"> PAGEREF _Toc148654031 \h </w:instrText>
+            </w:r>
+            <w:r>
+              <w:rPr>
+                <w:noProof/>
+                <w:webHidden/>
+              </w:rPr>
+            </w:r>
+            <w:r>
+              <w:rPr>
+                <w:noProof/>
+                <w:webHidden/>
+              </w:rPr>
+              <w:fldChar w:fldCharType="separate"/>
+            </w:r>
+            <w:r>
+              <w:rPr>
+                <w:noProof/>
+                <w:webHidden/>
+              </w:rPr>
+              <w:t>18</w:t>
+            </w:r>
+            <w:r>
+              <w:rPr>
+                <w:noProof/>
+                <w:webHidden/>
+              </w:rPr>
+              <w:fldChar w:fldCharType="end"/>
+            </w:r>
+          </w:hyperlink>
+        </w:p>
+        <w:p>
+          <w:pPr>
+            <w:pStyle w:val="Sommario3"/>
+            <w:tabs>
+              <w:tab w:val="right" w:leader="dot" w:pos="9628"/>
+            </w:tabs>
+            <w:rPr>
+              <w:rFonts w:asciiTheme="minorHAnsi" w:eastAsiaTheme="minorEastAsia" w:hAnsiTheme="minorHAnsi" w:cstheme="minorBidi"/>
+              <w:i w:val="0"/>
+              <w:iCs w:val="0"/>
+              <w:noProof/>
+              <w:sz w:val="24"/>
+              <w:szCs w:val="24"/>
+              <w:lang w:eastAsia="it-IT"/>
+            </w:rPr>
+          </w:pPr>
+          <w:hyperlink w:anchor="_Toc148654032" w:history="1">
+            <w:r>
+              <w:rPr>
+                <w:rStyle w:val="Collegamentoipertestuale"/>
+                <w:noProof/>
+              </w:rPr>
+              <w:t>Destinatario</w:t>
+            </w:r>
+            <w:r>
+              <w:rPr>
+                <w:noProof/>
+                <w:webHidden/>
+              </w:rPr>
+              <w:tab/>
+            </w:r>
+            <w:r>
+              <w:rPr>
+                <w:noProof/>
+                <w:webHidden/>
+              </w:rPr>
+              <w:fldChar w:fldCharType="begin"/>
+            </w:r>
+            <w:r>
+              <w:rPr>
+                <w:noProof/>
+                <w:webHidden/>
+              </w:rPr>
+              <w:instrText xml:space="preserve"> PAGEREF _Toc148654032 \h </w:instrText>
+            </w:r>
+            <w:r>
+              <w:rPr>
+                <w:noProof/>
+                <w:webHidden/>
+              </w:rPr>
+            </w:r>
+            <w:r>
+              <w:rPr>
+                <w:noProof/>
+                <w:webHidden/>
+              </w:rPr>
+              <w:fldChar w:fldCharType="separate"/>
+            </w:r>
+            <w:r>
+              <w:rPr>
+                <w:noProof/>
+                <w:webHidden/>
+              </w:rPr>
+              <w:t>18</w:t>
+            </w:r>
+            <w:r>
+              <w:rPr>
+                <w:noProof/>
+                <w:webHidden/>
+              </w:rPr>
+              <w:fldChar w:fldCharType="end"/>
+            </w:r>
+          </w:hyperlink>
+        </w:p>
+        <w:p>
+          <w:pPr>
+            <w:pStyle w:val="Sommario2"/>
+            <w:tabs>
+              <w:tab w:val="right" w:leader="dot" w:pos="9628"/>
+            </w:tabs>
+            <w:rPr>
+              <w:rFonts w:asciiTheme="minorHAnsi" w:eastAsiaTheme="minorEastAsia" w:hAnsiTheme="minorHAnsi" w:cstheme="minorBidi"/>
+              <w:smallCaps w:val="0"/>
+              <w:noProof/>
+              <w:sz w:val="24"/>
+              <w:szCs w:val="24"/>
+              <w:lang w:eastAsia="it-IT"/>
+            </w:rPr>
+          </w:pPr>
+          <w:hyperlink w:anchor="_Toc148654033" w:history="1">
+            <w:r>
+              <w:rPr>
+                <w:rStyle w:val="Collegamentoipertestuale"/>
+                <w:noProof/>
+              </w:rPr>
+              <w:t>Pipelining</w:t>
+            </w:r>
+            <w:r>
+              <w:rPr>
+                <w:noProof/>
+                <w:webHidden/>
+              </w:rPr>
+              <w:tab/>
+            </w:r>
+            <w:r>
+              <w:rPr>
+                <w:noProof/>
+                <w:webHidden/>
+              </w:rPr>
+              <w:fldChar w:fldCharType="begin"/>
+            </w:r>
+            <w:r>
+              <w:rPr>
+                <w:noProof/>
+                <w:webHidden/>
+              </w:rPr>
+              <w:instrText xml:space="preserve"> PAGEREF _Toc148654033 \h </w:instrText>
+            </w:r>
+            <w:r>
+              <w:rPr>
+                <w:noProof/>
+                <w:webHidden/>
+              </w:rPr>
+            </w:r>
+            <w:r>
+              <w:rPr>
+                <w:noProof/>
+                <w:webHidden/>
+              </w:rPr>
+              <w:fldChar w:fldCharType="separate"/>
+            </w:r>
+            <w:r>
+              <w:rPr>
+                <w:noProof/>
+                <w:webHidden/>
+              </w:rPr>
+              <w:t>18</w:t>
+            </w:r>
+            <w:r>
+              <w:rPr>
+                <w:noProof/>
+                <w:webHidden/>
+              </w:rPr>
+              <w:fldChar w:fldCharType="end"/>
+            </w:r>
+          </w:hyperlink>
+        </w:p>
+        <w:p>
+          <w:pPr>
+            <w:pStyle w:val="Sommario2"/>
+            <w:tabs>
+              <w:tab w:val="right" w:leader="dot" w:pos="9628"/>
+            </w:tabs>
+            <w:rPr>
+              <w:rFonts w:asciiTheme="minorHAnsi" w:eastAsiaTheme="minorEastAsia" w:hAnsiTheme="minorHAnsi" w:cstheme="minorBidi"/>
+              <w:smallCaps w:val="0"/>
+              <w:noProof/>
+              <w:sz w:val="24"/>
+              <w:szCs w:val="24"/>
+              <w:lang w:eastAsia="it-IT"/>
+            </w:rPr>
+          </w:pPr>
+          <w:hyperlink w:anchor="_Toc148654034" w:history="1">
+            <w:r>
+              <w:rPr>
+                <w:rStyle w:val="Collegamentoipertestuale"/>
+                <w:noProof/>
+              </w:rPr>
+              <w:t>Protocollo go back n</w:t>
+            </w:r>
+            <w:r>
+              <w:rPr>
+                <w:noProof/>
+                <w:webHidden/>
+              </w:rPr>
+              <w:tab/>
+            </w:r>
+            <w:r>
+              <w:rPr>
+                <w:noProof/>
+                <w:webHidden/>
+              </w:rPr>
+              <w:fldChar w:fldCharType="begin"/>
+            </w:r>
+            <w:r>
+              <w:rPr>
+                <w:noProof/>
+                <w:webHidden/>
+              </w:rPr>
+              <w:instrText xml:space="preserve"> PAGEREF _Toc148654034 \h </w:instrText>
+            </w:r>
+            <w:r>
+              <w:rPr>
+                <w:noProof/>
+                <w:webHidden/>
+              </w:rPr>
+            </w:r>
+            <w:r>
+              <w:rPr>
+                <w:noProof/>
+                <w:webHidden/>
+              </w:rPr>
+              <w:fldChar w:fldCharType="separate"/>
+            </w:r>
+            <w:r>
+              <w:rPr>
+                <w:noProof/>
+                <w:webHidden/>
+              </w:rPr>
+              <w:t>18</w:t>
+            </w:r>
+            <w:r>
+              <w:rPr>
+                <w:noProof/>
+                <w:webHidden/>
+              </w:rPr>
+              <w:fldChar w:fldCharType="end"/>
+            </w:r>
+          </w:hyperlink>
+        </w:p>
+        <w:p>
+          <w:pPr>
+            <w:pStyle w:val="Sommario2"/>
+            <w:tabs>
+              <w:tab w:val="right" w:leader="dot" w:pos="9628"/>
+            </w:tabs>
+            <w:rPr>
+              <w:rFonts w:asciiTheme="minorHAnsi" w:eastAsiaTheme="minorEastAsia" w:hAnsiTheme="minorHAnsi" w:cstheme="minorBidi"/>
+              <w:smallCaps w:val="0"/>
+              <w:noProof/>
+              <w:sz w:val="24"/>
+              <w:szCs w:val="24"/>
+              <w:lang w:eastAsia="it-IT"/>
+            </w:rPr>
+          </w:pPr>
+          <w:hyperlink w:anchor="_Toc148654035" w:history="1">
+            <w:r>
+              <w:rPr>
+                <w:rStyle w:val="Collegamentoipertestuale"/>
+                <w:noProof/>
+              </w:rPr>
+              <w:t>Protocollo selective repeat</w:t>
+            </w:r>
+            <w:r>
+              <w:rPr>
+                <w:noProof/>
+                <w:webHidden/>
+              </w:rPr>
+              <w:tab/>
+            </w:r>
+            <w:r>
+              <w:rPr>
+                <w:noProof/>
+                <w:webHidden/>
+              </w:rPr>
+              <w:fldChar w:fldCharType="begin"/>
+            </w:r>
+            <w:r>
+              <w:rPr>
+                <w:noProof/>
+                <w:webHidden/>
+              </w:rPr>
+              <w:instrText xml:space="preserve"> PAGEREF _Toc148654035 \h </w:instrText>
+            </w:r>
+            <w:r>
+              <w:rPr>
+                <w:noProof/>
+                <w:webHidden/>
+              </w:rPr>
+            </w:r>
+            <w:r>
+              <w:rPr>
+                <w:noProof/>
+                <w:webHidden/>
+              </w:rPr>
+              <w:fldChar w:fldCharType="separate"/>
+            </w:r>
+            <w:r>
+              <w:rPr>
+                <w:noProof/>
+                <w:webHidden/>
+              </w:rPr>
+              <w:t>18</w:t>
+            </w:r>
+            <w:r>
+              <w:rPr>
+                <w:noProof/>
+                <w:webHidden/>
+              </w:rPr>
+              <w:fldChar w:fldCharType="end"/>
+            </w:r>
+          </w:hyperlink>
+        </w:p>
+        <w:p>
+          <w:pPr>
+            <w:pStyle w:val="Sommario3"/>
+            <w:tabs>
+              <w:tab w:val="right" w:leader="dot" w:pos="9628"/>
+            </w:tabs>
+            <w:rPr>
+              <w:rFonts w:asciiTheme="minorHAnsi" w:eastAsiaTheme="minorEastAsia" w:hAnsiTheme="minorHAnsi" w:cstheme="minorBidi"/>
+              <w:i w:val="0"/>
+              <w:iCs w:val="0"/>
+              <w:noProof/>
+              <w:sz w:val="24"/>
+              <w:szCs w:val="24"/>
+              <w:lang w:eastAsia="it-IT"/>
+            </w:rPr>
+          </w:pPr>
+          <w:hyperlink w:anchor="_Toc148654036" w:history="1">
+            <w:r>
+              <w:rPr>
+                <w:rStyle w:val="Collegamentoipertestuale"/>
+                <w:noProof/>
+              </w:rPr>
+              <w:t>Destinatario</w:t>
+            </w:r>
+            <w:r>
+              <w:rPr>
+                <w:noProof/>
+                <w:webHidden/>
+              </w:rPr>
+              <w:tab/>
+            </w:r>
+            <w:r>
+              <w:rPr>
+                <w:noProof/>
+                <w:webHidden/>
+              </w:rPr>
+              <w:fldChar w:fldCharType="begin"/>
+            </w:r>
+            <w:r>
+              <w:rPr>
+                <w:noProof/>
+                <w:webHidden/>
+              </w:rPr>
+              <w:instrText xml:space="preserve"> PAGEREF _Toc148654036 \h </w:instrText>
+            </w:r>
+            <w:r>
+              <w:rPr>
+                <w:noProof/>
+                <w:webHidden/>
+              </w:rPr>
+            </w:r>
+            <w:r>
+              <w:rPr>
+                <w:noProof/>
+                <w:webHidden/>
+              </w:rPr>
+              <w:fldChar w:fldCharType="separate"/>
+            </w:r>
+            <w:r>
+              <w:rPr>
+                <w:noProof/>
+                <w:webHidden/>
+              </w:rPr>
+              <w:t>18</w:t>
+            </w:r>
+            <w:r>
+              <w:rPr>
+                <w:noProof/>
+                <w:webHidden/>
+              </w:rPr>
+              <w:fldChar w:fldCharType="end"/>
+            </w:r>
+          </w:hyperlink>
+        </w:p>
+        <w:p>
+          <w:pPr>
+            <w:pStyle w:val="Sommario3"/>
+            <w:tabs>
+              <w:tab w:val="right" w:leader="dot" w:pos="9628"/>
+            </w:tabs>
+            <w:rPr>
+              <w:rFonts w:asciiTheme="minorHAnsi" w:eastAsiaTheme="minorEastAsia" w:hAnsiTheme="minorHAnsi" w:cstheme="minorBidi"/>
+              <w:i w:val="0"/>
+              <w:iCs w:val="0"/>
+              <w:noProof/>
+              <w:sz w:val="24"/>
+              <w:szCs w:val="24"/>
+              <w:lang w:eastAsia="it-IT"/>
+            </w:rPr>
+          </w:pPr>
+          <w:hyperlink w:anchor="_Toc148654037" w:history="1">
+            <w:r>
+              <w:rPr>
+                <w:rStyle w:val="Collegamentoipertestuale"/>
+                <w:noProof/>
+              </w:rPr>
+              <w:t>Mittente</w:t>
+            </w:r>
+            <w:r>
+              <w:rPr>
+                <w:noProof/>
+                <w:webHidden/>
+              </w:rPr>
+              <w:tab/>
+            </w:r>
+            <w:r>
+              <w:rPr>
+                <w:noProof/>
+                <w:webHidden/>
+              </w:rPr>
+              <w:fldChar w:fldCharType="begin"/>
+            </w:r>
+            <w:r>
+              <w:rPr>
+                <w:noProof/>
+                <w:webHidden/>
+              </w:rPr>
+              <w:instrText xml:space="preserve"> PAGEREF _Toc148654037 \h </w:instrText>
+            </w:r>
+            <w:r>
+              <w:rPr>
+                <w:noProof/>
+                <w:webHidden/>
+              </w:rPr>
+            </w:r>
+            <w:r>
+              <w:rPr>
+                <w:noProof/>
+                <w:webHidden/>
+              </w:rPr>
+              <w:fldChar w:fldCharType="separate"/>
+            </w:r>
+            <w:r>
+              <w:rPr>
+                <w:noProof/>
+                <w:webHidden/>
+              </w:rPr>
+              <w:t>19</w:t>
+            </w:r>
+            <w:r>
+              <w:rPr>
+                <w:noProof/>
+                <w:webHidden/>
+              </w:rPr>
+              <w:fldChar w:fldCharType="end"/>
+            </w:r>
+          </w:hyperlink>
+        </w:p>
+        <w:p>
+          <w:pPr>
+            <w:pStyle w:val="Sommario2"/>
+            <w:tabs>
+              <w:tab w:val="right" w:leader="dot" w:pos="9628"/>
+            </w:tabs>
+            <w:rPr>
+              <w:rFonts w:asciiTheme="minorHAnsi" w:eastAsiaTheme="minorEastAsia" w:hAnsiTheme="minorHAnsi" w:cstheme="minorBidi"/>
+              <w:smallCaps w:val="0"/>
+              <w:noProof/>
+              <w:sz w:val="24"/>
+              <w:szCs w:val="24"/>
+              <w:lang w:eastAsia="it-IT"/>
+            </w:rPr>
+          </w:pPr>
+          <w:hyperlink w:anchor="_Toc148654038" w:history="1">
+            <w:r>
+              <w:rPr>
+                <w:rStyle w:val="Collegamentoipertestuale"/>
+                <w:noProof/>
+              </w:rPr>
+              <w:t>Protocolli data link</w:t>
+            </w:r>
+            <w:r>
+              <w:rPr>
+                <w:noProof/>
+                <w:webHidden/>
+              </w:rPr>
+              <w:tab/>
+            </w:r>
+            <w:r>
+              <w:rPr>
+                <w:noProof/>
+                <w:webHidden/>
+              </w:rPr>
+              <w:fldChar w:fldCharType="begin"/>
+            </w:r>
+            <w:r>
+              <w:rPr>
+                <w:noProof/>
+                <w:webHidden/>
+              </w:rPr>
+              <w:instrText xml:space="preserve"> PAGEREF _Toc148654038 \h </w:instrText>
+            </w:r>
+            <w:r>
+              <w:rPr>
+                <w:noProof/>
+                <w:webHidden/>
+              </w:rPr>
+            </w:r>
+            <w:r>
+              <w:rPr>
+                <w:noProof/>
+                <w:webHidden/>
+              </w:rPr>
+              <w:fldChar w:fldCharType="separate"/>
+            </w:r>
+            <w:r>
+              <w:rPr>
+                <w:noProof/>
+                <w:webHidden/>
+              </w:rPr>
+              <w:t>19</w:t>
+            </w:r>
+            <w:r>
+              <w:rPr>
+                <w:noProof/>
+                <w:webHidden/>
+              </w:rPr>
+              <w:fldChar w:fldCharType="end"/>
+            </w:r>
+          </w:hyperlink>
+        </w:p>
+        <w:p>
+          <w:pPr>
+            <w:pStyle w:val="Sommario3"/>
+            <w:tabs>
+              <w:tab w:val="right" w:leader="dot" w:pos="9628"/>
+            </w:tabs>
+            <w:rPr>
+              <w:rFonts w:asciiTheme="minorHAnsi" w:eastAsiaTheme="minorEastAsia" w:hAnsiTheme="minorHAnsi" w:cstheme="minorBidi"/>
+              <w:i w:val="0"/>
+              <w:iCs w:val="0"/>
+              <w:noProof/>
+              <w:sz w:val="24"/>
+              <w:szCs w:val="24"/>
+              <w:lang w:eastAsia="it-IT"/>
+            </w:rPr>
+          </w:pPr>
+          <w:hyperlink w:anchor="_Toc148654039" w:history="1">
+            <w:r>
+              <w:rPr>
+                <w:rStyle w:val="Collegamentoipertestuale"/>
+                <w:noProof/>
+                <w:lang w:val="en-US"/>
+              </w:rPr>
+              <w:t>HDLC (High Level Data Link Control)</w:t>
+            </w:r>
+            <w:r>
+              <w:rPr>
+                <w:noProof/>
+                <w:webHidden/>
+              </w:rPr>
+              <w:tab/>
+            </w:r>
+            <w:r>
+              <w:rPr>
+                <w:noProof/>
+                <w:webHidden/>
+              </w:rPr>
+              <w:fldChar w:fldCharType="begin"/>
+            </w:r>
+            <w:r>
+              <w:rPr>
+                <w:noProof/>
+                <w:webHidden/>
+              </w:rPr>
+              <w:instrText xml:space="preserve"> PAGEREF _Toc148654039 \h </w:instrText>
+            </w:r>
+            <w:r>
+              <w:rPr>
+                <w:noProof/>
+                <w:webHidden/>
+              </w:rPr>
+            </w:r>
+            <w:r>
+              <w:rPr>
+                <w:noProof/>
+                <w:webHidden/>
+              </w:rPr>
+              <w:fldChar w:fldCharType="separate"/>
+            </w:r>
+            <w:r>
+              <w:rPr>
+                <w:noProof/>
+                <w:webHidden/>
+              </w:rPr>
+              <w:t>19</w:t>
+            </w:r>
+            <w:r>
+              <w:rPr>
+                <w:noProof/>
+                <w:webHidden/>
+              </w:rPr>
+              <w:fldChar w:fldCharType="end"/>
+            </w:r>
+          </w:hyperlink>
+        </w:p>
+        <w:p>
+          <w:pPr>
+            <w:pStyle w:val="Sommario3"/>
+            <w:tabs>
+              <w:tab w:val="right" w:leader="dot" w:pos="9628"/>
+            </w:tabs>
+            <w:rPr>
+              <w:rFonts w:asciiTheme="minorHAnsi" w:eastAsiaTheme="minorEastAsia" w:hAnsiTheme="minorHAnsi" w:cstheme="minorBidi"/>
+              <w:i w:val="0"/>
+              <w:iCs w:val="0"/>
+              <w:noProof/>
+              <w:sz w:val="24"/>
+              <w:szCs w:val="24"/>
+              <w:lang w:eastAsia="it-IT"/>
+            </w:rPr>
+          </w:pPr>
+          <w:hyperlink w:anchor="_Toc148654040" w:history="1">
+            <w:r>
+              <w:rPr>
+                <w:rStyle w:val="Collegamentoipertestuale"/>
+                <w:noProof/>
+                <w:lang w:val="en-US"/>
+              </w:rPr>
+              <w:t>PPP (Point to Point Protocol)</w:t>
+            </w:r>
+            <w:r>
+              <w:rPr>
+                <w:noProof/>
+                <w:webHidden/>
+              </w:rPr>
+              <w:tab/>
+            </w:r>
+            <w:r>
+              <w:rPr>
+                <w:noProof/>
+                <w:webHidden/>
+              </w:rPr>
+              <w:fldChar w:fldCharType="begin"/>
+            </w:r>
+            <w:r>
+              <w:rPr>
+                <w:noProof/>
+                <w:webHidden/>
+              </w:rPr>
+              <w:instrText xml:space="preserve"> PAGEREF _Toc148654040 \h </w:instrText>
+            </w:r>
+            <w:r>
+              <w:rPr>
+                <w:noProof/>
+                <w:webHidden/>
+              </w:rPr>
+            </w:r>
+            <w:r>
+              <w:rPr>
+                <w:noProof/>
+                <w:webHidden/>
+              </w:rPr>
+              <w:fldChar w:fldCharType="separate"/>
+            </w:r>
+            <w:r>
+              <w:rPr>
+                <w:noProof/>
+                <w:webHidden/>
+              </w:rPr>
+              <w:t>20</w:t>
             </w:r>
             <w:r>
               <w:rPr>
@@ -2576,7 +3763,7 @@
       <w:pPr>
         <w:pStyle w:val="Titolo1"/>
       </w:pPr>
-      <w:bookmarkStart w:id="0" w:name="_Toc147075092"/>
+      <w:bookmarkStart w:id="0" w:name="_Toc148653992"/>
       <w:r>
         <w:lastRenderedPageBreak/>
         <w:t>Sistemi di calcolo remoti</w:t>
@@ -2725,7 +3912,7 @@
       <w:pPr>
         <w:pStyle w:val="Titolo2"/>
       </w:pPr>
-      <w:bookmarkStart w:id="1" w:name="_Toc147075093"/>
+      <w:bookmarkStart w:id="1" w:name="_Toc148653993"/>
       <w:r>
         <w:t>Tipologie di rete</w:t>
       </w:r>
@@ -3154,7 +4341,7 @@
           <w:lang w:val="en-US"/>
         </w:rPr>
       </w:pPr>
-      <w:bookmarkStart w:id="2" w:name="_Toc147075094"/>
+      <w:bookmarkStart w:id="2" w:name="_Toc148653994"/>
       <w:r>
         <w:rPr>
           <w:lang w:val="en-US"/>
@@ -3175,7 +4362,7 @@
       <w:pPr>
         <w:pStyle w:val="Titolo3"/>
       </w:pPr>
-      <w:bookmarkStart w:id="3" w:name="_Toc147075095"/>
+      <w:bookmarkStart w:id="3" w:name="_Toc148653995"/>
       <w:r>
         <w:t>Reti punto a punto</w:t>
       </w:r>
@@ -3259,7 +4446,7 @@
       <w:pPr>
         <w:pStyle w:val="Titolo3"/>
       </w:pPr>
-      <w:bookmarkStart w:id="4" w:name="_Toc147075096"/>
+      <w:bookmarkStart w:id="4" w:name="_Toc148653996"/>
       <w:r>
         <w:t>Reti broadcast</w:t>
       </w:r>
@@ -3374,7 +4561,7 @@
       <w:pPr>
         <w:pStyle w:val="Titolo2"/>
       </w:pPr>
-      <w:bookmarkStart w:id="5" w:name="_Toc147075097"/>
+      <w:bookmarkStart w:id="5" w:name="_Toc148653997"/>
       <w:r>
         <w:t>Trasmissione</w:t>
       </w:r>
@@ -3502,7 +4689,7 @@
       <w:pPr>
         <w:pStyle w:val="Titolo2"/>
       </w:pPr>
-      <w:bookmarkStart w:id="6" w:name="_Toc147075098"/>
+      <w:bookmarkStart w:id="6" w:name="_Toc148653998"/>
       <w:r>
         <w:t>Topologie di rete</w:t>
       </w:r>
@@ -3666,7 +4853,7 @@
       <w:pPr>
         <w:pStyle w:val="Titolo3"/>
       </w:pPr>
-      <w:bookmarkStart w:id="7" w:name="_Toc147075099"/>
+      <w:bookmarkStart w:id="7" w:name="_Toc148653999"/>
       <w:r>
         <w:t>Rete a bus</w:t>
       </w:r>
@@ -3795,7 +4982,7 @@
       <w:pPr>
         <w:pStyle w:val="Titolo3"/>
       </w:pPr>
-      <w:bookmarkStart w:id="8" w:name="_Toc147075100"/>
+      <w:bookmarkStart w:id="8" w:name="_Toc148654000"/>
       <w:r>
         <w:lastRenderedPageBreak/>
         <w:t>Rete ad anello</w:t>
@@ -3934,7 +5121,7 @@
       <w:pPr>
         <w:pStyle w:val="Titolo3"/>
       </w:pPr>
-      <w:bookmarkStart w:id="9" w:name="_Toc147075101"/>
+      <w:bookmarkStart w:id="9" w:name="_Toc148654001"/>
       <w:r>
         <w:t>Rete a stella</w:t>
       </w:r>
@@ -4028,7 +5215,7 @@
       <w:pPr>
         <w:pStyle w:val="Titolo3"/>
       </w:pPr>
-      <w:bookmarkStart w:id="10" w:name="_Toc147075102"/>
+      <w:bookmarkStart w:id="10" w:name="_Toc148654002"/>
       <w:r>
         <w:lastRenderedPageBreak/>
         <w:t>Rete a maglia</w:t>
@@ -4110,7 +5297,7 @@
       <w:pPr>
         <w:pStyle w:val="Titolo2"/>
       </w:pPr>
-      <w:bookmarkStart w:id="11" w:name="_Toc147075103"/>
+      <w:bookmarkStart w:id="11" w:name="_Toc148654003"/>
       <w:r>
         <w:t>Struttura di una rete</w:t>
       </w:r>
@@ -4222,7 +5409,7 @@
       <w:pPr>
         <w:pStyle w:val="Titolo2"/>
       </w:pPr>
-      <w:bookmarkStart w:id="12" w:name="_Toc147075104"/>
+      <w:bookmarkStart w:id="12" w:name="_Toc148654004"/>
       <w:r>
         <w:t>Reti eterogenee</w:t>
       </w:r>
@@ -4309,7 +5496,7 @@
       <w:pPr>
         <w:pStyle w:val="Titolo1"/>
       </w:pPr>
-      <w:bookmarkStart w:id="13" w:name="_Toc147075105"/>
+      <w:bookmarkStart w:id="13" w:name="_Toc148654005"/>
       <w:r>
         <w:lastRenderedPageBreak/>
         <w:t>Protocolli di comunicazione</w:t>
@@ -4348,7 +5535,7 @@
       <w:pPr>
         <w:pStyle w:val="Titolo2"/>
       </w:pPr>
-      <w:bookmarkStart w:id="14" w:name="_Toc147075106"/>
+      <w:bookmarkStart w:id="14" w:name="_Toc148654006"/>
       <w:r>
         <w:t>Modello a strati</w:t>
       </w:r>
@@ -4578,7 +5765,7 @@
       <w:pPr>
         <w:pStyle w:val="Titolo2"/>
       </w:pPr>
-      <w:bookmarkStart w:id="15" w:name="_Toc147075107"/>
+      <w:bookmarkStart w:id="15" w:name="_Toc148654007"/>
       <w:r>
         <w:t>Comunicazione tra livelli</w:t>
       </w:r>
@@ -5017,7 +6204,7 @@
           <w:rFonts w:eastAsiaTheme="minorEastAsia"/>
         </w:rPr>
       </w:pPr>
-      <w:bookmarkStart w:id="16" w:name="_Toc147075108"/>
+      <w:bookmarkStart w:id="16" w:name="_Toc148654008"/>
       <w:r>
         <w:rPr>
           <w:rFonts w:eastAsiaTheme="minorEastAsia"/>
@@ -5278,7 +6465,7 @@
       <w:pPr>
         <w:pStyle w:val="Titolo2"/>
       </w:pPr>
-      <w:bookmarkStart w:id="17" w:name="_Toc147075109"/>
+      <w:bookmarkStart w:id="17" w:name="_Toc148654009"/>
       <w:r>
         <w:t>Responsabilità dei livelli</w:t>
       </w:r>
@@ -5459,7 +6646,7 @@
       <w:pPr>
         <w:pStyle w:val="Titolo2"/>
       </w:pPr>
-      <w:bookmarkStart w:id="18" w:name="_Toc147075110"/>
+      <w:bookmarkStart w:id="18" w:name="_Toc148654010"/>
       <w:r>
         <w:lastRenderedPageBreak/>
         <w:t>Primitive di comunicazione</w:t>
@@ -5570,7 +6757,7 @@
           <w:rFonts w:eastAsiaTheme="minorEastAsia"/>
         </w:rPr>
       </w:pPr>
-      <w:bookmarkStart w:id="19" w:name="_Toc147075111"/>
+      <w:bookmarkStart w:id="19" w:name="_Toc148654011"/>
       <w:r>
         <w:rPr>
           <w:rFonts w:eastAsiaTheme="minorEastAsia"/>
@@ -5793,7 +6980,7 @@
       <w:pPr>
         <w:pStyle w:val="Titolo2"/>
       </w:pPr>
-      <w:bookmarkStart w:id="20" w:name="_Toc147075112"/>
+      <w:bookmarkStart w:id="20" w:name="_Toc148654012"/>
       <w:r>
         <w:t>Livello fisico</w:t>
       </w:r>
@@ -5860,7 +7047,7 @@
       <w:pPr>
         <w:pStyle w:val="Titolo2"/>
       </w:pPr>
-      <w:bookmarkStart w:id="21" w:name="_Toc147075113"/>
+      <w:bookmarkStart w:id="21" w:name="_Toc148654013"/>
       <w:r>
         <w:t>Livello data link</w:t>
       </w:r>
@@ -6001,7 +7188,7 @@
       <w:pPr>
         <w:pStyle w:val="Titolo2"/>
       </w:pPr>
-      <w:bookmarkStart w:id="22" w:name="_Toc147075114"/>
+      <w:bookmarkStart w:id="22" w:name="_Toc148654014"/>
       <w:r>
         <w:t>Livello network</w:t>
       </w:r>
@@ -6116,7 +7303,7 @@
       <w:pPr>
         <w:pStyle w:val="Titolo2"/>
       </w:pPr>
-      <w:bookmarkStart w:id="23" w:name="_Toc147075115"/>
+      <w:bookmarkStart w:id="23" w:name="_Toc148654015"/>
       <w:r>
         <w:t>Livello trasporto</w:t>
       </w:r>
@@ -6628,7 +7815,7 @@
       <w:pPr>
         <w:pStyle w:val="Titolo2"/>
       </w:pPr>
-      <w:bookmarkStart w:id="24" w:name="_Toc147075116"/>
+      <w:bookmarkStart w:id="24" w:name="_Toc148654016"/>
       <w:r>
         <w:t>Livello session</w:t>
       </w:r>
@@ -6693,7 +7880,7 @@
       <w:pPr>
         <w:pStyle w:val="Titolo2"/>
       </w:pPr>
-      <w:bookmarkStart w:id="25" w:name="_Toc147075117"/>
+      <w:bookmarkStart w:id="25" w:name="_Toc148654017"/>
       <w:r>
         <w:lastRenderedPageBreak/>
         <w:t>Livello presentazione</w:t>
@@ -6722,7 +7909,7 @@
       <w:pPr>
         <w:pStyle w:val="Titolo2"/>
       </w:pPr>
-      <w:bookmarkStart w:id="26" w:name="_Toc147075118"/>
+      <w:bookmarkStart w:id="26" w:name="_Toc148654018"/>
       <w:r>
         <w:t>Livello applicazione</w:t>
       </w:r>
@@ -6794,7 +7981,7 @@
       <w:pPr>
         <w:pStyle w:val="Titolo1"/>
       </w:pPr>
-      <w:bookmarkStart w:id="27" w:name="_Toc147075119"/>
+      <w:bookmarkStart w:id="27" w:name="_Toc148654019"/>
       <w:r>
         <w:lastRenderedPageBreak/>
         <w:t>Modello TCP/IP</w:t>
@@ -6831,7 +8018,7 @@
       <w:pPr>
         <w:pStyle w:val="Titolo2"/>
       </w:pPr>
-      <w:bookmarkStart w:id="28" w:name="_Toc147075120"/>
+      <w:bookmarkStart w:id="28" w:name="_Toc148654020"/>
       <w:r>
         <w:t>Confronto con il modello ISO/OSI</w:t>
       </w:r>
@@ -6891,7 +8078,7 @@
       <w:pPr>
         <w:pStyle w:val="Titolo2"/>
       </w:pPr>
-      <w:bookmarkStart w:id="29" w:name="_Toc147075121"/>
+      <w:bookmarkStart w:id="29" w:name="_Toc148654021"/>
       <w:r>
         <w:t>Livello accesso rete (host-to-network</w:t>
       </w:r>
@@ -6922,7 +8109,7 @@
       <w:pPr>
         <w:pStyle w:val="Titolo2"/>
       </w:pPr>
-      <w:bookmarkStart w:id="30" w:name="_Toc147075122"/>
+      <w:bookmarkStart w:id="30" w:name="_Toc148654022"/>
       <w:r>
         <w:t>Livello internet</w:t>
       </w:r>
@@ -6965,7 +8152,7 @@
       <w:pPr>
         <w:pStyle w:val="Titolo2"/>
       </w:pPr>
-      <w:bookmarkStart w:id="31" w:name="_Toc147075123"/>
+      <w:bookmarkStart w:id="31" w:name="_Toc148654023"/>
       <w:r>
         <w:t>Livello trasporto</w:t>
       </w:r>
@@ -7155,7 +8342,7 @@
       <w:pPr>
         <w:pStyle w:val="Titolo2"/>
       </w:pPr>
-      <w:bookmarkStart w:id="32" w:name="_Toc147075124"/>
+      <w:bookmarkStart w:id="32" w:name="_Toc148654024"/>
       <w:r>
         <w:t>Livello applicazione</w:t>
       </w:r>
@@ -7277,8 +8464,1336 @@
         <w:t>In questo livello è possibile implementare i propri protocolli e vi è maggiore flessibilità nell’implementazione di questi.</w:t>
       </w:r>
     </w:p>
+    <w:p>
+      <w:pPr>
+        <w:spacing w:after="0"/>
+      </w:pPr>
+      <w:r>
+        <w:br w:type="page"/>
+      </w:r>
+    </w:p>
+    <w:p>
+      <w:pPr>
+        <w:pStyle w:val="Titolo1"/>
+      </w:pPr>
+      <w:bookmarkStart w:id="33" w:name="_Toc148654025"/>
+      <w:r>
+        <w:lastRenderedPageBreak/>
+        <w:t>Comunicazione fra due nodi</w:t>
+      </w:r>
+      <w:bookmarkEnd w:id="33"/>
+    </w:p>
+    <w:p>
+      <w:pPr>
+        <w:rPr>
+          <w:rFonts w:cs="Times New Roman"/>
+        </w:rPr>
+      </w:pPr>
+      <w:r>
+        <w:t>Due nodi comunicano tra loro scambiandosi frame, in particolare: dato un nodo A e un nodo B, da A verso B viaggiano:</w:t>
+      </w:r>
+    </w:p>
+    <w:p>
+      <w:r>
+        <w:t xml:space="preserve">Dati inviati da A </w:t>
+      </w:r>
+      <w:proofErr w:type="spellStart"/>
+      <w:r>
+        <w:t>a</w:t>
+      </w:r>
+      <w:proofErr w:type="spellEnd"/>
+      <w:r>
+        <w:t xml:space="preserve"> B;</w:t>
+      </w:r>
+    </w:p>
+    <w:p>
+      <w:r>
+        <w:t>Ack inviati da A in risposta ai dati ricevuti da B.</w:t>
+      </w:r>
+    </w:p>
+    <w:p>
+      <w:r>
+        <w:t>Il tipo di frame che viaggia è:</w:t>
+      </w:r>
+    </w:p>
+    <w:p>
+      <w:pPr>
+        <w:jc w:val="center"/>
+      </w:pPr>
+      <w:r>
+        <w:rPr>
+          <w:noProof/>
+        </w:rPr>
+        <w:drawing>
+          <wp:inline distT="0" distB="0" distL="0" distR="0" wp14:anchorId="446A4FB6" wp14:editId="615D5C5C">
+            <wp:extent cx="4572000" cy="828675"/>
+            <wp:effectExtent l="0" t="0" r="0" b="0"/>
+            <wp:docPr id="913606694" name="Immagine 3" descr="ki Ad &#10;seq &#10;He ad er &#10;ark &#10;infa "/>
+            <wp:cNvGraphicFramePr>
+              <a:graphicFrameLocks xmlns:a="http://schemas.openxmlformats.org/drawingml/2006/main" noChangeAspect="1"/>
+            </wp:cNvGraphicFramePr>
+            <a:graphic xmlns:a="http://schemas.openxmlformats.org/drawingml/2006/main">
+              <a:graphicData uri="http://schemas.openxmlformats.org/drawingml/2006/picture">
+                <pic:pic xmlns:pic="http://schemas.openxmlformats.org/drawingml/2006/picture">
+                  <pic:nvPicPr>
+                    <pic:cNvPr id="0" name="Picture 1" descr="ki Ad &#10;seq &#10;He ad er &#10;ark &#10;infa "/>
+                    <pic:cNvPicPr>
+                      <a:picLocks noChangeAspect="1" noChangeArrowheads="1"/>
+                    </pic:cNvPicPr>
+                  </pic:nvPicPr>
+                  <pic:blipFill>
+                    <a:blip r:embed="rId17" cstate="print">
+                      <a:extLst>
+                        <a:ext uri="{28A0092B-C50C-407E-A947-70E740481C1C}">
+                          <a14:useLocalDpi xmlns:a14="http://schemas.microsoft.com/office/drawing/2010/main" val="0"/>
+                        </a:ext>
+                      </a:extLst>
+                    </a:blip>
+                    <a:srcRect/>
+                    <a:stretch>
+                      <a:fillRect/>
+                    </a:stretch>
+                  </pic:blipFill>
+                  <pic:spPr bwMode="auto">
+                    <a:xfrm>
+                      <a:off x="0" y="0"/>
+                      <a:ext cx="4572000" cy="828675"/>
+                    </a:xfrm>
+                    <a:prstGeom prst="rect">
+                      <a:avLst/>
+                    </a:prstGeom>
+                    <a:noFill/>
+                    <a:ln>
+                      <a:noFill/>
+                    </a:ln>
+                  </pic:spPr>
+                </pic:pic>
+              </a:graphicData>
+            </a:graphic>
+          </wp:inline>
+        </w:drawing>
+      </w:r>
+    </w:p>
+    <w:p>
+      <w:r>
+        <w:t xml:space="preserve">In particolare, nel campo </w:t>
+      </w:r>
+      <w:proofErr w:type="spellStart"/>
+      <w:r>
+        <w:rPr>
+          <w:b/>
+          <w:bCs/>
+          <w:i/>
+          <w:iCs/>
+        </w:rPr>
+        <w:t>kind</w:t>
+      </w:r>
+      <w:proofErr w:type="spellEnd"/>
+      <w:r>
+        <w:t xml:space="preserve"> si specifica il tipo di frame (dati o ack).</w:t>
+      </w:r>
+    </w:p>
+    <w:p>
+      <w:r>
+        <w:t> </w:t>
+      </w:r>
+    </w:p>
+    <w:p>
+      <w:pPr>
+        <w:pStyle w:val="Titolo2"/>
+      </w:pPr>
+      <w:bookmarkStart w:id="34" w:name="_Toc148654026"/>
+      <w:r>
+        <w:t>Piggybacking</w:t>
+      </w:r>
+      <w:bookmarkEnd w:id="34"/>
+    </w:p>
+    <w:p>
+      <w:pPr>
+        <w:rPr>
+          <w:rFonts w:cs="Times New Roman"/>
+        </w:rPr>
+      </w:pPr>
+      <w:r>
+        <w:t xml:space="preserve">Il </w:t>
+      </w:r>
+      <w:r>
+        <w:rPr>
+          <w:b/>
+          <w:bCs/>
+          <w:i/>
+          <w:iCs/>
+        </w:rPr>
+        <w:t>piggybacking</w:t>
+      </w:r>
+      <w:r>
+        <w:t xml:space="preserve"> consiste in: quando B deve inviare un ack ad A, lo inserisce nel prossimo frame dati che deve inviare ad A.</w:t>
+      </w:r>
+    </w:p>
+    <w:p>
+      <w:r>
+        <w:t> </w:t>
+      </w:r>
+    </w:p>
+    <w:p>
+      <w:pPr>
+        <w:pStyle w:val="Titolo2"/>
+      </w:pPr>
+      <w:bookmarkStart w:id="35" w:name="_Toc148654027"/>
+      <w:r>
+        <w:t>Sliding window Protocol (finestra scorrevole)</w:t>
+      </w:r>
+      <w:bookmarkEnd w:id="35"/>
+    </w:p>
+    <w:p>
+      <w:pPr>
+        <w:rPr>
+          <w:rFonts w:cs="Times New Roman"/>
+        </w:rPr>
+      </w:pPr>
+      <w:r>
+        <w:t xml:space="preserve">Il protocollo di </w:t>
+      </w:r>
+      <w:r>
+        <w:rPr>
+          <w:b/>
+          <w:bCs/>
+          <w:i/>
+          <w:iCs/>
+        </w:rPr>
+        <w:t>finestra scorrevole</w:t>
+      </w:r>
+      <w:r>
+        <w:t xml:space="preserve"> consiste nell'assegnare ad ogni frame un numero di sequenza che va da </w:t>
+      </w:r>
+      <m:oMath>
+        <m:r>
+          <m:rPr>
+            <m:sty m:val="p"/>
+          </m:rPr>
+          <w:rPr>
+            <w:rFonts w:ascii="Cambria Math" w:hAnsi="Cambria Math"/>
+          </w:rPr>
+          <m:t>0</m:t>
+        </m:r>
+      </m:oMath>
+      <w:r>
+        <w:t xml:space="preserve"> a </w:t>
+      </w:r>
+      <m:oMath>
+        <m:sSup>
+          <m:sSupPr>
+            <m:ctrlPr>
+              <w:rPr>
+                <w:rFonts w:ascii="Cambria Math" w:hAnsi="Cambria Math"/>
+              </w:rPr>
+            </m:ctrlPr>
+          </m:sSupPr>
+          <m:e>
+            <m:r>
+              <m:rPr>
+                <m:sty m:val="p"/>
+              </m:rPr>
+              <w:rPr>
+                <w:rFonts w:ascii="Cambria Math" w:hAnsi="Cambria Math"/>
+              </w:rPr>
+              <m:t>2</m:t>
+            </m:r>
+          </m:e>
+          <m:sup>
+            <m:r>
+              <w:rPr>
+                <w:rFonts w:ascii="Cambria Math" w:hAnsi="Cambria Math"/>
+              </w:rPr>
+              <m:t>n</m:t>
+            </m:r>
+          </m:sup>
+        </m:sSup>
+        <m:r>
+          <m:rPr>
+            <m:sty m:val="p"/>
+          </m:rPr>
+          <w:rPr>
+            <w:rFonts w:ascii="Cambria Math" w:hAnsi="Cambria Math"/>
+          </w:rPr>
+          <m:t>-1</m:t>
+        </m:r>
+      </m:oMath>
+      <w:r>
+        <w:t>.</w:t>
+      </w:r>
+    </w:p>
+    <w:p>
+      <w:r>
+        <w:t> </w:t>
+      </w:r>
+    </w:p>
+    <w:p>
+      <w:pPr>
+        <w:pStyle w:val="Titolo3"/>
+      </w:pPr>
+      <w:bookmarkStart w:id="36" w:name="_Toc148654028"/>
+      <w:r>
+        <w:t>Mittente</w:t>
+      </w:r>
+      <w:bookmarkEnd w:id="36"/>
+    </w:p>
+    <w:p>
+      <w:pPr>
+        <w:rPr>
+          <w:rFonts w:cs="Times New Roman"/>
+        </w:rPr>
+      </w:pPr>
+      <w:r>
+        <w:t>Il mittente fa scorrere la finestra su una sequenza di indici; quelli in finestra corrispondono ai frame da spedire o spediti ma non ancora confermati. Questi ultimi devono comunque essere mantenuti in memoria; se il buffer si riempie, il livello data link costringe il livello network a non consegnare pacchetti.</w:t>
+      </w:r>
+    </w:p>
+    <w:p>
+      <w:r>
+        <w:t>Quando arriva un ack, l'indice esce dalla finestra.</w:t>
+      </w:r>
+    </w:p>
+    <w:p>
+      <w:r>
+        <w:t>Inoltre, quando arriva un pacchetto dal livello network vengono assegnati nuovi indici.</w:t>
+      </w:r>
+    </w:p>
+    <w:p>
+      <w:r>
+        <w:t> </w:t>
+      </w:r>
+    </w:p>
+    <w:p>
+      <w:pPr>
+        <w:pStyle w:val="Titolo3"/>
+      </w:pPr>
+      <w:bookmarkStart w:id="37" w:name="_Toc148654029"/>
+      <w:r>
+        <w:t>Destinatario</w:t>
+      </w:r>
+      <w:bookmarkEnd w:id="37"/>
+    </w:p>
+    <w:p>
+      <w:pPr>
+        <w:rPr>
+          <w:rFonts w:cs="Times New Roman"/>
+        </w:rPr>
+      </w:pPr>
+      <w:r>
+        <w:t>Il destinatario mantiene una finestra corrispondente agli indici dei frame che possono essere accettati.</w:t>
+      </w:r>
+    </w:p>
+    <w:p>
+      <w:r>
+        <w:t>Quando arriva un frame il cui indice è fuori dalla finestra viene scartato. Al contrario, se arriva un frame il cui indice è all'interno della finestra:</w:t>
+      </w:r>
+    </w:p>
+    <w:p>
+      <w:pPr>
+        <w:pStyle w:val="Paragrafoelenco"/>
+        <w:numPr>
+          <w:ilvl w:val="0"/>
+          <w:numId w:val="19"/>
+        </w:numPr>
+      </w:pPr>
+      <w:r>
+        <w:t>Viene accettato;</w:t>
+      </w:r>
+    </w:p>
+    <w:p>
+      <w:pPr>
+        <w:pStyle w:val="Paragrafoelenco"/>
+        <w:numPr>
+          <w:ilvl w:val="0"/>
+          <w:numId w:val="19"/>
+        </w:numPr>
+      </w:pPr>
+      <w:r>
+        <w:lastRenderedPageBreak/>
+        <w:t>Viene spedito l'ack;</w:t>
+      </w:r>
+    </w:p>
+    <w:p>
+      <w:pPr>
+        <w:pStyle w:val="Paragrafoelenco"/>
+        <w:numPr>
+          <w:ilvl w:val="0"/>
+          <w:numId w:val="19"/>
+        </w:numPr>
+      </w:pPr>
+      <w:r>
+        <w:t>La finestra si sposta in avanti.</w:t>
+      </w:r>
+    </w:p>
+    <w:p>
+      <w:r>
+        <w:t>La finestra del destinatario e del mittente possono anche essere diverse.</w:t>
+      </w:r>
+    </w:p>
+    <w:p>
+      <w:r>
+        <w:t> </w:t>
+      </w:r>
+    </w:p>
+    <w:p>
+      <w:pPr>
+        <w:pStyle w:val="Titolo2"/>
+      </w:pPr>
+      <w:bookmarkStart w:id="38" w:name="_Toc148654030"/>
+      <w:r>
+        <w:t>Protocollo stop and wait</w:t>
+      </w:r>
+      <w:bookmarkEnd w:id="38"/>
+    </w:p>
+    <w:p>
+      <w:pPr>
+        <w:pStyle w:val="Titolo3"/>
+      </w:pPr>
+      <w:bookmarkStart w:id="39" w:name="_Toc148654031"/>
+      <w:r>
+        <w:t>Mittente</w:t>
+      </w:r>
+      <w:bookmarkEnd w:id="39"/>
+    </w:p>
+    <w:p>
+      <w:pPr>
+        <w:rPr>
+          <w:rFonts w:cs="Times New Roman"/>
+        </w:rPr>
+      </w:pPr>
+      <w:r>
+        <w:t>Quando il mittente invia un frame, scatta un timer:</w:t>
+      </w:r>
+    </w:p>
+    <w:p>
+      <w:r>
+        <w:t>Se l'ack con lo stesso numero di sequenza del frame che si sta trasmettendo arriva, si avanza la finestra e si trasmette il frame successivo.</w:t>
+      </w:r>
+    </w:p>
+    <w:p>
+      <w:r>
+        <w:t>Se arriva un ack diverso o scade il timer, si ritrasmette il frame.</w:t>
+      </w:r>
+    </w:p>
+    <w:p>
+      <w:r>
+        <w:t> </w:t>
+      </w:r>
+    </w:p>
+    <w:p>
+      <w:pPr>
+        <w:pStyle w:val="Titolo3"/>
+      </w:pPr>
+      <w:bookmarkStart w:id="40" w:name="_Toc148654032"/>
+      <w:r>
+        <w:t>Destinatario</w:t>
+      </w:r>
+      <w:bookmarkEnd w:id="40"/>
+    </w:p>
+    <w:p>
+      <w:pPr>
+        <w:rPr>
+          <w:rFonts w:cs="Times New Roman"/>
+        </w:rPr>
+      </w:pPr>
+      <w:r>
+        <w:t>Quando al destinatario arriva un frame corretto, invia l'ack col corrispondente numero di sequenza: se il frame non è duplicato lo passa al livello network e fa avanzare la finestra.</w:t>
+      </w:r>
+    </w:p>
+    <w:p>
+      <w:r>
+        <w:t> </w:t>
+      </w:r>
+    </w:p>
+    <w:p>
+      <w:pPr>
+        <w:pStyle w:val="Titolo2"/>
+      </w:pPr>
+      <w:bookmarkStart w:id="41" w:name="_Toc148654033"/>
+      <w:r>
+        <w:t>Pipelining</w:t>
+      </w:r>
+      <w:bookmarkEnd w:id="41"/>
+    </w:p>
+    <w:p>
+      <w:pPr>
+        <w:rPr>
+          <w:rFonts w:cs="Times New Roman"/>
+        </w:rPr>
+      </w:pPr>
+      <w:r>
+        <w:t>Il pipelining</w:t>
+      </w:r>
+      <w:r>
+        <w:rPr>
+          <w:b/>
+          <w:bCs/>
+          <w:i/>
+          <w:iCs/>
+        </w:rPr>
+        <w:t xml:space="preserve"> </w:t>
+      </w:r>
+      <w:r>
+        <w:t>consiste nell'inviare un certo numero di frame senza attendere l'ack.</w:t>
+      </w:r>
+    </w:p>
+    <w:p>
+      <w:r>
+        <w:t> </w:t>
+      </w:r>
+    </w:p>
+    <w:p>
+      <w:pPr>
+        <w:pStyle w:val="Titolo2"/>
+      </w:pPr>
+      <w:bookmarkStart w:id="42" w:name="_Toc148654034"/>
+      <w:r>
+        <w:t>Protocollo go back n</w:t>
+      </w:r>
+      <w:bookmarkEnd w:id="42"/>
+    </w:p>
+    <w:p>
+      <w:pPr>
+        <w:rPr>
+          <w:rFonts w:cs="Times New Roman"/>
+        </w:rPr>
+      </w:pPr>
+      <w:r>
+        <w:t xml:space="preserve">Il protocollo </w:t>
+      </w:r>
+      <w:r>
+        <w:rPr>
+          <w:b/>
+          <w:bCs/>
+          <w:i/>
+          <w:iCs/>
+        </w:rPr>
+        <w:t>go back n</w:t>
+      </w:r>
+      <w:r>
+        <w:t xml:space="preserve"> consiste in: se arriva un frame danneggiato o con un numero di sequenza non progressivo, il destinatario ignora tale frame e tutti i successivi, non inviando i relativi ack.</w:t>
+      </w:r>
+    </w:p>
+    <w:p>
+      <w:r>
+        <w:t>Dato che il mittente va in time-out sul frame sbagliato, e su tutti quelli successivi, provvede a ritrasmettere la sequenza di frame a partire da quello per il quale si è verificato il time-out.</w:t>
+      </w:r>
+    </w:p>
+    <w:p>
+      <w:r>
+        <w:t> </w:t>
+      </w:r>
+    </w:p>
+    <w:p>
+      <w:pPr>
+        <w:pStyle w:val="Titolo2"/>
+      </w:pPr>
+      <w:bookmarkStart w:id="43" w:name="_Toc148654035"/>
+      <w:r>
+        <w:t>Protocollo selective repeat</w:t>
+      </w:r>
+      <w:bookmarkEnd w:id="43"/>
+    </w:p>
+    <w:p>
+      <w:pPr>
+        <w:rPr>
+          <w:rFonts w:cs="Times New Roman"/>
+        </w:rPr>
+      </w:pPr>
+      <w:r>
+        <w:t xml:space="preserve">Il protocollo </w:t>
+      </w:r>
+      <w:r>
+        <w:rPr>
+          <w:b/>
+          <w:bCs/>
+          <w:i/>
+          <w:iCs/>
+        </w:rPr>
+        <w:t>selective repeat</w:t>
+      </w:r>
+      <w:r>
+        <w:t xml:space="preserve"> consiste in: per ogni frame ricevuto correttamente, il destinatario invia un ack con il numero più alto della sequenza completa arrivata fino a quel momento.</w:t>
+      </w:r>
+    </w:p>
+    <w:p>
+      <w:r>
+        <w:t> </w:t>
+      </w:r>
+    </w:p>
+    <w:p>
+      <w:pPr>
+        <w:pStyle w:val="Titolo3"/>
+      </w:pPr>
+      <w:bookmarkStart w:id="44" w:name="_Toc148654036"/>
+      <w:r>
+        <w:t>Destinatario</w:t>
+      </w:r>
+      <w:bookmarkEnd w:id="44"/>
+    </w:p>
+    <w:p>
+      <w:pPr>
+        <w:rPr>
+          <w:rFonts w:cs="Times New Roman"/>
+        </w:rPr>
+      </w:pPr>
+      <w:r>
+        <w:t>In caso di frame errato, il destinatario:</w:t>
+      </w:r>
+    </w:p>
+    <w:p>
+      <w:pPr>
+        <w:pStyle w:val="Paragrafoelenco"/>
+        <w:numPr>
+          <w:ilvl w:val="0"/>
+          <w:numId w:val="33"/>
+        </w:numPr>
+      </w:pPr>
+      <w:r>
+        <w:t>Sospende la trasmissione di ack.</w:t>
+      </w:r>
+    </w:p>
+    <w:p>
+      <w:pPr>
+        <w:pStyle w:val="Paragrafoelenco"/>
+        <w:numPr>
+          <w:ilvl w:val="0"/>
+          <w:numId w:val="33"/>
+        </w:numPr>
+      </w:pPr>
+      <w:r>
+        <w:lastRenderedPageBreak/>
+        <w:t>Appena riceve il frame nuovamente senza errori lo consegna insieme a tutti i frame contigui che ha mantenuto nel buffer, al livello network.</w:t>
+      </w:r>
+    </w:p>
+    <w:p>
+      <w:r>
+        <w:t> </w:t>
+      </w:r>
+    </w:p>
+    <w:p>
+      <w:pPr>
+        <w:pStyle w:val="Titolo3"/>
+      </w:pPr>
+      <w:bookmarkStart w:id="45" w:name="_Toc148654037"/>
+      <w:r>
+        <w:t>Mittente</w:t>
+      </w:r>
+      <w:bookmarkEnd w:id="45"/>
+    </w:p>
+    <w:p>
+      <w:pPr>
+        <w:rPr>
+          <w:rFonts w:cs="Times New Roman"/>
+        </w:rPr>
+      </w:pPr>
+      <w:r>
+        <w:t>Il mittente, in caso di time-out, rispedisce il frame corrispondente all'indice su cui è andato in time-out.</w:t>
+      </w:r>
+    </w:p>
+    <w:p>
+      <w:r>
+        <w:t>In caso di errore il destinatario, invece di sospendere l’invio degli ack, per ogni frame ricevuto correttamente continua ad inviare l’ack col numero della sequenza completa arrivata fino a quel momento. Quando il mittente va in time-out rispedisce il frame corrispondente all’indice su cui è andato in time-out.</w:t>
+      </w:r>
+    </w:p>
+    <w:p>
+      <w:r>
+        <w:t> </w:t>
+      </w:r>
+    </w:p>
+    <w:p>
+      <w:pPr>
+        <w:pStyle w:val="Titolo4"/>
+      </w:pPr>
+      <w:r>
+        <w:t>Considerazioni</w:t>
+      </w:r>
+    </w:p>
+    <w:p>
+      <w:pPr>
+        <w:rPr>
+          <w:rFonts w:cs="Times New Roman"/>
+        </w:rPr>
+      </w:pPr>
+      <w:r>
+        <w:t xml:space="preserve">Lo spreco di banda può diminuire grazie ai </w:t>
+      </w:r>
+      <w:proofErr w:type="spellStart"/>
+      <w:r>
+        <w:rPr>
+          <w:b/>
+          <w:bCs/>
+          <w:i/>
+          <w:iCs/>
+        </w:rPr>
+        <w:t>nack</w:t>
+      </w:r>
+      <w:proofErr w:type="spellEnd"/>
+      <w:r>
+        <w:t xml:space="preserve"> (</w:t>
+      </w:r>
+      <w:r>
+        <w:rPr>
+          <w:b/>
+          <w:bCs/>
+          <w:i/>
+          <w:iCs/>
+        </w:rPr>
+        <w:t>negative ack</w:t>
+      </w:r>
+      <w:r>
+        <w:t>) da impiegare quando:</w:t>
+      </w:r>
+    </w:p>
+    <w:p>
+      <w:pPr>
+        <w:pStyle w:val="Paragrafoelenco"/>
+        <w:numPr>
+          <w:ilvl w:val="0"/>
+          <w:numId w:val="34"/>
+        </w:numPr>
+      </w:pPr>
+      <w:r>
+        <w:t>Arriva un frame danneggiato;</w:t>
+      </w:r>
+    </w:p>
+    <w:p>
+      <w:pPr>
+        <w:pStyle w:val="Paragrafoelenco"/>
+        <w:numPr>
+          <w:ilvl w:val="0"/>
+          <w:numId w:val="34"/>
+        </w:numPr>
+      </w:pPr>
+      <w:r>
+        <w:t>Arriva un frame diverso da quello atteso.</w:t>
+      </w:r>
+    </w:p>
+    <w:p>
+      <w:r>
+        <w:t> </w:t>
+      </w:r>
+    </w:p>
+    <w:p>
+      <w:pPr>
+        <w:pStyle w:val="Titolo2"/>
+      </w:pPr>
+      <w:bookmarkStart w:id="46" w:name="_Toc148654038"/>
+      <w:r>
+        <w:t>Protocolli data link</w:t>
+      </w:r>
+      <w:bookmarkEnd w:id="46"/>
+    </w:p>
+    <w:p>
+      <w:pPr>
+        <w:pStyle w:val="Titolo3"/>
+        <w:rPr>
+          <w:lang w:val="en-US"/>
+        </w:rPr>
+      </w:pPr>
+      <w:bookmarkStart w:id="47" w:name="_Toc148654039"/>
+      <w:r>
+        <w:rPr>
+          <w:lang w:val="en-US"/>
+        </w:rPr>
+        <w:t>HDLC (High Level Data Link Control)</w:t>
+      </w:r>
+      <w:bookmarkEnd w:id="47"/>
+    </w:p>
+    <w:p>
+      <w:pPr>
+        <w:rPr>
+          <w:rFonts w:cs="Times New Roman"/>
+        </w:rPr>
+      </w:pPr>
+      <w:r>
+        <w:t xml:space="preserve">Il protocollo </w:t>
+      </w:r>
+      <w:r>
+        <w:rPr>
+          <w:b/>
+          <w:bCs/>
+          <w:i/>
+          <w:iCs/>
+        </w:rPr>
+        <w:t>HDLC</w:t>
+      </w:r>
+      <w:r>
+        <w:t xml:space="preserve"> è un protocollo bit oriented che usa la tecnica del bit stuffing.</w:t>
+      </w:r>
+    </w:p>
+    <w:p>
+      <w:pPr>
+        <w:jc w:val="center"/>
+      </w:pPr>
+      <w:r>
+        <w:rPr>
+          <w:noProof/>
+        </w:rPr>
+        <w:drawing>
+          <wp:inline distT="0" distB="0" distL="0" distR="0" wp14:anchorId="3D80DECC" wp14:editId="7A1DB95F">
+            <wp:extent cx="4572000" cy="931545"/>
+            <wp:effectExtent l="0" t="0" r="0" b="0"/>
+            <wp:docPr id="90302748" name="Immagine 2" descr="8 &#10;8 &#10;8 &#10;Control &#10;16 &#10;8 &#10;Oli Il 110 "/>
+            <wp:cNvGraphicFramePr>
+              <a:graphicFrameLocks xmlns:a="http://schemas.openxmlformats.org/drawingml/2006/main" noChangeAspect="1"/>
+            </wp:cNvGraphicFramePr>
+            <a:graphic xmlns:a="http://schemas.openxmlformats.org/drawingml/2006/main">
+              <a:graphicData uri="http://schemas.openxmlformats.org/drawingml/2006/picture">
+                <pic:pic xmlns:pic="http://schemas.openxmlformats.org/drawingml/2006/picture">
+                  <pic:nvPicPr>
+                    <pic:cNvPr id="0" name="Picture 2" descr="8 &#10;8 &#10;8 &#10;Control &#10;16 &#10;8 &#10;Oli Il 110 "/>
+                    <pic:cNvPicPr>
+                      <a:picLocks noChangeAspect="1" noChangeArrowheads="1"/>
+                    </pic:cNvPicPr>
+                  </pic:nvPicPr>
+                  <pic:blipFill>
+                    <a:blip r:embed="rId18" cstate="print">
+                      <a:extLst>
+                        <a:ext uri="{28A0092B-C50C-407E-A947-70E740481C1C}">
+                          <a14:useLocalDpi xmlns:a14="http://schemas.microsoft.com/office/drawing/2010/main" val="0"/>
+                        </a:ext>
+                      </a:extLst>
+                    </a:blip>
+                    <a:srcRect/>
+                    <a:stretch>
+                      <a:fillRect/>
+                    </a:stretch>
+                  </pic:blipFill>
+                  <pic:spPr bwMode="auto">
+                    <a:xfrm>
+                      <a:off x="0" y="0"/>
+                      <a:ext cx="4572000" cy="931545"/>
+                    </a:xfrm>
+                    <a:prstGeom prst="rect">
+                      <a:avLst/>
+                    </a:prstGeom>
+                    <a:noFill/>
+                    <a:ln>
+                      <a:noFill/>
+                    </a:ln>
+                  </pic:spPr>
+                </pic:pic>
+              </a:graphicData>
+            </a:graphic>
+          </wp:inline>
+        </w:drawing>
+      </w:r>
+    </w:p>
+    <w:p>
+      <w:pPr>
+        <w:pStyle w:val="Paragrafoelenco"/>
+        <w:numPr>
+          <w:ilvl w:val="0"/>
+          <w:numId w:val="30"/>
+        </w:numPr>
+      </w:pPr>
+      <w:r>
+        <w:rPr>
+          <w:b/>
+          <w:bCs/>
+          <w:i/>
+          <w:iCs/>
+        </w:rPr>
+        <w:t>Address</w:t>
+      </w:r>
+      <w:r>
+        <w:t xml:space="preserve"> – identifica i diversi terminali.</w:t>
+      </w:r>
+    </w:p>
+    <w:p>
+      <w:pPr>
+        <w:pStyle w:val="Paragrafoelenco"/>
+        <w:numPr>
+          <w:ilvl w:val="0"/>
+          <w:numId w:val="30"/>
+        </w:numPr>
+      </w:pPr>
+      <w:r>
+        <w:rPr>
+          <w:b/>
+          <w:bCs/>
+          <w:i/>
+          <w:iCs/>
+        </w:rPr>
+        <w:t>Control</w:t>
+      </w:r>
+      <w:r>
+        <w:t xml:space="preserve"> – contiene numeri di sequenza, ack, ecc.</w:t>
+      </w:r>
+    </w:p>
+    <w:p>
+      <w:pPr>
+        <w:pStyle w:val="Paragrafoelenco"/>
+        <w:numPr>
+          <w:ilvl w:val="0"/>
+          <w:numId w:val="30"/>
+        </w:numPr>
+      </w:pPr>
+      <w:r>
+        <w:rPr>
+          <w:b/>
+          <w:bCs/>
+          <w:i/>
+          <w:iCs/>
+        </w:rPr>
+        <w:t>Dati</w:t>
+      </w:r>
+      <w:r>
+        <w:t xml:space="preserve"> – contiene i dati da trasportare.</w:t>
+      </w:r>
+    </w:p>
+    <w:p>
+      <w:pPr>
+        <w:pStyle w:val="Paragrafoelenco"/>
+        <w:numPr>
+          <w:ilvl w:val="0"/>
+          <w:numId w:val="30"/>
+        </w:numPr>
+      </w:pPr>
+      <w:r>
+        <w:rPr>
+          <w:b/>
+          <w:bCs/>
+          <w:i/>
+          <w:iCs/>
+        </w:rPr>
+        <w:t>Checksum</w:t>
+      </w:r>
+      <w:r>
+        <w:t xml:space="preserve"> – calcolata con CRC-CCITT.</w:t>
+      </w:r>
+    </w:p>
+    <w:p>
+      <w:r>
+        <w:t> </w:t>
+      </w:r>
+    </w:p>
+    <w:p>
+      <w:pPr>
+        <w:pStyle w:val="Titolo4"/>
+      </w:pPr>
+      <w:r>
+        <w:t>Caratteristiche</w:t>
+      </w:r>
+    </w:p>
+    <w:p>
+      <w:pPr>
+        <w:rPr>
+          <w:rFonts w:cs="Times New Roman"/>
+        </w:rPr>
+      </w:pPr>
+      <w:r>
+        <w:t xml:space="preserve">Tale protocollo usa una finestra scorrevole a 3 bit, contenuti nel campo </w:t>
+      </w:r>
+      <w:r>
+        <w:rPr>
+          <w:b/>
+          <w:bCs/>
+          <w:i/>
+          <w:iCs/>
+        </w:rPr>
+        <w:t>Seq</w:t>
+      </w:r>
+      <w:r>
+        <w:t xml:space="preserve"> del campo Control; utilizza, inoltre, il campo </w:t>
+      </w:r>
+      <w:r>
+        <w:rPr>
+          <w:b/>
+          <w:bCs/>
+          <w:i/>
+          <w:iCs/>
+        </w:rPr>
+        <w:t>Next</w:t>
+      </w:r>
+      <w:r>
+        <w:t xml:space="preserve"> del campo Control per il piggybacking.</w:t>
+      </w:r>
+    </w:p>
+    <w:p>
+      <w:r>
+        <w:t>Prevede tre tipi di frame:</w:t>
+      </w:r>
+    </w:p>
+    <w:p>
+      <w:pPr>
+        <w:pStyle w:val="Paragrafoelenco"/>
+        <w:numPr>
+          <w:ilvl w:val="0"/>
+          <w:numId w:val="29"/>
+        </w:numPr>
+      </w:pPr>
+      <w:r>
+        <w:rPr>
+          <w:b/>
+          <w:bCs/>
+          <w:i/>
+          <w:iCs/>
+        </w:rPr>
+        <w:t>Information</w:t>
+      </w:r>
+      <w:r>
+        <w:t>: trasmissione di dati.</w:t>
+      </w:r>
+    </w:p>
+    <w:p>
+      <w:pPr>
+        <w:pStyle w:val="Paragrafoelenco"/>
+        <w:numPr>
+          <w:ilvl w:val="0"/>
+          <w:numId w:val="29"/>
+        </w:numPr>
+      </w:pPr>
+      <w:r>
+        <w:rPr>
+          <w:b/>
+          <w:bCs/>
+          <w:i/>
+          <w:iCs/>
+        </w:rPr>
+        <w:t>Supervisory</w:t>
+      </w:r>
+      <w:r>
+        <w:t>: per comandare le modalità di ritrasmissione.</w:t>
+      </w:r>
+    </w:p>
+    <w:p>
+      <w:pPr>
+        <w:pStyle w:val="Paragrafoelenco"/>
+        <w:numPr>
+          <w:ilvl w:val="0"/>
+          <w:numId w:val="29"/>
+        </w:numPr>
+      </w:pPr>
+      <w:r>
+        <w:rPr>
+          <w:b/>
+          <w:bCs/>
+          <w:i/>
+          <w:iCs/>
+        </w:rPr>
+        <w:t>Unnumbered</w:t>
+      </w:r>
+      <w:r>
+        <w:t>: per controllare o trasportare il traffico di connessioni non affidabili.</w:t>
+      </w:r>
+    </w:p>
+    <w:p>
+      <w:r>
+        <w:lastRenderedPageBreak/>
+        <w:t> </w:t>
+      </w:r>
+    </w:p>
+    <w:p>
+      <w:pPr>
+        <w:pStyle w:val="Titolo3"/>
+        <w:rPr>
+          <w:lang w:val="en-US"/>
+        </w:rPr>
+      </w:pPr>
+      <w:bookmarkStart w:id="48" w:name="_Toc148654040"/>
+      <w:r>
+        <w:rPr>
+          <w:lang w:val="en-US"/>
+        </w:rPr>
+        <w:t>PPP (Point to Point Protocol)</w:t>
+      </w:r>
+      <w:bookmarkEnd w:id="48"/>
+    </w:p>
+    <w:p>
+      <w:pPr>
+        <w:rPr>
+          <w:rFonts w:cs="Times New Roman"/>
+        </w:rPr>
+      </w:pPr>
+      <w:r>
+        <w:t xml:space="preserve">Il </w:t>
+      </w:r>
+      <w:r>
+        <w:rPr>
+          <w:b/>
+          <w:bCs/>
+          <w:i/>
+          <w:iCs/>
+        </w:rPr>
+        <w:t>PPP</w:t>
+      </w:r>
+      <w:r>
+        <w:t xml:space="preserve"> fornisce le seguenti funzionalità:</w:t>
+      </w:r>
+    </w:p>
+    <w:p>
+      <w:pPr>
+        <w:pStyle w:val="Paragrafoelenco"/>
+        <w:numPr>
+          <w:ilvl w:val="0"/>
+          <w:numId w:val="31"/>
+        </w:numPr>
+      </w:pPr>
+      <w:r>
+        <w:t>Framing;</w:t>
+      </w:r>
+    </w:p>
+    <w:p>
+      <w:pPr>
+        <w:pStyle w:val="Paragrafoelenco"/>
+        <w:numPr>
+          <w:ilvl w:val="0"/>
+          <w:numId w:val="31"/>
+        </w:numPr>
+      </w:pPr>
+      <w:r>
+        <w:t>Rilevamento errori;</w:t>
+      </w:r>
+    </w:p>
+    <w:p>
+      <w:pPr>
+        <w:pStyle w:val="Paragrafoelenco"/>
+        <w:numPr>
+          <w:ilvl w:val="0"/>
+          <w:numId w:val="31"/>
+        </w:numPr>
+      </w:pPr>
+      <w:r>
+        <w:t>Protocollo di controllo per attivare, disattivare e testare la linea (</w:t>
+      </w:r>
+      <w:r>
+        <w:rPr>
+          <w:b/>
+          <w:bCs/>
+          <w:i/>
+          <w:iCs/>
+        </w:rPr>
+        <w:t>LCP – Link Control Protocol</w:t>
+      </w:r>
+      <w:r>
+        <w:t>);</w:t>
+      </w:r>
+    </w:p>
+    <w:p>
+      <w:pPr>
+        <w:pStyle w:val="Paragrafoelenco"/>
+        <w:numPr>
+          <w:ilvl w:val="0"/>
+          <w:numId w:val="31"/>
+        </w:numPr>
+      </w:pPr>
+      <w:r>
+        <w:t>Supporta molti protocolli di livello network;</w:t>
+      </w:r>
+    </w:p>
+    <w:p>
+      <w:pPr>
+        <w:pStyle w:val="Paragrafoelenco"/>
+        <w:numPr>
+          <w:ilvl w:val="0"/>
+          <w:numId w:val="31"/>
+        </w:numPr>
+      </w:pPr>
+      <w:r>
+        <w:t>Una famiglia di protocolli per negoziare opzioni di livello network (</w:t>
+      </w:r>
+      <w:r>
+        <w:rPr>
+          <w:b/>
+          <w:bCs/>
+          <w:i/>
+          <w:iCs/>
+        </w:rPr>
+        <w:t>Network Control Protocol</w:t>
+      </w:r>
+      <w:r>
+        <w:t>).</w:t>
+      </w:r>
+    </w:p>
+    <w:p>
+      <w:pPr>
+        <w:jc w:val="center"/>
+      </w:pPr>
+      <w:r>
+        <w:rPr>
+          <w:noProof/>
+        </w:rPr>
+        <w:drawing>
+          <wp:inline distT="0" distB="0" distL="0" distR="0" wp14:anchorId="13EFFE3F" wp14:editId="41B28ED1">
+            <wp:extent cx="4563745" cy="743585"/>
+            <wp:effectExtent l="0" t="0" r="0" b="5715"/>
+            <wp:docPr id="668644639" name="Immagine 1" descr="Eyte. &#10;Fle &#10;ı &#10;Address &#10;ı &#10;Protocol &#10;Vanabile &#10;2 oppure 4 &#10;Checkutl &#10;ı &#10;Fle "/>
+            <wp:cNvGraphicFramePr>
+              <a:graphicFrameLocks xmlns:a="http://schemas.openxmlformats.org/drawingml/2006/main" noChangeAspect="1"/>
+            </wp:cNvGraphicFramePr>
+            <a:graphic xmlns:a="http://schemas.openxmlformats.org/drawingml/2006/main">
+              <a:graphicData uri="http://schemas.openxmlformats.org/drawingml/2006/picture">
+                <pic:pic xmlns:pic="http://schemas.openxmlformats.org/drawingml/2006/picture">
+                  <pic:nvPicPr>
+                    <pic:cNvPr id="0" name="Picture 3" descr="Eyte. &#10;Fle &#10;ı &#10;Address &#10;ı &#10;Protocol &#10;Vanabile &#10;2 oppure 4 &#10;Checkutl &#10;ı &#10;Fle "/>
+                    <pic:cNvPicPr>
+                      <a:picLocks noChangeAspect="1" noChangeArrowheads="1"/>
+                    </pic:cNvPicPr>
+                  </pic:nvPicPr>
+                  <pic:blipFill>
+                    <a:blip r:embed="rId19" cstate="print">
+                      <a:extLst>
+                        <a:ext uri="{28A0092B-C50C-407E-A947-70E740481C1C}">
+                          <a14:useLocalDpi xmlns:a14="http://schemas.microsoft.com/office/drawing/2010/main" val="0"/>
+                        </a:ext>
+                      </a:extLst>
+                    </a:blip>
+                    <a:srcRect/>
+                    <a:stretch>
+                      <a:fillRect/>
+                    </a:stretch>
+                  </pic:blipFill>
+                  <pic:spPr bwMode="auto">
+                    <a:xfrm>
+                      <a:off x="0" y="0"/>
+                      <a:ext cx="4563745" cy="743585"/>
+                    </a:xfrm>
+                    <a:prstGeom prst="rect">
+                      <a:avLst/>
+                    </a:prstGeom>
+                    <a:noFill/>
+                    <a:ln>
+                      <a:noFill/>
+                    </a:ln>
+                  </pic:spPr>
+                </pic:pic>
+              </a:graphicData>
+            </a:graphic>
+          </wp:inline>
+        </w:drawing>
+      </w:r>
+    </w:p>
+    <w:p>
+      <w:pPr>
+        <w:pStyle w:val="Paragrafoelenco"/>
+        <w:numPr>
+          <w:ilvl w:val="0"/>
+          <w:numId w:val="32"/>
+        </w:numPr>
+      </w:pPr>
+      <w:r>
+        <w:rPr>
+          <w:b/>
+          <w:bCs/>
+          <w:i/>
+          <w:iCs/>
+        </w:rPr>
+        <w:t xml:space="preserve">Flag </w:t>
+      </w:r>
+      <w:r>
+        <w:t>– come il HDLC</w:t>
+      </w:r>
+    </w:p>
+    <w:p>
+      <w:pPr>
+        <w:pStyle w:val="Paragrafoelenco"/>
+        <w:numPr>
+          <w:ilvl w:val="0"/>
+          <w:numId w:val="32"/>
+        </w:numPr>
+      </w:pPr>
+      <w:r>
+        <w:rPr>
+          <w:b/>
+          <w:bCs/>
+          <w:i/>
+          <w:iCs/>
+        </w:rPr>
+        <w:t>Address</w:t>
+      </w:r>
+      <w:r>
+        <w:t xml:space="preserve"> – sempre 11111111: non vi è l'idea di gestire linee multipunto.</w:t>
+      </w:r>
+    </w:p>
+    <w:p>
+      <w:pPr>
+        <w:pStyle w:val="Paragrafoelenco"/>
+        <w:numPr>
+          <w:ilvl w:val="0"/>
+          <w:numId w:val="32"/>
+        </w:numPr>
+      </w:pPr>
+      <w:r>
+        <w:rPr>
+          <w:b/>
+          <w:bCs/>
+          <w:i/>
+          <w:iCs/>
+        </w:rPr>
+        <w:t>Control</w:t>
+      </w:r>
+      <w:r>
+        <w:t xml:space="preserve"> – il default 00000011 indica un unnumbered frame relativo ad un servizio non affidabile.</w:t>
+      </w:r>
+    </w:p>
+    <w:p>
+      <w:pPr>
+        <w:pStyle w:val="Paragrafoelenco"/>
+        <w:numPr>
+          <w:ilvl w:val="0"/>
+          <w:numId w:val="32"/>
+        </w:numPr>
+      </w:pPr>
+      <w:r>
+        <w:rPr>
+          <w:b/>
+          <w:bCs/>
+          <w:i/>
+          <w:iCs/>
+        </w:rPr>
+        <w:t xml:space="preserve">Protocol </w:t>
+      </w:r>
+      <w:r>
+        <w:t>– indica il protocollo relativo al pacchetto nel payload.</w:t>
+      </w:r>
+    </w:p>
+    <w:p>
+      <w:pPr>
+        <w:pStyle w:val="Paragrafoelenco"/>
+        <w:numPr>
+          <w:ilvl w:val="0"/>
+          <w:numId w:val="32"/>
+        </w:numPr>
+      </w:pPr>
+      <w:r>
+        <w:rPr>
+          <w:b/>
+          <w:bCs/>
+          <w:i/>
+          <w:iCs/>
+        </w:rPr>
+        <w:t>Payload</w:t>
+      </w:r>
+      <w:r>
+        <w:t xml:space="preserve"> – di lunghezza variabile e negoziabile; il default è 1500 byte.</w:t>
+      </w:r>
+    </w:p>
+    <w:p>
+      <w:pPr>
+        <w:pStyle w:val="Paragrafoelenco"/>
+        <w:numPr>
+          <w:ilvl w:val="0"/>
+          <w:numId w:val="32"/>
+        </w:numPr>
+      </w:pPr>
+      <w:r>
+        <w:rPr>
+          <w:b/>
+          <w:bCs/>
+          <w:i/>
+          <w:iCs/>
+        </w:rPr>
+        <w:t>Checksum</w:t>
+      </w:r>
+      <w:r>
+        <w:t xml:space="preserve"> – di dimensione di due byte.</w:t>
+      </w:r>
+    </w:p>
+    <w:p/>
     <w:sectPr>
-      <w:headerReference w:type="default" r:id="rId17"/>
+      <w:headerReference w:type="default" r:id="rId20"/>
       <w:pgSz w:w="11906" w:h="16838"/>
       <w:pgMar w:top="1417" w:right="1134" w:bottom="1134" w:left="1134" w:header="708" w:footer="708" w:gutter="0"/>
       <w:cols w:space="708"/>
@@ -7518,6 +10033,119 @@
     </w:lvl>
   </w:abstractNum>
   <w:abstractNum w:abstractNumId="1" w15:restartNumberingAfterBreak="0">
+    <w:nsid w:val="08B35A75"/>
+    <w:multiLevelType w:val="hybridMultilevel"/>
+    <w:tmpl w:val="0C903FB8"/>
+    <w:lvl w:ilvl="0" w:tplc="04100001">
+      <w:start w:val="1"/>
+      <w:numFmt w:val="bullet"/>
+      <w:lvlText w:val=""/>
+      <w:lvlJc w:val="left"/>
+      <w:pPr>
+        <w:ind w:left="720" w:hanging="360"/>
+      </w:pPr>
+      <w:rPr>
+        <w:rFonts w:ascii="Symbol" w:hAnsi="Symbol" w:hint="default"/>
+      </w:rPr>
+    </w:lvl>
+    <w:lvl w:ilvl="1" w:tplc="04100003" w:tentative="1">
+      <w:start w:val="1"/>
+      <w:numFmt w:val="bullet"/>
+      <w:lvlText w:val="o"/>
+      <w:lvlJc w:val="left"/>
+      <w:pPr>
+        <w:ind w:left="1440" w:hanging="360"/>
+      </w:pPr>
+      <w:rPr>
+        <w:rFonts w:ascii="Courier New" w:hAnsi="Courier New" w:cs="Courier New" w:hint="default"/>
+      </w:rPr>
+    </w:lvl>
+    <w:lvl w:ilvl="2" w:tplc="04100005" w:tentative="1">
+      <w:start w:val="1"/>
+      <w:numFmt w:val="bullet"/>
+      <w:lvlText w:val=""/>
+      <w:lvlJc w:val="left"/>
+      <w:pPr>
+        <w:ind w:left="2160" w:hanging="360"/>
+      </w:pPr>
+      <w:rPr>
+        <w:rFonts w:ascii="Wingdings" w:hAnsi="Wingdings" w:hint="default"/>
+      </w:rPr>
+    </w:lvl>
+    <w:lvl w:ilvl="3" w:tplc="04100001" w:tentative="1">
+      <w:start w:val="1"/>
+      <w:numFmt w:val="bullet"/>
+      <w:lvlText w:val=""/>
+      <w:lvlJc w:val="left"/>
+      <w:pPr>
+        <w:ind w:left="2880" w:hanging="360"/>
+      </w:pPr>
+      <w:rPr>
+        <w:rFonts w:ascii="Symbol" w:hAnsi="Symbol" w:hint="default"/>
+      </w:rPr>
+    </w:lvl>
+    <w:lvl w:ilvl="4" w:tplc="04100003" w:tentative="1">
+      <w:start w:val="1"/>
+      <w:numFmt w:val="bullet"/>
+      <w:lvlText w:val="o"/>
+      <w:lvlJc w:val="left"/>
+      <w:pPr>
+        <w:ind w:left="3600" w:hanging="360"/>
+      </w:pPr>
+      <w:rPr>
+        <w:rFonts w:ascii="Courier New" w:hAnsi="Courier New" w:cs="Courier New" w:hint="default"/>
+      </w:rPr>
+    </w:lvl>
+    <w:lvl w:ilvl="5" w:tplc="04100005" w:tentative="1">
+      <w:start w:val="1"/>
+      <w:numFmt w:val="bullet"/>
+      <w:lvlText w:val=""/>
+      <w:lvlJc w:val="left"/>
+      <w:pPr>
+        <w:ind w:left="4320" w:hanging="360"/>
+      </w:pPr>
+      <w:rPr>
+        <w:rFonts w:ascii="Wingdings" w:hAnsi="Wingdings" w:hint="default"/>
+      </w:rPr>
+    </w:lvl>
+    <w:lvl w:ilvl="6" w:tplc="04100001" w:tentative="1">
+      <w:start w:val="1"/>
+      <w:numFmt w:val="bullet"/>
+      <w:lvlText w:val=""/>
+      <w:lvlJc w:val="left"/>
+      <w:pPr>
+        <w:ind w:left="5040" w:hanging="360"/>
+      </w:pPr>
+      <w:rPr>
+        <w:rFonts w:ascii="Symbol" w:hAnsi="Symbol" w:hint="default"/>
+      </w:rPr>
+    </w:lvl>
+    <w:lvl w:ilvl="7" w:tplc="04100003" w:tentative="1">
+      <w:start w:val="1"/>
+      <w:numFmt w:val="bullet"/>
+      <w:lvlText w:val="o"/>
+      <w:lvlJc w:val="left"/>
+      <w:pPr>
+        <w:ind w:left="5760" w:hanging="360"/>
+      </w:pPr>
+      <w:rPr>
+        <w:rFonts w:ascii="Courier New" w:hAnsi="Courier New" w:cs="Courier New" w:hint="default"/>
+      </w:rPr>
+    </w:lvl>
+    <w:lvl w:ilvl="8" w:tplc="04100005" w:tentative="1">
+      <w:start w:val="1"/>
+      <w:numFmt w:val="bullet"/>
+      <w:lvlText w:val=""/>
+      <w:lvlJc w:val="left"/>
+      <w:pPr>
+        <w:ind w:left="6480" w:hanging="360"/>
+      </w:pPr>
+      <w:rPr>
+        <w:rFonts w:ascii="Wingdings" w:hAnsi="Wingdings" w:hint="default"/>
+      </w:rPr>
+    </w:lvl>
+  </w:abstractNum>
+  <w:abstractNum w:abstractNumId="2" w15:restartNumberingAfterBreak="0">
     <w:nsid w:val="0B1D004C"/>
     <w:multiLevelType w:val="hybridMultilevel"/>
     <w:tmpl w:val="4F8CFF46"/>
@@ -7629,7 +10257,7 @@
       </w:rPr>
     </w:lvl>
   </w:abstractNum>
-  <w:abstractNum w:abstractNumId="2" w15:restartNumberingAfterBreak="0">
+  <w:abstractNum w:abstractNumId="3" w15:restartNumberingAfterBreak="0">
     <w:nsid w:val="0FD50414"/>
     <w:multiLevelType w:val="hybridMultilevel"/>
     <w:tmpl w:val="539AC298"/>
@@ -7742,7 +10370,418 @@
       </w:rPr>
     </w:lvl>
   </w:abstractNum>
-  <w:abstractNum w:abstractNumId="3" w15:restartNumberingAfterBreak="0">
+  <w:abstractNum w:abstractNumId="4" w15:restartNumberingAfterBreak="0">
+    <w:nsid w:val="103F78CF"/>
+    <w:multiLevelType w:val="hybridMultilevel"/>
+    <w:tmpl w:val="E19822D4"/>
+    <w:lvl w:ilvl="0" w:tplc="04100001">
+      <w:start w:val="1"/>
+      <w:numFmt w:val="bullet"/>
+      <w:lvlText w:val=""/>
+      <w:lvlJc w:val="left"/>
+      <w:pPr>
+        <w:ind w:left="720" w:hanging="360"/>
+      </w:pPr>
+      <w:rPr>
+        <w:rFonts w:ascii="Symbol" w:hAnsi="Symbol" w:hint="default"/>
+      </w:rPr>
+    </w:lvl>
+    <w:lvl w:ilvl="1" w:tplc="04100003" w:tentative="1">
+      <w:start w:val="1"/>
+      <w:numFmt w:val="bullet"/>
+      <w:lvlText w:val="o"/>
+      <w:lvlJc w:val="left"/>
+      <w:pPr>
+        <w:ind w:left="1440" w:hanging="360"/>
+      </w:pPr>
+      <w:rPr>
+        <w:rFonts w:ascii="Courier New" w:hAnsi="Courier New" w:cs="Courier New" w:hint="default"/>
+      </w:rPr>
+    </w:lvl>
+    <w:lvl w:ilvl="2" w:tplc="04100005" w:tentative="1">
+      <w:start w:val="1"/>
+      <w:numFmt w:val="bullet"/>
+      <w:lvlText w:val=""/>
+      <w:lvlJc w:val="left"/>
+      <w:pPr>
+        <w:ind w:left="2160" w:hanging="360"/>
+      </w:pPr>
+      <w:rPr>
+        <w:rFonts w:ascii="Wingdings" w:hAnsi="Wingdings" w:hint="default"/>
+      </w:rPr>
+    </w:lvl>
+    <w:lvl w:ilvl="3" w:tplc="04100001" w:tentative="1">
+      <w:start w:val="1"/>
+      <w:numFmt w:val="bullet"/>
+      <w:lvlText w:val=""/>
+      <w:lvlJc w:val="left"/>
+      <w:pPr>
+        <w:ind w:left="2880" w:hanging="360"/>
+      </w:pPr>
+      <w:rPr>
+        <w:rFonts w:ascii="Symbol" w:hAnsi="Symbol" w:hint="default"/>
+      </w:rPr>
+    </w:lvl>
+    <w:lvl w:ilvl="4" w:tplc="04100003" w:tentative="1">
+      <w:start w:val="1"/>
+      <w:numFmt w:val="bullet"/>
+      <w:lvlText w:val="o"/>
+      <w:lvlJc w:val="left"/>
+      <w:pPr>
+        <w:ind w:left="3600" w:hanging="360"/>
+      </w:pPr>
+      <w:rPr>
+        <w:rFonts w:ascii="Courier New" w:hAnsi="Courier New" w:cs="Courier New" w:hint="default"/>
+      </w:rPr>
+    </w:lvl>
+    <w:lvl w:ilvl="5" w:tplc="04100005" w:tentative="1">
+      <w:start w:val="1"/>
+      <w:numFmt w:val="bullet"/>
+      <w:lvlText w:val=""/>
+      <w:lvlJc w:val="left"/>
+      <w:pPr>
+        <w:ind w:left="4320" w:hanging="360"/>
+      </w:pPr>
+      <w:rPr>
+        <w:rFonts w:ascii="Wingdings" w:hAnsi="Wingdings" w:hint="default"/>
+      </w:rPr>
+    </w:lvl>
+    <w:lvl w:ilvl="6" w:tplc="04100001" w:tentative="1">
+      <w:start w:val="1"/>
+      <w:numFmt w:val="bullet"/>
+      <w:lvlText w:val=""/>
+      <w:lvlJc w:val="left"/>
+      <w:pPr>
+        <w:ind w:left="5040" w:hanging="360"/>
+      </w:pPr>
+      <w:rPr>
+        <w:rFonts w:ascii="Symbol" w:hAnsi="Symbol" w:hint="default"/>
+      </w:rPr>
+    </w:lvl>
+    <w:lvl w:ilvl="7" w:tplc="04100003" w:tentative="1">
+      <w:start w:val="1"/>
+      <w:numFmt w:val="bullet"/>
+      <w:lvlText w:val="o"/>
+      <w:lvlJc w:val="left"/>
+      <w:pPr>
+        <w:ind w:left="5760" w:hanging="360"/>
+      </w:pPr>
+      <w:rPr>
+        <w:rFonts w:ascii="Courier New" w:hAnsi="Courier New" w:cs="Courier New" w:hint="default"/>
+      </w:rPr>
+    </w:lvl>
+    <w:lvl w:ilvl="8" w:tplc="04100005" w:tentative="1">
+      <w:start w:val="1"/>
+      <w:numFmt w:val="bullet"/>
+      <w:lvlText w:val=""/>
+      <w:lvlJc w:val="left"/>
+      <w:pPr>
+        <w:ind w:left="6480" w:hanging="360"/>
+      </w:pPr>
+      <w:rPr>
+        <w:rFonts w:ascii="Wingdings" w:hAnsi="Wingdings" w:hint="default"/>
+      </w:rPr>
+    </w:lvl>
+  </w:abstractNum>
+  <w:abstractNum w:abstractNumId="5" w15:restartNumberingAfterBreak="0">
+    <w:nsid w:val="18454FDD"/>
+    <w:multiLevelType w:val="multilevel"/>
+    <w:tmpl w:val="47B4432C"/>
+    <w:lvl w:ilvl="0">
+      <w:start w:val="1"/>
+      <w:numFmt w:val="bullet"/>
+      <w:lvlText w:val=""/>
+      <w:lvlJc w:val="left"/>
+      <w:pPr>
+        <w:tabs>
+          <w:tab w:val="num" w:pos="720"/>
+        </w:tabs>
+        <w:ind w:left="720" w:hanging="360"/>
+      </w:pPr>
+      <w:rPr>
+        <w:rFonts w:ascii="Symbol" w:hAnsi="Symbol" w:hint="default"/>
+        <w:sz w:val="20"/>
+      </w:rPr>
+    </w:lvl>
+    <w:lvl w:ilvl="1" w:tentative="1">
+      <w:start w:val="1"/>
+      <w:numFmt w:val="bullet"/>
+      <w:lvlText w:val=""/>
+      <w:lvlJc w:val="left"/>
+      <w:pPr>
+        <w:tabs>
+          <w:tab w:val="num" w:pos="1440"/>
+        </w:tabs>
+        <w:ind w:left="1440" w:hanging="360"/>
+      </w:pPr>
+      <w:rPr>
+        <w:rFonts w:ascii="Symbol" w:hAnsi="Symbol" w:hint="default"/>
+        <w:sz w:val="20"/>
+      </w:rPr>
+    </w:lvl>
+    <w:lvl w:ilvl="2" w:tentative="1">
+      <w:start w:val="1"/>
+      <w:numFmt w:val="bullet"/>
+      <w:lvlText w:val=""/>
+      <w:lvlJc w:val="left"/>
+      <w:pPr>
+        <w:tabs>
+          <w:tab w:val="num" w:pos="2160"/>
+        </w:tabs>
+        <w:ind w:left="2160" w:hanging="360"/>
+      </w:pPr>
+      <w:rPr>
+        <w:rFonts w:ascii="Symbol" w:hAnsi="Symbol" w:hint="default"/>
+        <w:sz w:val="20"/>
+      </w:rPr>
+    </w:lvl>
+    <w:lvl w:ilvl="3" w:tentative="1">
+      <w:start w:val="1"/>
+      <w:numFmt w:val="bullet"/>
+      <w:lvlText w:val=""/>
+      <w:lvlJc w:val="left"/>
+      <w:pPr>
+        <w:tabs>
+          <w:tab w:val="num" w:pos="2880"/>
+        </w:tabs>
+        <w:ind w:left="2880" w:hanging="360"/>
+      </w:pPr>
+      <w:rPr>
+        <w:rFonts w:ascii="Symbol" w:hAnsi="Symbol" w:hint="default"/>
+        <w:sz w:val="20"/>
+      </w:rPr>
+    </w:lvl>
+    <w:lvl w:ilvl="4" w:tentative="1">
+      <w:start w:val="1"/>
+      <w:numFmt w:val="bullet"/>
+      <w:lvlText w:val=""/>
+      <w:lvlJc w:val="left"/>
+      <w:pPr>
+        <w:tabs>
+          <w:tab w:val="num" w:pos="3600"/>
+        </w:tabs>
+        <w:ind w:left="3600" w:hanging="360"/>
+      </w:pPr>
+      <w:rPr>
+        <w:rFonts w:ascii="Symbol" w:hAnsi="Symbol" w:hint="default"/>
+        <w:sz w:val="20"/>
+      </w:rPr>
+    </w:lvl>
+    <w:lvl w:ilvl="5" w:tentative="1">
+      <w:start w:val="1"/>
+      <w:numFmt w:val="bullet"/>
+      <w:lvlText w:val=""/>
+      <w:lvlJc w:val="left"/>
+      <w:pPr>
+        <w:tabs>
+          <w:tab w:val="num" w:pos="4320"/>
+        </w:tabs>
+        <w:ind w:left="4320" w:hanging="360"/>
+      </w:pPr>
+      <w:rPr>
+        <w:rFonts w:ascii="Symbol" w:hAnsi="Symbol" w:hint="default"/>
+        <w:sz w:val="20"/>
+      </w:rPr>
+    </w:lvl>
+    <w:lvl w:ilvl="6" w:tentative="1">
+      <w:start w:val="1"/>
+      <w:numFmt w:val="bullet"/>
+      <w:lvlText w:val=""/>
+      <w:lvlJc w:val="left"/>
+      <w:pPr>
+        <w:tabs>
+          <w:tab w:val="num" w:pos="5040"/>
+        </w:tabs>
+        <w:ind w:left="5040" w:hanging="360"/>
+      </w:pPr>
+      <w:rPr>
+        <w:rFonts w:ascii="Symbol" w:hAnsi="Symbol" w:hint="default"/>
+        <w:sz w:val="20"/>
+      </w:rPr>
+    </w:lvl>
+    <w:lvl w:ilvl="7" w:tentative="1">
+      <w:start w:val="1"/>
+      <w:numFmt w:val="bullet"/>
+      <w:lvlText w:val=""/>
+      <w:lvlJc w:val="left"/>
+      <w:pPr>
+        <w:tabs>
+          <w:tab w:val="num" w:pos="5760"/>
+        </w:tabs>
+        <w:ind w:left="5760" w:hanging="360"/>
+      </w:pPr>
+      <w:rPr>
+        <w:rFonts w:ascii="Symbol" w:hAnsi="Symbol" w:hint="default"/>
+        <w:sz w:val="20"/>
+      </w:rPr>
+    </w:lvl>
+    <w:lvl w:ilvl="8" w:tentative="1">
+      <w:start w:val="1"/>
+      <w:numFmt w:val="bullet"/>
+      <w:lvlText w:val=""/>
+      <w:lvlJc w:val="left"/>
+      <w:pPr>
+        <w:tabs>
+          <w:tab w:val="num" w:pos="6480"/>
+        </w:tabs>
+        <w:ind w:left="6480" w:hanging="360"/>
+      </w:pPr>
+      <w:rPr>
+        <w:rFonts w:ascii="Symbol" w:hAnsi="Symbol" w:hint="default"/>
+        <w:sz w:val="20"/>
+      </w:rPr>
+    </w:lvl>
+  </w:abstractNum>
+  <w:abstractNum w:abstractNumId="6" w15:restartNumberingAfterBreak="0">
+    <w:nsid w:val="1CDB3697"/>
+    <w:multiLevelType w:val="multilevel"/>
+    <w:tmpl w:val="D7600E06"/>
+    <w:lvl w:ilvl="0">
+      <w:start w:val="1"/>
+      <w:numFmt w:val="bullet"/>
+      <w:lvlText w:val=""/>
+      <w:lvlJc w:val="left"/>
+      <w:pPr>
+        <w:tabs>
+          <w:tab w:val="num" w:pos="720"/>
+        </w:tabs>
+        <w:ind w:left="720" w:hanging="360"/>
+      </w:pPr>
+      <w:rPr>
+        <w:rFonts w:ascii="Symbol" w:hAnsi="Symbol" w:hint="default"/>
+        <w:sz w:val="20"/>
+      </w:rPr>
+    </w:lvl>
+    <w:lvl w:ilvl="1" w:tentative="1">
+      <w:start w:val="1"/>
+      <w:numFmt w:val="bullet"/>
+      <w:lvlText w:val=""/>
+      <w:lvlJc w:val="left"/>
+      <w:pPr>
+        <w:tabs>
+          <w:tab w:val="num" w:pos="1440"/>
+        </w:tabs>
+        <w:ind w:left="1440" w:hanging="360"/>
+      </w:pPr>
+      <w:rPr>
+        <w:rFonts w:ascii="Symbol" w:hAnsi="Symbol" w:hint="default"/>
+        <w:sz w:val="20"/>
+      </w:rPr>
+    </w:lvl>
+    <w:lvl w:ilvl="2" w:tentative="1">
+      <w:start w:val="1"/>
+      <w:numFmt w:val="bullet"/>
+      <w:lvlText w:val=""/>
+      <w:lvlJc w:val="left"/>
+      <w:pPr>
+        <w:tabs>
+          <w:tab w:val="num" w:pos="2160"/>
+        </w:tabs>
+        <w:ind w:left="2160" w:hanging="360"/>
+      </w:pPr>
+      <w:rPr>
+        <w:rFonts w:ascii="Symbol" w:hAnsi="Symbol" w:hint="default"/>
+        <w:sz w:val="20"/>
+      </w:rPr>
+    </w:lvl>
+    <w:lvl w:ilvl="3" w:tentative="1">
+      <w:start w:val="1"/>
+      <w:numFmt w:val="bullet"/>
+      <w:lvlText w:val=""/>
+      <w:lvlJc w:val="left"/>
+      <w:pPr>
+        <w:tabs>
+          <w:tab w:val="num" w:pos="2880"/>
+        </w:tabs>
+        <w:ind w:left="2880" w:hanging="360"/>
+      </w:pPr>
+      <w:rPr>
+        <w:rFonts w:ascii="Symbol" w:hAnsi="Symbol" w:hint="default"/>
+        <w:sz w:val="20"/>
+      </w:rPr>
+    </w:lvl>
+    <w:lvl w:ilvl="4" w:tentative="1">
+      <w:start w:val="1"/>
+      <w:numFmt w:val="bullet"/>
+      <w:lvlText w:val=""/>
+      <w:lvlJc w:val="left"/>
+      <w:pPr>
+        <w:tabs>
+          <w:tab w:val="num" w:pos="3600"/>
+        </w:tabs>
+        <w:ind w:left="3600" w:hanging="360"/>
+      </w:pPr>
+      <w:rPr>
+        <w:rFonts w:ascii="Symbol" w:hAnsi="Symbol" w:hint="default"/>
+        <w:sz w:val="20"/>
+      </w:rPr>
+    </w:lvl>
+    <w:lvl w:ilvl="5" w:tentative="1">
+      <w:start w:val="1"/>
+      <w:numFmt w:val="bullet"/>
+      <w:lvlText w:val=""/>
+      <w:lvlJc w:val="left"/>
+      <w:pPr>
+        <w:tabs>
+          <w:tab w:val="num" w:pos="4320"/>
+        </w:tabs>
+        <w:ind w:left="4320" w:hanging="360"/>
+      </w:pPr>
+      <w:rPr>
+        <w:rFonts w:ascii="Symbol" w:hAnsi="Symbol" w:hint="default"/>
+        <w:sz w:val="20"/>
+      </w:rPr>
+    </w:lvl>
+    <w:lvl w:ilvl="6" w:tentative="1">
+      <w:start w:val="1"/>
+      <w:numFmt w:val="bullet"/>
+      <w:lvlText w:val=""/>
+      <w:lvlJc w:val="left"/>
+      <w:pPr>
+        <w:tabs>
+          <w:tab w:val="num" w:pos="5040"/>
+        </w:tabs>
+        <w:ind w:left="5040" w:hanging="360"/>
+      </w:pPr>
+      <w:rPr>
+        <w:rFonts w:ascii="Symbol" w:hAnsi="Symbol" w:hint="default"/>
+        <w:sz w:val="20"/>
+      </w:rPr>
+    </w:lvl>
+    <w:lvl w:ilvl="7" w:tentative="1">
+      <w:start w:val="1"/>
+      <w:numFmt w:val="bullet"/>
+      <w:lvlText w:val=""/>
+      <w:lvlJc w:val="left"/>
+      <w:pPr>
+        <w:tabs>
+          <w:tab w:val="num" w:pos="5760"/>
+        </w:tabs>
+        <w:ind w:left="5760" w:hanging="360"/>
+      </w:pPr>
+      <w:rPr>
+        <w:rFonts w:ascii="Symbol" w:hAnsi="Symbol" w:hint="default"/>
+        <w:sz w:val="20"/>
+      </w:rPr>
+    </w:lvl>
+    <w:lvl w:ilvl="8" w:tentative="1">
+      <w:start w:val="1"/>
+      <w:numFmt w:val="bullet"/>
+      <w:lvlText w:val=""/>
+      <w:lvlJc w:val="left"/>
+      <w:pPr>
+        <w:tabs>
+          <w:tab w:val="num" w:pos="6480"/>
+        </w:tabs>
+        <w:ind w:left="6480" w:hanging="360"/>
+      </w:pPr>
+      <w:rPr>
+        <w:rFonts w:ascii="Symbol" w:hAnsi="Symbol" w:hint="default"/>
+        <w:sz w:val="20"/>
+      </w:rPr>
+    </w:lvl>
+  </w:abstractNum>
+  <w:abstractNum w:abstractNumId="7" w15:restartNumberingAfterBreak="0">
     <w:nsid w:val="233E4AD5"/>
     <w:multiLevelType w:val="multilevel"/>
     <w:tmpl w:val="24ECB9E2"/>
@@ -7891,7 +10930,7 @@
       </w:rPr>
     </w:lvl>
   </w:abstractNum>
-  <w:abstractNum w:abstractNumId="4" w15:restartNumberingAfterBreak="0">
+  <w:abstractNum w:abstractNumId="8" w15:restartNumberingAfterBreak="0">
     <w:nsid w:val="29EF68C7"/>
     <w:multiLevelType w:val="multilevel"/>
     <w:tmpl w:val="B8843F48"/>
@@ -8040,7 +11079,7 @@
       </w:rPr>
     </w:lvl>
   </w:abstractNum>
-  <w:abstractNum w:abstractNumId="5" w15:restartNumberingAfterBreak="0">
+  <w:abstractNum w:abstractNumId="9" w15:restartNumberingAfterBreak="0">
     <w:nsid w:val="2A2A41AA"/>
     <w:multiLevelType w:val="multilevel"/>
     <w:tmpl w:val="169A97F0"/>
@@ -8136,7 +11175,120 @@
       </w:pPr>
     </w:lvl>
   </w:abstractNum>
-  <w:abstractNum w:abstractNumId="6" w15:restartNumberingAfterBreak="0">
+  <w:abstractNum w:abstractNumId="10" w15:restartNumberingAfterBreak="0">
+    <w:nsid w:val="30932E4E"/>
+    <w:multiLevelType w:val="hybridMultilevel"/>
+    <w:tmpl w:val="233AAA88"/>
+    <w:lvl w:ilvl="0" w:tplc="04100001">
+      <w:start w:val="1"/>
+      <w:numFmt w:val="bullet"/>
+      <w:lvlText w:val=""/>
+      <w:lvlJc w:val="left"/>
+      <w:pPr>
+        <w:ind w:left="720" w:hanging="360"/>
+      </w:pPr>
+      <w:rPr>
+        <w:rFonts w:ascii="Symbol" w:hAnsi="Symbol" w:hint="default"/>
+      </w:rPr>
+    </w:lvl>
+    <w:lvl w:ilvl="1" w:tplc="04100003" w:tentative="1">
+      <w:start w:val="1"/>
+      <w:numFmt w:val="bullet"/>
+      <w:lvlText w:val="o"/>
+      <w:lvlJc w:val="left"/>
+      <w:pPr>
+        <w:ind w:left="1440" w:hanging="360"/>
+      </w:pPr>
+      <w:rPr>
+        <w:rFonts w:ascii="Courier New" w:hAnsi="Courier New" w:cs="Courier New" w:hint="default"/>
+      </w:rPr>
+    </w:lvl>
+    <w:lvl w:ilvl="2" w:tplc="04100005" w:tentative="1">
+      <w:start w:val="1"/>
+      <w:numFmt w:val="bullet"/>
+      <w:lvlText w:val=""/>
+      <w:lvlJc w:val="left"/>
+      <w:pPr>
+        <w:ind w:left="2160" w:hanging="360"/>
+      </w:pPr>
+      <w:rPr>
+        <w:rFonts w:ascii="Wingdings" w:hAnsi="Wingdings" w:hint="default"/>
+      </w:rPr>
+    </w:lvl>
+    <w:lvl w:ilvl="3" w:tplc="04100001" w:tentative="1">
+      <w:start w:val="1"/>
+      <w:numFmt w:val="bullet"/>
+      <w:lvlText w:val=""/>
+      <w:lvlJc w:val="left"/>
+      <w:pPr>
+        <w:ind w:left="2880" w:hanging="360"/>
+      </w:pPr>
+      <w:rPr>
+        <w:rFonts w:ascii="Symbol" w:hAnsi="Symbol" w:hint="default"/>
+      </w:rPr>
+    </w:lvl>
+    <w:lvl w:ilvl="4" w:tplc="04100003" w:tentative="1">
+      <w:start w:val="1"/>
+      <w:numFmt w:val="bullet"/>
+      <w:lvlText w:val="o"/>
+      <w:lvlJc w:val="left"/>
+      <w:pPr>
+        <w:ind w:left="3600" w:hanging="360"/>
+      </w:pPr>
+      <w:rPr>
+        <w:rFonts w:ascii="Courier New" w:hAnsi="Courier New" w:cs="Courier New" w:hint="default"/>
+      </w:rPr>
+    </w:lvl>
+    <w:lvl w:ilvl="5" w:tplc="04100005" w:tentative="1">
+      <w:start w:val="1"/>
+      <w:numFmt w:val="bullet"/>
+      <w:lvlText w:val=""/>
+      <w:lvlJc w:val="left"/>
+      <w:pPr>
+        <w:ind w:left="4320" w:hanging="360"/>
+      </w:pPr>
+      <w:rPr>
+        <w:rFonts w:ascii="Wingdings" w:hAnsi="Wingdings" w:hint="default"/>
+      </w:rPr>
+    </w:lvl>
+    <w:lvl w:ilvl="6" w:tplc="04100001" w:tentative="1">
+      <w:start w:val="1"/>
+      <w:numFmt w:val="bullet"/>
+      <w:lvlText w:val=""/>
+      <w:lvlJc w:val="left"/>
+      <w:pPr>
+        <w:ind w:left="5040" w:hanging="360"/>
+      </w:pPr>
+      <w:rPr>
+        <w:rFonts w:ascii="Symbol" w:hAnsi="Symbol" w:hint="default"/>
+      </w:rPr>
+    </w:lvl>
+    <w:lvl w:ilvl="7" w:tplc="04100003" w:tentative="1">
+      <w:start w:val="1"/>
+      <w:numFmt w:val="bullet"/>
+      <w:lvlText w:val="o"/>
+      <w:lvlJc w:val="left"/>
+      <w:pPr>
+        <w:ind w:left="5760" w:hanging="360"/>
+      </w:pPr>
+      <w:rPr>
+        <w:rFonts w:ascii="Courier New" w:hAnsi="Courier New" w:cs="Courier New" w:hint="default"/>
+      </w:rPr>
+    </w:lvl>
+    <w:lvl w:ilvl="8" w:tplc="04100005" w:tentative="1">
+      <w:start w:val="1"/>
+      <w:numFmt w:val="bullet"/>
+      <w:lvlText w:val=""/>
+      <w:lvlJc w:val="left"/>
+      <w:pPr>
+        <w:ind w:left="6480" w:hanging="360"/>
+      </w:pPr>
+      <w:rPr>
+        <w:rFonts w:ascii="Wingdings" w:hAnsi="Wingdings" w:hint="default"/>
+      </w:rPr>
+    </w:lvl>
+  </w:abstractNum>
+  <w:abstractNum w:abstractNumId="11" w15:restartNumberingAfterBreak="0">
     <w:nsid w:val="33F33CFD"/>
     <w:multiLevelType w:val="multilevel"/>
     <w:tmpl w:val="986838A4"/>
@@ -8267,7 +11419,7 @@
       </w:rPr>
     </w:lvl>
   </w:abstractNum>
-  <w:abstractNum w:abstractNumId="7" w15:restartNumberingAfterBreak="0">
+  <w:abstractNum w:abstractNumId="12" w15:restartNumberingAfterBreak="0">
     <w:nsid w:val="36E357BF"/>
     <w:multiLevelType w:val="multilevel"/>
     <w:tmpl w:val="55CE1C46"/>
@@ -8354,7 +11506,382 @@
       </w:pPr>
     </w:lvl>
   </w:abstractNum>
-  <w:abstractNum w:abstractNumId="8" w15:restartNumberingAfterBreak="0">
+  <w:abstractNum w:abstractNumId="13" w15:restartNumberingAfterBreak="0">
+    <w:nsid w:val="3B991673"/>
+    <w:multiLevelType w:val="multilevel"/>
+    <w:tmpl w:val="F4D2BF50"/>
+    <w:lvl w:ilvl="0">
+      <w:start w:val="1"/>
+      <w:numFmt w:val="bullet"/>
+      <w:lvlText w:val=""/>
+      <w:lvlJc w:val="left"/>
+      <w:pPr>
+        <w:tabs>
+          <w:tab w:val="num" w:pos="720"/>
+        </w:tabs>
+        <w:ind w:left="720" w:hanging="360"/>
+      </w:pPr>
+      <w:rPr>
+        <w:rFonts w:ascii="Symbol" w:hAnsi="Symbol" w:hint="default"/>
+        <w:sz w:val="20"/>
+      </w:rPr>
+    </w:lvl>
+    <w:lvl w:ilvl="1" w:tentative="1">
+      <w:start w:val="1"/>
+      <w:numFmt w:val="bullet"/>
+      <w:lvlText w:val=""/>
+      <w:lvlJc w:val="left"/>
+      <w:pPr>
+        <w:tabs>
+          <w:tab w:val="num" w:pos="1440"/>
+        </w:tabs>
+        <w:ind w:left="1440" w:hanging="360"/>
+      </w:pPr>
+      <w:rPr>
+        <w:rFonts w:ascii="Symbol" w:hAnsi="Symbol" w:hint="default"/>
+        <w:sz w:val="20"/>
+      </w:rPr>
+    </w:lvl>
+    <w:lvl w:ilvl="2" w:tentative="1">
+      <w:start w:val="1"/>
+      <w:numFmt w:val="bullet"/>
+      <w:lvlText w:val=""/>
+      <w:lvlJc w:val="left"/>
+      <w:pPr>
+        <w:tabs>
+          <w:tab w:val="num" w:pos="2160"/>
+        </w:tabs>
+        <w:ind w:left="2160" w:hanging="360"/>
+      </w:pPr>
+      <w:rPr>
+        <w:rFonts w:ascii="Symbol" w:hAnsi="Symbol" w:hint="default"/>
+        <w:sz w:val="20"/>
+      </w:rPr>
+    </w:lvl>
+    <w:lvl w:ilvl="3" w:tentative="1">
+      <w:start w:val="1"/>
+      <w:numFmt w:val="bullet"/>
+      <w:lvlText w:val=""/>
+      <w:lvlJc w:val="left"/>
+      <w:pPr>
+        <w:tabs>
+          <w:tab w:val="num" w:pos="2880"/>
+        </w:tabs>
+        <w:ind w:left="2880" w:hanging="360"/>
+      </w:pPr>
+      <w:rPr>
+        <w:rFonts w:ascii="Symbol" w:hAnsi="Symbol" w:hint="default"/>
+        <w:sz w:val="20"/>
+      </w:rPr>
+    </w:lvl>
+    <w:lvl w:ilvl="4" w:tentative="1">
+      <w:start w:val="1"/>
+      <w:numFmt w:val="bullet"/>
+      <w:lvlText w:val=""/>
+      <w:lvlJc w:val="left"/>
+      <w:pPr>
+        <w:tabs>
+          <w:tab w:val="num" w:pos="3600"/>
+        </w:tabs>
+        <w:ind w:left="3600" w:hanging="360"/>
+      </w:pPr>
+      <w:rPr>
+        <w:rFonts w:ascii="Symbol" w:hAnsi="Symbol" w:hint="default"/>
+        <w:sz w:val="20"/>
+      </w:rPr>
+    </w:lvl>
+    <w:lvl w:ilvl="5" w:tentative="1">
+      <w:start w:val="1"/>
+      <w:numFmt w:val="bullet"/>
+      <w:lvlText w:val=""/>
+      <w:lvlJc w:val="left"/>
+      <w:pPr>
+        <w:tabs>
+          <w:tab w:val="num" w:pos="4320"/>
+        </w:tabs>
+        <w:ind w:left="4320" w:hanging="360"/>
+      </w:pPr>
+      <w:rPr>
+        <w:rFonts w:ascii="Symbol" w:hAnsi="Symbol" w:hint="default"/>
+        <w:sz w:val="20"/>
+      </w:rPr>
+    </w:lvl>
+    <w:lvl w:ilvl="6" w:tentative="1">
+      <w:start w:val="1"/>
+      <w:numFmt w:val="bullet"/>
+      <w:lvlText w:val=""/>
+      <w:lvlJc w:val="left"/>
+      <w:pPr>
+        <w:tabs>
+          <w:tab w:val="num" w:pos="5040"/>
+        </w:tabs>
+        <w:ind w:left="5040" w:hanging="360"/>
+      </w:pPr>
+      <w:rPr>
+        <w:rFonts w:ascii="Symbol" w:hAnsi="Symbol" w:hint="default"/>
+        <w:sz w:val="20"/>
+      </w:rPr>
+    </w:lvl>
+    <w:lvl w:ilvl="7" w:tentative="1">
+      <w:start w:val="1"/>
+      <w:numFmt w:val="bullet"/>
+      <w:lvlText w:val=""/>
+      <w:lvlJc w:val="left"/>
+      <w:pPr>
+        <w:tabs>
+          <w:tab w:val="num" w:pos="5760"/>
+        </w:tabs>
+        <w:ind w:left="5760" w:hanging="360"/>
+      </w:pPr>
+      <w:rPr>
+        <w:rFonts w:ascii="Symbol" w:hAnsi="Symbol" w:hint="default"/>
+        <w:sz w:val="20"/>
+      </w:rPr>
+    </w:lvl>
+    <w:lvl w:ilvl="8" w:tentative="1">
+      <w:start w:val="1"/>
+      <w:numFmt w:val="bullet"/>
+      <w:lvlText w:val=""/>
+      <w:lvlJc w:val="left"/>
+      <w:pPr>
+        <w:tabs>
+          <w:tab w:val="num" w:pos="6480"/>
+        </w:tabs>
+        <w:ind w:left="6480" w:hanging="360"/>
+      </w:pPr>
+      <w:rPr>
+        <w:rFonts w:ascii="Symbol" w:hAnsi="Symbol" w:hint="default"/>
+        <w:sz w:val="20"/>
+      </w:rPr>
+    </w:lvl>
+  </w:abstractNum>
+  <w:abstractNum w:abstractNumId="14" w15:restartNumberingAfterBreak="0">
+    <w:nsid w:val="3CD8690E"/>
+    <w:multiLevelType w:val="hybridMultilevel"/>
+    <w:tmpl w:val="F6DAB768"/>
+    <w:lvl w:ilvl="0" w:tplc="04100001">
+      <w:start w:val="1"/>
+      <w:numFmt w:val="bullet"/>
+      <w:lvlText w:val=""/>
+      <w:lvlJc w:val="left"/>
+      <w:pPr>
+        <w:ind w:left="720" w:hanging="360"/>
+      </w:pPr>
+      <w:rPr>
+        <w:rFonts w:ascii="Symbol" w:hAnsi="Symbol" w:hint="default"/>
+      </w:rPr>
+    </w:lvl>
+    <w:lvl w:ilvl="1" w:tplc="04100003" w:tentative="1">
+      <w:start w:val="1"/>
+      <w:numFmt w:val="bullet"/>
+      <w:lvlText w:val="o"/>
+      <w:lvlJc w:val="left"/>
+      <w:pPr>
+        <w:ind w:left="1440" w:hanging="360"/>
+      </w:pPr>
+      <w:rPr>
+        <w:rFonts w:ascii="Courier New" w:hAnsi="Courier New" w:cs="Courier New" w:hint="default"/>
+      </w:rPr>
+    </w:lvl>
+    <w:lvl w:ilvl="2" w:tplc="04100005" w:tentative="1">
+      <w:start w:val="1"/>
+      <w:numFmt w:val="bullet"/>
+      <w:lvlText w:val=""/>
+      <w:lvlJc w:val="left"/>
+      <w:pPr>
+        <w:ind w:left="2160" w:hanging="360"/>
+      </w:pPr>
+      <w:rPr>
+        <w:rFonts w:ascii="Wingdings" w:hAnsi="Wingdings" w:hint="default"/>
+      </w:rPr>
+    </w:lvl>
+    <w:lvl w:ilvl="3" w:tplc="04100001" w:tentative="1">
+      <w:start w:val="1"/>
+      <w:numFmt w:val="bullet"/>
+      <w:lvlText w:val=""/>
+      <w:lvlJc w:val="left"/>
+      <w:pPr>
+        <w:ind w:left="2880" w:hanging="360"/>
+      </w:pPr>
+      <w:rPr>
+        <w:rFonts w:ascii="Symbol" w:hAnsi="Symbol" w:hint="default"/>
+      </w:rPr>
+    </w:lvl>
+    <w:lvl w:ilvl="4" w:tplc="04100003" w:tentative="1">
+      <w:start w:val="1"/>
+      <w:numFmt w:val="bullet"/>
+      <w:lvlText w:val="o"/>
+      <w:lvlJc w:val="left"/>
+      <w:pPr>
+        <w:ind w:left="3600" w:hanging="360"/>
+      </w:pPr>
+      <w:rPr>
+        <w:rFonts w:ascii="Courier New" w:hAnsi="Courier New" w:cs="Courier New" w:hint="default"/>
+      </w:rPr>
+    </w:lvl>
+    <w:lvl w:ilvl="5" w:tplc="04100005" w:tentative="1">
+      <w:start w:val="1"/>
+      <w:numFmt w:val="bullet"/>
+      <w:lvlText w:val=""/>
+      <w:lvlJc w:val="left"/>
+      <w:pPr>
+        <w:ind w:left="4320" w:hanging="360"/>
+      </w:pPr>
+      <w:rPr>
+        <w:rFonts w:ascii="Wingdings" w:hAnsi="Wingdings" w:hint="default"/>
+      </w:rPr>
+    </w:lvl>
+    <w:lvl w:ilvl="6" w:tplc="04100001" w:tentative="1">
+      <w:start w:val="1"/>
+      <w:numFmt w:val="bullet"/>
+      <w:lvlText w:val=""/>
+      <w:lvlJc w:val="left"/>
+      <w:pPr>
+        <w:ind w:left="5040" w:hanging="360"/>
+      </w:pPr>
+      <w:rPr>
+        <w:rFonts w:ascii="Symbol" w:hAnsi="Symbol" w:hint="default"/>
+      </w:rPr>
+    </w:lvl>
+    <w:lvl w:ilvl="7" w:tplc="04100003" w:tentative="1">
+      <w:start w:val="1"/>
+      <w:numFmt w:val="bullet"/>
+      <w:lvlText w:val="o"/>
+      <w:lvlJc w:val="left"/>
+      <w:pPr>
+        <w:ind w:left="5760" w:hanging="360"/>
+      </w:pPr>
+      <w:rPr>
+        <w:rFonts w:ascii="Courier New" w:hAnsi="Courier New" w:cs="Courier New" w:hint="default"/>
+      </w:rPr>
+    </w:lvl>
+    <w:lvl w:ilvl="8" w:tplc="04100005" w:tentative="1">
+      <w:start w:val="1"/>
+      <w:numFmt w:val="bullet"/>
+      <w:lvlText w:val=""/>
+      <w:lvlJc w:val="left"/>
+      <w:pPr>
+        <w:ind w:left="6480" w:hanging="360"/>
+      </w:pPr>
+      <w:rPr>
+        <w:rFonts w:ascii="Wingdings" w:hAnsi="Wingdings" w:hint="default"/>
+      </w:rPr>
+    </w:lvl>
+  </w:abstractNum>
+  <w:abstractNum w:abstractNumId="15" w15:restartNumberingAfterBreak="0">
+    <w:nsid w:val="3D0520A9"/>
+    <w:multiLevelType w:val="hybridMultilevel"/>
+    <w:tmpl w:val="339AFA80"/>
+    <w:lvl w:ilvl="0" w:tplc="04100001">
+      <w:start w:val="1"/>
+      <w:numFmt w:val="bullet"/>
+      <w:lvlText w:val=""/>
+      <w:lvlJc w:val="left"/>
+      <w:pPr>
+        <w:ind w:left="720" w:hanging="360"/>
+      </w:pPr>
+      <w:rPr>
+        <w:rFonts w:ascii="Symbol" w:hAnsi="Symbol" w:hint="default"/>
+      </w:rPr>
+    </w:lvl>
+    <w:lvl w:ilvl="1" w:tplc="04100003" w:tentative="1">
+      <w:start w:val="1"/>
+      <w:numFmt w:val="bullet"/>
+      <w:lvlText w:val="o"/>
+      <w:lvlJc w:val="left"/>
+      <w:pPr>
+        <w:ind w:left="1440" w:hanging="360"/>
+      </w:pPr>
+      <w:rPr>
+        <w:rFonts w:ascii="Courier New" w:hAnsi="Courier New" w:cs="Courier New" w:hint="default"/>
+      </w:rPr>
+    </w:lvl>
+    <w:lvl w:ilvl="2" w:tplc="04100005" w:tentative="1">
+      <w:start w:val="1"/>
+      <w:numFmt w:val="bullet"/>
+      <w:lvlText w:val=""/>
+      <w:lvlJc w:val="left"/>
+      <w:pPr>
+        <w:ind w:left="2160" w:hanging="360"/>
+      </w:pPr>
+      <w:rPr>
+        <w:rFonts w:ascii="Wingdings" w:hAnsi="Wingdings" w:hint="default"/>
+      </w:rPr>
+    </w:lvl>
+    <w:lvl w:ilvl="3" w:tplc="04100001" w:tentative="1">
+      <w:start w:val="1"/>
+      <w:numFmt w:val="bullet"/>
+      <w:lvlText w:val=""/>
+      <w:lvlJc w:val="left"/>
+      <w:pPr>
+        <w:ind w:left="2880" w:hanging="360"/>
+      </w:pPr>
+      <w:rPr>
+        <w:rFonts w:ascii="Symbol" w:hAnsi="Symbol" w:hint="default"/>
+      </w:rPr>
+    </w:lvl>
+    <w:lvl w:ilvl="4" w:tplc="04100003" w:tentative="1">
+      <w:start w:val="1"/>
+      <w:numFmt w:val="bullet"/>
+      <w:lvlText w:val="o"/>
+      <w:lvlJc w:val="left"/>
+      <w:pPr>
+        <w:ind w:left="3600" w:hanging="360"/>
+      </w:pPr>
+      <w:rPr>
+        <w:rFonts w:ascii="Courier New" w:hAnsi="Courier New" w:cs="Courier New" w:hint="default"/>
+      </w:rPr>
+    </w:lvl>
+    <w:lvl w:ilvl="5" w:tplc="04100005" w:tentative="1">
+      <w:start w:val="1"/>
+      <w:numFmt w:val="bullet"/>
+      <w:lvlText w:val=""/>
+      <w:lvlJc w:val="left"/>
+      <w:pPr>
+        <w:ind w:left="4320" w:hanging="360"/>
+      </w:pPr>
+      <w:rPr>
+        <w:rFonts w:ascii="Wingdings" w:hAnsi="Wingdings" w:hint="default"/>
+      </w:rPr>
+    </w:lvl>
+    <w:lvl w:ilvl="6" w:tplc="04100001" w:tentative="1">
+      <w:start w:val="1"/>
+      <w:numFmt w:val="bullet"/>
+      <w:lvlText w:val=""/>
+      <w:lvlJc w:val="left"/>
+      <w:pPr>
+        <w:ind w:left="5040" w:hanging="360"/>
+      </w:pPr>
+      <w:rPr>
+        <w:rFonts w:ascii="Symbol" w:hAnsi="Symbol" w:hint="default"/>
+      </w:rPr>
+    </w:lvl>
+    <w:lvl w:ilvl="7" w:tplc="04100003" w:tentative="1">
+      <w:start w:val="1"/>
+      <w:numFmt w:val="bullet"/>
+      <w:lvlText w:val="o"/>
+      <w:lvlJc w:val="left"/>
+      <w:pPr>
+        <w:ind w:left="5760" w:hanging="360"/>
+      </w:pPr>
+      <w:rPr>
+        <w:rFonts w:ascii="Courier New" w:hAnsi="Courier New" w:cs="Courier New" w:hint="default"/>
+      </w:rPr>
+    </w:lvl>
+    <w:lvl w:ilvl="8" w:tplc="04100005" w:tentative="1">
+      <w:start w:val="1"/>
+      <w:numFmt w:val="bullet"/>
+      <w:lvlText w:val=""/>
+      <w:lvlJc w:val="left"/>
+      <w:pPr>
+        <w:ind w:left="6480" w:hanging="360"/>
+      </w:pPr>
+      <w:rPr>
+        <w:rFonts w:ascii="Wingdings" w:hAnsi="Wingdings" w:hint="default"/>
+      </w:rPr>
+    </w:lvl>
+  </w:abstractNum>
+  <w:abstractNum w:abstractNumId="16" w15:restartNumberingAfterBreak="0">
     <w:nsid w:val="41BE5998"/>
     <w:multiLevelType w:val="multilevel"/>
     <w:tmpl w:val="EFFAE5B0"/>
@@ -8503,7 +12030,305 @@
       </w:rPr>
     </w:lvl>
   </w:abstractNum>
-  <w:abstractNum w:abstractNumId="9" w15:restartNumberingAfterBreak="0">
+  <w:abstractNum w:abstractNumId="17" w15:restartNumberingAfterBreak="0">
+    <w:nsid w:val="41C613B4"/>
+    <w:multiLevelType w:val="multilevel"/>
+    <w:tmpl w:val="27E85744"/>
+    <w:lvl w:ilvl="0">
+      <w:start w:val="1"/>
+      <w:numFmt w:val="bullet"/>
+      <w:lvlText w:val=""/>
+      <w:lvlJc w:val="left"/>
+      <w:pPr>
+        <w:tabs>
+          <w:tab w:val="num" w:pos="720"/>
+        </w:tabs>
+        <w:ind w:left="720" w:hanging="360"/>
+      </w:pPr>
+      <w:rPr>
+        <w:rFonts w:ascii="Symbol" w:hAnsi="Symbol" w:hint="default"/>
+        <w:sz w:val="20"/>
+      </w:rPr>
+    </w:lvl>
+    <w:lvl w:ilvl="1" w:tentative="1">
+      <w:start w:val="1"/>
+      <w:numFmt w:val="bullet"/>
+      <w:lvlText w:val=""/>
+      <w:lvlJc w:val="left"/>
+      <w:pPr>
+        <w:tabs>
+          <w:tab w:val="num" w:pos="1440"/>
+        </w:tabs>
+        <w:ind w:left="1440" w:hanging="360"/>
+      </w:pPr>
+      <w:rPr>
+        <w:rFonts w:ascii="Symbol" w:hAnsi="Symbol" w:hint="default"/>
+        <w:sz w:val="20"/>
+      </w:rPr>
+    </w:lvl>
+    <w:lvl w:ilvl="2" w:tentative="1">
+      <w:start w:val="1"/>
+      <w:numFmt w:val="bullet"/>
+      <w:lvlText w:val=""/>
+      <w:lvlJc w:val="left"/>
+      <w:pPr>
+        <w:tabs>
+          <w:tab w:val="num" w:pos="2160"/>
+        </w:tabs>
+        <w:ind w:left="2160" w:hanging="360"/>
+      </w:pPr>
+      <w:rPr>
+        <w:rFonts w:ascii="Symbol" w:hAnsi="Symbol" w:hint="default"/>
+        <w:sz w:val="20"/>
+      </w:rPr>
+    </w:lvl>
+    <w:lvl w:ilvl="3" w:tentative="1">
+      <w:start w:val="1"/>
+      <w:numFmt w:val="bullet"/>
+      <w:lvlText w:val=""/>
+      <w:lvlJc w:val="left"/>
+      <w:pPr>
+        <w:tabs>
+          <w:tab w:val="num" w:pos="2880"/>
+        </w:tabs>
+        <w:ind w:left="2880" w:hanging="360"/>
+      </w:pPr>
+      <w:rPr>
+        <w:rFonts w:ascii="Symbol" w:hAnsi="Symbol" w:hint="default"/>
+        <w:sz w:val="20"/>
+      </w:rPr>
+    </w:lvl>
+    <w:lvl w:ilvl="4" w:tentative="1">
+      <w:start w:val="1"/>
+      <w:numFmt w:val="bullet"/>
+      <w:lvlText w:val=""/>
+      <w:lvlJc w:val="left"/>
+      <w:pPr>
+        <w:tabs>
+          <w:tab w:val="num" w:pos="3600"/>
+        </w:tabs>
+        <w:ind w:left="3600" w:hanging="360"/>
+      </w:pPr>
+      <w:rPr>
+        <w:rFonts w:ascii="Symbol" w:hAnsi="Symbol" w:hint="default"/>
+        <w:sz w:val="20"/>
+      </w:rPr>
+    </w:lvl>
+    <w:lvl w:ilvl="5" w:tentative="1">
+      <w:start w:val="1"/>
+      <w:numFmt w:val="bullet"/>
+      <w:lvlText w:val=""/>
+      <w:lvlJc w:val="left"/>
+      <w:pPr>
+        <w:tabs>
+          <w:tab w:val="num" w:pos="4320"/>
+        </w:tabs>
+        <w:ind w:left="4320" w:hanging="360"/>
+      </w:pPr>
+      <w:rPr>
+        <w:rFonts w:ascii="Symbol" w:hAnsi="Symbol" w:hint="default"/>
+        <w:sz w:val="20"/>
+      </w:rPr>
+    </w:lvl>
+    <w:lvl w:ilvl="6" w:tentative="1">
+      <w:start w:val="1"/>
+      <w:numFmt w:val="bullet"/>
+      <w:lvlText w:val=""/>
+      <w:lvlJc w:val="left"/>
+      <w:pPr>
+        <w:tabs>
+          <w:tab w:val="num" w:pos="5040"/>
+        </w:tabs>
+        <w:ind w:left="5040" w:hanging="360"/>
+      </w:pPr>
+      <w:rPr>
+        <w:rFonts w:ascii="Symbol" w:hAnsi="Symbol" w:hint="default"/>
+        <w:sz w:val="20"/>
+      </w:rPr>
+    </w:lvl>
+    <w:lvl w:ilvl="7" w:tentative="1">
+      <w:start w:val="1"/>
+      <w:numFmt w:val="bullet"/>
+      <w:lvlText w:val=""/>
+      <w:lvlJc w:val="left"/>
+      <w:pPr>
+        <w:tabs>
+          <w:tab w:val="num" w:pos="5760"/>
+        </w:tabs>
+        <w:ind w:left="5760" w:hanging="360"/>
+      </w:pPr>
+      <w:rPr>
+        <w:rFonts w:ascii="Symbol" w:hAnsi="Symbol" w:hint="default"/>
+        <w:sz w:val="20"/>
+      </w:rPr>
+    </w:lvl>
+    <w:lvl w:ilvl="8" w:tentative="1">
+      <w:start w:val="1"/>
+      <w:numFmt w:val="bullet"/>
+      <w:lvlText w:val=""/>
+      <w:lvlJc w:val="left"/>
+      <w:pPr>
+        <w:tabs>
+          <w:tab w:val="num" w:pos="6480"/>
+        </w:tabs>
+        <w:ind w:left="6480" w:hanging="360"/>
+      </w:pPr>
+      <w:rPr>
+        <w:rFonts w:ascii="Symbol" w:hAnsi="Symbol" w:hint="default"/>
+        <w:sz w:val="20"/>
+      </w:rPr>
+    </w:lvl>
+  </w:abstractNum>
+  <w:abstractNum w:abstractNumId="18" w15:restartNumberingAfterBreak="0">
+    <w:nsid w:val="445B1499"/>
+    <w:multiLevelType w:val="multilevel"/>
+    <w:tmpl w:val="AD8A1AC2"/>
+    <w:lvl w:ilvl="0">
+      <w:start w:val="1"/>
+      <w:numFmt w:val="bullet"/>
+      <w:lvlText w:val=""/>
+      <w:lvlJc w:val="left"/>
+      <w:pPr>
+        <w:tabs>
+          <w:tab w:val="num" w:pos="720"/>
+        </w:tabs>
+        <w:ind w:left="720" w:hanging="360"/>
+      </w:pPr>
+      <w:rPr>
+        <w:rFonts w:ascii="Symbol" w:hAnsi="Symbol" w:hint="default"/>
+        <w:sz w:val="20"/>
+      </w:rPr>
+    </w:lvl>
+    <w:lvl w:ilvl="1" w:tentative="1">
+      <w:start w:val="1"/>
+      <w:numFmt w:val="bullet"/>
+      <w:lvlText w:val=""/>
+      <w:lvlJc w:val="left"/>
+      <w:pPr>
+        <w:tabs>
+          <w:tab w:val="num" w:pos="1440"/>
+        </w:tabs>
+        <w:ind w:left="1440" w:hanging="360"/>
+      </w:pPr>
+      <w:rPr>
+        <w:rFonts w:ascii="Symbol" w:hAnsi="Symbol" w:hint="default"/>
+        <w:sz w:val="20"/>
+      </w:rPr>
+    </w:lvl>
+    <w:lvl w:ilvl="2" w:tentative="1">
+      <w:start w:val="1"/>
+      <w:numFmt w:val="bullet"/>
+      <w:lvlText w:val=""/>
+      <w:lvlJc w:val="left"/>
+      <w:pPr>
+        <w:tabs>
+          <w:tab w:val="num" w:pos="2160"/>
+        </w:tabs>
+        <w:ind w:left="2160" w:hanging="360"/>
+      </w:pPr>
+      <w:rPr>
+        <w:rFonts w:ascii="Symbol" w:hAnsi="Symbol" w:hint="default"/>
+        <w:sz w:val="20"/>
+      </w:rPr>
+    </w:lvl>
+    <w:lvl w:ilvl="3" w:tentative="1">
+      <w:start w:val="1"/>
+      <w:numFmt w:val="bullet"/>
+      <w:lvlText w:val=""/>
+      <w:lvlJc w:val="left"/>
+      <w:pPr>
+        <w:tabs>
+          <w:tab w:val="num" w:pos="2880"/>
+        </w:tabs>
+        <w:ind w:left="2880" w:hanging="360"/>
+      </w:pPr>
+      <w:rPr>
+        <w:rFonts w:ascii="Symbol" w:hAnsi="Symbol" w:hint="default"/>
+        <w:sz w:val="20"/>
+      </w:rPr>
+    </w:lvl>
+    <w:lvl w:ilvl="4" w:tentative="1">
+      <w:start w:val="1"/>
+      <w:numFmt w:val="bullet"/>
+      <w:lvlText w:val=""/>
+      <w:lvlJc w:val="left"/>
+      <w:pPr>
+        <w:tabs>
+          <w:tab w:val="num" w:pos="3600"/>
+        </w:tabs>
+        <w:ind w:left="3600" w:hanging="360"/>
+      </w:pPr>
+      <w:rPr>
+        <w:rFonts w:ascii="Symbol" w:hAnsi="Symbol" w:hint="default"/>
+        <w:sz w:val="20"/>
+      </w:rPr>
+    </w:lvl>
+    <w:lvl w:ilvl="5" w:tentative="1">
+      <w:start w:val="1"/>
+      <w:numFmt w:val="bullet"/>
+      <w:lvlText w:val=""/>
+      <w:lvlJc w:val="left"/>
+      <w:pPr>
+        <w:tabs>
+          <w:tab w:val="num" w:pos="4320"/>
+        </w:tabs>
+        <w:ind w:left="4320" w:hanging="360"/>
+      </w:pPr>
+      <w:rPr>
+        <w:rFonts w:ascii="Symbol" w:hAnsi="Symbol" w:hint="default"/>
+        <w:sz w:val="20"/>
+      </w:rPr>
+    </w:lvl>
+    <w:lvl w:ilvl="6" w:tentative="1">
+      <w:start w:val="1"/>
+      <w:numFmt w:val="bullet"/>
+      <w:lvlText w:val=""/>
+      <w:lvlJc w:val="left"/>
+      <w:pPr>
+        <w:tabs>
+          <w:tab w:val="num" w:pos="5040"/>
+        </w:tabs>
+        <w:ind w:left="5040" w:hanging="360"/>
+      </w:pPr>
+      <w:rPr>
+        <w:rFonts w:ascii="Symbol" w:hAnsi="Symbol" w:hint="default"/>
+        <w:sz w:val="20"/>
+      </w:rPr>
+    </w:lvl>
+    <w:lvl w:ilvl="7" w:tentative="1">
+      <w:start w:val="1"/>
+      <w:numFmt w:val="bullet"/>
+      <w:lvlText w:val=""/>
+      <w:lvlJc w:val="left"/>
+      <w:pPr>
+        <w:tabs>
+          <w:tab w:val="num" w:pos="5760"/>
+        </w:tabs>
+        <w:ind w:left="5760" w:hanging="360"/>
+      </w:pPr>
+      <w:rPr>
+        <w:rFonts w:ascii="Symbol" w:hAnsi="Symbol" w:hint="default"/>
+        <w:sz w:val="20"/>
+      </w:rPr>
+    </w:lvl>
+    <w:lvl w:ilvl="8" w:tentative="1">
+      <w:start w:val="1"/>
+      <w:numFmt w:val="bullet"/>
+      <w:lvlText w:val=""/>
+      <w:lvlJc w:val="left"/>
+      <w:pPr>
+        <w:tabs>
+          <w:tab w:val="num" w:pos="6480"/>
+        </w:tabs>
+        <w:ind w:left="6480" w:hanging="360"/>
+      </w:pPr>
+      <w:rPr>
+        <w:rFonts w:ascii="Symbol" w:hAnsi="Symbol" w:hint="default"/>
+        <w:sz w:val="20"/>
+      </w:rPr>
+    </w:lvl>
+  </w:abstractNum>
+  <w:abstractNum w:abstractNumId="19" w15:restartNumberingAfterBreak="0">
     <w:nsid w:val="48BC240F"/>
     <w:multiLevelType w:val="multilevel"/>
     <w:tmpl w:val="3948FE9A"/>
@@ -8652,7 +12477,7 @@
       </w:rPr>
     </w:lvl>
   </w:abstractNum>
-  <w:abstractNum w:abstractNumId="10" w15:restartNumberingAfterBreak="0">
+  <w:abstractNum w:abstractNumId="20" w15:restartNumberingAfterBreak="0">
     <w:nsid w:val="4A597C4D"/>
     <w:multiLevelType w:val="multilevel"/>
     <w:tmpl w:val="F8964920"/>
@@ -8801,7 +12626,7 @@
       </w:rPr>
     </w:lvl>
   </w:abstractNum>
-  <w:abstractNum w:abstractNumId="11" w15:restartNumberingAfterBreak="0">
+  <w:abstractNum w:abstractNumId="21" w15:restartNumberingAfterBreak="0">
     <w:nsid w:val="4E948C5F"/>
     <w:multiLevelType w:val="hybridMultilevel"/>
     <w:tmpl w:val="6650ABB2"/>
@@ -8914,7 +12739,7 @@
       </w:rPr>
     </w:lvl>
   </w:abstractNum>
-  <w:abstractNum w:abstractNumId="12" w15:restartNumberingAfterBreak="0">
+  <w:abstractNum w:abstractNumId="22" w15:restartNumberingAfterBreak="0">
     <w:nsid w:val="52BC48F7"/>
     <w:multiLevelType w:val="multilevel"/>
     <w:tmpl w:val="FC1A39AE"/>
@@ -9063,7 +12888,418 @@
       </w:rPr>
     </w:lvl>
   </w:abstractNum>
-  <w:abstractNum w:abstractNumId="13" w15:restartNumberingAfterBreak="0">
+  <w:abstractNum w:abstractNumId="23" w15:restartNumberingAfterBreak="0">
+    <w:nsid w:val="547317FD"/>
+    <w:multiLevelType w:val="hybridMultilevel"/>
+    <w:tmpl w:val="D9505F14"/>
+    <w:lvl w:ilvl="0" w:tplc="04100001">
+      <w:start w:val="1"/>
+      <w:numFmt w:val="bullet"/>
+      <w:lvlText w:val=""/>
+      <w:lvlJc w:val="left"/>
+      <w:pPr>
+        <w:ind w:left="720" w:hanging="360"/>
+      </w:pPr>
+      <w:rPr>
+        <w:rFonts w:ascii="Symbol" w:hAnsi="Symbol" w:hint="default"/>
+      </w:rPr>
+    </w:lvl>
+    <w:lvl w:ilvl="1" w:tplc="04100003" w:tentative="1">
+      <w:start w:val="1"/>
+      <w:numFmt w:val="bullet"/>
+      <w:lvlText w:val="o"/>
+      <w:lvlJc w:val="left"/>
+      <w:pPr>
+        <w:ind w:left="1440" w:hanging="360"/>
+      </w:pPr>
+      <w:rPr>
+        <w:rFonts w:ascii="Courier New" w:hAnsi="Courier New" w:cs="Courier New" w:hint="default"/>
+      </w:rPr>
+    </w:lvl>
+    <w:lvl w:ilvl="2" w:tplc="04100005" w:tentative="1">
+      <w:start w:val="1"/>
+      <w:numFmt w:val="bullet"/>
+      <w:lvlText w:val=""/>
+      <w:lvlJc w:val="left"/>
+      <w:pPr>
+        <w:ind w:left="2160" w:hanging="360"/>
+      </w:pPr>
+      <w:rPr>
+        <w:rFonts w:ascii="Wingdings" w:hAnsi="Wingdings" w:hint="default"/>
+      </w:rPr>
+    </w:lvl>
+    <w:lvl w:ilvl="3" w:tplc="04100001" w:tentative="1">
+      <w:start w:val="1"/>
+      <w:numFmt w:val="bullet"/>
+      <w:lvlText w:val=""/>
+      <w:lvlJc w:val="left"/>
+      <w:pPr>
+        <w:ind w:left="2880" w:hanging="360"/>
+      </w:pPr>
+      <w:rPr>
+        <w:rFonts w:ascii="Symbol" w:hAnsi="Symbol" w:hint="default"/>
+      </w:rPr>
+    </w:lvl>
+    <w:lvl w:ilvl="4" w:tplc="04100003" w:tentative="1">
+      <w:start w:val="1"/>
+      <w:numFmt w:val="bullet"/>
+      <w:lvlText w:val="o"/>
+      <w:lvlJc w:val="left"/>
+      <w:pPr>
+        <w:ind w:left="3600" w:hanging="360"/>
+      </w:pPr>
+      <w:rPr>
+        <w:rFonts w:ascii="Courier New" w:hAnsi="Courier New" w:cs="Courier New" w:hint="default"/>
+      </w:rPr>
+    </w:lvl>
+    <w:lvl w:ilvl="5" w:tplc="04100005" w:tentative="1">
+      <w:start w:val="1"/>
+      <w:numFmt w:val="bullet"/>
+      <w:lvlText w:val=""/>
+      <w:lvlJc w:val="left"/>
+      <w:pPr>
+        <w:ind w:left="4320" w:hanging="360"/>
+      </w:pPr>
+      <w:rPr>
+        <w:rFonts w:ascii="Wingdings" w:hAnsi="Wingdings" w:hint="default"/>
+      </w:rPr>
+    </w:lvl>
+    <w:lvl w:ilvl="6" w:tplc="04100001" w:tentative="1">
+      <w:start w:val="1"/>
+      <w:numFmt w:val="bullet"/>
+      <w:lvlText w:val=""/>
+      <w:lvlJc w:val="left"/>
+      <w:pPr>
+        <w:ind w:left="5040" w:hanging="360"/>
+      </w:pPr>
+      <w:rPr>
+        <w:rFonts w:ascii="Symbol" w:hAnsi="Symbol" w:hint="default"/>
+      </w:rPr>
+    </w:lvl>
+    <w:lvl w:ilvl="7" w:tplc="04100003" w:tentative="1">
+      <w:start w:val="1"/>
+      <w:numFmt w:val="bullet"/>
+      <w:lvlText w:val="o"/>
+      <w:lvlJc w:val="left"/>
+      <w:pPr>
+        <w:ind w:left="5760" w:hanging="360"/>
+      </w:pPr>
+      <w:rPr>
+        <w:rFonts w:ascii="Courier New" w:hAnsi="Courier New" w:cs="Courier New" w:hint="default"/>
+      </w:rPr>
+    </w:lvl>
+    <w:lvl w:ilvl="8" w:tplc="04100005" w:tentative="1">
+      <w:start w:val="1"/>
+      <w:numFmt w:val="bullet"/>
+      <w:lvlText w:val=""/>
+      <w:lvlJc w:val="left"/>
+      <w:pPr>
+        <w:ind w:left="6480" w:hanging="360"/>
+      </w:pPr>
+      <w:rPr>
+        <w:rFonts w:ascii="Wingdings" w:hAnsi="Wingdings" w:hint="default"/>
+      </w:rPr>
+    </w:lvl>
+  </w:abstractNum>
+  <w:abstractNum w:abstractNumId="24" w15:restartNumberingAfterBreak="0">
+    <w:nsid w:val="592B1ACE"/>
+    <w:multiLevelType w:val="multilevel"/>
+    <w:tmpl w:val="0C86B1CC"/>
+    <w:lvl w:ilvl="0">
+      <w:start w:val="1"/>
+      <w:numFmt w:val="bullet"/>
+      <w:lvlText w:val=""/>
+      <w:lvlJc w:val="left"/>
+      <w:pPr>
+        <w:tabs>
+          <w:tab w:val="num" w:pos="720"/>
+        </w:tabs>
+        <w:ind w:left="720" w:hanging="360"/>
+      </w:pPr>
+      <w:rPr>
+        <w:rFonts w:ascii="Symbol" w:hAnsi="Symbol" w:hint="default"/>
+        <w:sz w:val="20"/>
+      </w:rPr>
+    </w:lvl>
+    <w:lvl w:ilvl="1" w:tentative="1">
+      <w:start w:val="1"/>
+      <w:numFmt w:val="bullet"/>
+      <w:lvlText w:val=""/>
+      <w:lvlJc w:val="left"/>
+      <w:pPr>
+        <w:tabs>
+          <w:tab w:val="num" w:pos="1440"/>
+        </w:tabs>
+        <w:ind w:left="1440" w:hanging="360"/>
+      </w:pPr>
+      <w:rPr>
+        <w:rFonts w:ascii="Symbol" w:hAnsi="Symbol" w:hint="default"/>
+        <w:sz w:val="20"/>
+      </w:rPr>
+    </w:lvl>
+    <w:lvl w:ilvl="2" w:tentative="1">
+      <w:start w:val="1"/>
+      <w:numFmt w:val="bullet"/>
+      <w:lvlText w:val=""/>
+      <w:lvlJc w:val="left"/>
+      <w:pPr>
+        <w:tabs>
+          <w:tab w:val="num" w:pos="2160"/>
+        </w:tabs>
+        <w:ind w:left="2160" w:hanging="360"/>
+      </w:pPr>
+      <w:rPr>
+        <w:rFonts w:ascii="Symbol" w:hAnsi="Symbol" w:hint="default"/>
+        <w:sz w:val="20"/>
+      </w:rPr>
+    </w:lvl>
+    <w:lvl w:ilvl="3" w:tentative="1">
+      <w:start w:val="1"/>
+      <w:numFmt w:val="bullet"/>
+      <w:lvlText w:val=""/>
+      <w:lvlJc w:val="left"/>
+      <w:pPr>
+        <w:tabs>
+          <w:tab w:val="num" w:pos="2880"/>
+        </w:tabs>
+        <w:ind w:left="2880" w:hanging="360"/>
+      </w:pPr>
+      <w:rPr>
+        <w:rFonts w:ascii="Symbol" w:hAnsi="Symbol" w:hint="default"/>
+        <w:sz w:val="20"/>
+      </w:rPr>
+    </w:lvl>
+    <w:lvl w:ilvl="4" w:tentative="1">
+      <w:start w:val="1"/>
+      <w:numFmt w:val="bullet"/>
+      <w:lvlText w:val=""/>
+      <w:lvlJc w:val="left"/>
+      <w:pPr>
+        <w:tabs>
+          <w:tab w:val="num" w:pos="3600"/>
+        </w:tabs>
+        <w:ind w:left="3600" w:hanging="360"/>
+      </w:pPr>
+      <w:rPr>
+        <w:rFonts w:ascii="Symbol" w:hAnsi="Symbol" w:hint="default"/>
+        <w:sz w:val="20"/>
+      </w:rPr>
+    </w:lvl>
+    <w:lvl w:ilvl="5" w:tentative="1">
+      <w:start w:val="1"/>
+      <w:numFmt w:val="bullet"/>
+      <w:lvlText w:val=""/>
+      <w:lvlJc w:val="left"/>
+      <w:pPr>
+        <w:tabs>
+          <w:tab w:val="num" w:pos="4320"/>
+        </w:tabs>
+        <w:ind w:left="4320" w:hanging="360"/>
+      </w:pPr>
+      <w:rPr>
+        <w:rFonts w:ascii="Symbol" w:hAnsi="Symbol" w:hint="default"/>
+        <w:sz w:val="20"/>
+      </w:rPr>
+    </w:lvl>
+    <w:lvl w:ilvl="6" w:tentative="1">
+      <w:start w:val="1"/>
+      <w:numFmt w:val="bullet"/>
+      <w:lvlText w:val=""/>
+      <w:lvlJc w:val="left"/>
+      <w:pPr>
+        <w:tabs>
+          <w:tab w:val="num" w:pos="5040"/>
+        </w:tabs>
+        <w:ind w:left="5040" w:hanging="360"/>
+      </w:pPr>
+      <w:rPr>
+        <w:rFonts w:ascii="Symbol" w:hAnsi="Symbol" w:hint="default"/>
+        <w:sz w:val="20"/>
+      </w:rPr>
+    </w:lvl>
+    <w:lvl w:ilvl="7" w:tentative="1">
+      <w:start w:val="1"/>
+      <w:numFmt w:val="bullet"/>
+      <w:lvlText w:val=""/>
+      <w:lvlJc w:val="left"/>
+      <w:pPr>
+        <w:tabs>
+          <w:tab w:val="num" w:pos="5760"/>
+        </w:tabs>
+        <w:ind w:left="5760" w:hanging="360"/>
+      </w:pPr>
+      <w:rPr>
+        <w:rFonts w:ascii="Symbol" w:hAnsi="Symbol" w:hint="default"/>
+        <w:sz w:val="20"/>
+      </w:rPr>
+    </w:lvl>
+    <w:lvl w:ilvl="8" w:tentative="1">
+      <w:start w:val="1"/>
+      <w:numFmt w:val="bullet"/>
+      <w:lvlText w:val=""/>
+      <w:lvlJc w:val="left"/>
+      <w:pPr>
+        <w:tabs>
+          <w:tab w:val="num" w:pos="6480"/>
+        </w:tabs>
+        <w:ind w:left="6480" w:hanging="360"/>
+      </w:pPr>
+      <w:rPr>
+        <w:rFonts w:ascii="Symbol" w:hAnsi="Symbol" w:hint="default"/>
+        <w:sz w:val="20"/>
+      </w:rPr>
+    </w:lvl>
+  </w:abstractNum>
+  <w:abstractNum w:abstractNumId="25" w15:restartNumberingAfterBreak="0">
+    <w:nsid w:val="592D517D"/>
+    <w:multiLevelType w:val="multilevel"/>
+    <w:tmpl w:val="D2E09112"/>
+    <w:lvl w:ilvl="0">
+      <w:start w:val="1"/>
+      <w:numFmt w:val="bullet"/>
+      <w:lvlText w:val=""/>
+      <w:lvlJc w:val="left"/>
+      <w:pPr>
+        <w:tabs>
+          <w:tab w:val="num" w:pos="720"/>
+        </w:tabs>
+        <w:ind w:left="720" w:hanging="360"/>
+      </w:pPr>
+      <w:rPr>
+        <w:rFonts w:ascii="Symbol" w:hAnsi="Symbol" w:hint="default"/>
+        <w:sz w:val="20"/>
+      </w:rPr>
+    </w:lvl>
+    <w:lvl w:ilvl="1" w:tentative="1">
+      <w:start w:val="1"/>
+      <w:numFmt w:val="bullet"/>
+      <w:lvlText w:val=""/>
+      <w:lvlJc w:val="left"/>
+      <w:pPr>
+        <w:tabs>
+          <w:tab w:val="num" w:pos="1440"/>
+        </w:tabs>
+        <w:ind w:left="1440" w:hanging="360"/>
+      </w:pPr>
+      <w:rPr>
+        <w:rFonts w:ascii="Symbol" w:hAnsi="Symbol" w:hint="default"/>
+        <w:sz w:val="20"/>
+      </w:rPr>
+    </w:lvl>
+    <w:lvl w:ilvl="2" w:tentative="1">
+      <w:start w:val="1"/>
+      <w:numFmt w:val="bullet"/>
+      <w:lvlText w:val=""/>
+      <w:lvlJc w:val="left"/>
+      <w:pPr>
+        <w:tabs>
+          <w:tab w:val="num" w:pos="2160"/>
+        </w:tabs>
+        <w:ind w:left="2160" w:hanging="360"/>
+      </w:pPr>
+      <w:rPr>
+        <w:rFonts w:ascii="Symbol" w:hAnsi="Symbol" w:hint="default"/>
+        <w:sz w:val="20"/>
+      </w:rPr>
+    </w:lvl>
+    <w:lvl w:ilvl="3" w:tentative="1">
+      <w:start w:val="1"/>
+      <w:numFmt w:val="bullet"/>
+      <w:lvlText w:val=""/>
+      <w:lvlJc w:val="left"/>
+      <w:pPr>
+        <w:tabs>
+          <w:tab w:val="num" w:pos="2880"/>
+        </w:tabs>
+        <w:ind w:left="2880" w:hanging="360"/>
+      </w:pPr>
+      <w:rPr>
+        <w:rFonts w:ascii="Symbol" w:hAnsi="Symbol" w:hint="default"/>
+        <w:sz w:val="20"/>
+      </w:rPr>
+    </w:lvl>
+    <w:lvl w:ilvl="4" w:tentative="1">
+      <w:start w:val="1"/>
+      <w:numFmt w:val="bullet"/>
+      <w:lvlText w:val=""/>
+      <w:lvlJc w:val="left"/>
+      <w:pPr>
+        <w:tabs>
+          <w:tab w:val="num" w:pos="3600"/>
+        </w:tabs>
+        <w:ind w:left="3600" w:hanging="360"/>
+      </w:pPr>
+      <w:rPr>
+        <w:rFonts w:ascii="Symbol" w:hAnsi="Symbol" w:hint="default"/>
+        <w:sz w:val="20"/>
+      </w:rPr>
+    </w:lvl>
+    <w:lvl w:ilvl="5" w:tentative="1">
+      <w:start w:val="1"/>
+      <w:numFmt w:val="bullet"/>
+      <w:lvlText w:val=""/>
+      <w:lvlJc w:val="left"/>
+      <w:pPr>
+        <w:tabs>
+          <w:tab w:val="num" w:pos="4320"/>
+        </w:tabs>
+        <w:ind w:left="4320" w:hanging="360"/>
+      </w:pPr>
+      <w:rPr>
+        <w:rFonts w:ascii="Symbol" w:hAnsi="Symbol" w:hint="default"/>
+        <w:sz w:val="20"/>
+      </w:rPr>
+    </w:lvl>
+    <w:lvl w:ilvl="6" w:tentative="1">
+      <w:start w:val="1"/>
+      <w:numFmt w:val="bullet"/>
+      <w:lvlText w:val=""/>
+      <w:lvlJc w:val="left"/>
+      <w:pPr>
+        <w:tabs>
+          <w:tab w:val="num" w:pos="5040"/>
+        </w:tabs>
+        <w:ind w:left="5040" w:hanging="360"/>
+      </w:pPr>
+      <w:rPr>
+        <w:rFonts w:ascii="Symbol" w:hAnsi="Symbol" w:hint="default"/>
+        <w:sz w:val="20"/>
+      </w:rPr>
+    </w:lvl>
+    <w:lvl w:ilvl="7" w:tentative="1">
+      <w:start w:val="1"/>
+      <w:numFmt w:val="bullet"/>
+      <w:lvlText w:val=""/>
+      <w:lvlJc w:val="left"/>
+      <w:pPr>
+        <w:tabs>
+          <w:tab w:val="num" w:pos="5760"/>
+        </w:tabs>
+        <w:ind w:left="5760" w:hanging="360"/>
+      </w:pPr>
+      <w:rPr>
+        <w:rFonts w:ascii="Symbol" w:hAnsi="Symbol" w:hint="default"/>
+        <w:sz w:val="20"/>
+      </w:rPr>
+    </w:lvl>
+    <w:lvl w:ilvl="8" w:tentative="1">
+      <w:start w:val="1"/>
+      <w:numFmt w:val="bullet"/>
+      <w:lvlText w:val=""/>
+      <w:lvlJc w:val="left"/>
+      <w:pPr>
+        <w:tabs>
+          <w:tab w:val="num" w:pos="6480"/>
+        </w:tabs>
+        <w:ind w:left="6480" w:hanging="360"/>
+      </w:pPr>
+      <w:rPr>
+        <w:rFonts w:ascii="Symbol" w:hAnsi="Symbol" w:hint="default"/>
+        <w:sz w:val="20"/>
+      </w:rPr>
+    </w:lvl>
+  </w:abstractNum>
+  <w:abstractNum w:abstractNumId="26" w15:restartNumberingAfterBreak="0">
     <w:nsid w:val="5E5D4D98"/>
     <w:multiLevelType w:val="multilevel"/>
     <w:tmpl w:val="1B5270E4"/>
@@ -9212,7 +13448,7 @@
       </w:rPr>
     </w:lvl>
   </w:abstractNum>
-  <w:abstractNum w:abstractNumId="14" w15:restartNumberingAfterBreak="0">
+  <w:abstractNum w:abstractNumId="27" w15:restartNumberingAfterBreak="0">
     <w:nsid w:val="62A23849"/>
     <w:multiLevelType w:val="hybridMultilevel"/>
     <w:tmpl w:val="2EB2D034"/>
@@ -9325,7 +13561,7 @@
       </w:rPr>
     </w:lvl>
   </w:abstractNum>
-  <w:abstractNum w:abstractNumId="15" w15:restartNumberingAfterBreak="0">
+  <w:abstractNum w:abstractNumId="28" w15:restartNumberingAfterBreak="0">
     <w:nsid w:val="644039B8"/>
     <w:multiLevelType w:val="multilevel"/>
     <w:tmpl w:val="3BCC63F0"/>
@@ -9464,7 +13700,7 @@
       </w:rPr>
     </w:lvl>
   </w:abstractNum>
-  <w:abstractNum w:abstractNumId="16" w15:restartNumberingAfterBreak="0">
+  <w:abstractNum w:abstractNumId="29" w15:restartNumberingAfterBreak="0">
     <w:nsid w:val="6714369A"/>
     <w:multiLevelType w:val="multilevel"/>
     <w:tmpl w:val="04100023"/>
@@ -9552,7 +13788,7 @@
       </w:pPr>
     </w:lvl>
   </w:abstractNum>
-  <w:abstractNum w:abstractNumId="17" w15:restartNumberingAfterBreak="0">
+  <w:abstractNum w:abstractNumId="30" w15:restartNumberingAfterBreak="0">
     <w:nsid w:val="67A0318F"/>
     <w:multiLevelType w:val="multilevel"/>
     <w:tmpl w:val="0602BEA8"/>
@@ -9701,7 +13937,7 @@
       </w:rPr>
     </w:lvl>
   </w:abstractNum>
-  <w:abstractNum w:abstractNumId="18" w15:restartNumberingAfterBreak="0">
+  <w:abstractNum w:abstractNumId="31" w15:restartNumberingAfterBreak="0">
     <w:nsid w:val="6DED74FD"/>
     <w:multiLevelType w:val="multilevel"/>
     <w:tmpl w:val="AB08C01E"/>
@@ -9850,62 +14086,405 @@
       </w:rPr>
     </w:lvl>
   </w:abstractNum>
+  <w:abstractNum w:abstractNumId="32" w15:restartNumberingAfterBreak="0">
+    <w:nsid w:val="76415C46"/>
+    <w:multiLevelType w:val="multilevel"/>
+    <w:tmpl w:val="68620A66"/>
+    <w:lvl w:ilvl="0">
+      <w:start w:val="1"/>
+      <w:numFmt w:val="bullet"/>
+      <w:lvlText w:val=""/>
+      <w:lvlJc w:val="left"/>
+      <w:pPr>
+        <w:tabs>
+          <w:tab w:val="num" w:pos="720"/>
+        </w:tabs>
+        <w:ind w:left="720" w:hanging="360"/>
+      </w:pPr>
+      <w:rPr>
+        <w:rFonts w:ascii="Symbol" w:hAnsi="Symbol" w:hint="default"/>
+        <w:sz w:val="20"/>
+      </w:rPr>
+    </w:lvl>
+    <w:lvl w:ilvl="1" w:tentative="1">
+      <w:start w:val="1"/>
+      <w:numFmt w:val="bullet"/>
+      <w:lvlText w:val=""/>
+      <w:lvlJc w:val="left"/>
+      <w:pPr>
+        <w:tabs>
+          <w:tab w:val="num" w:pos="1440"/>
+        </w:tabs>
+        <w:ind w:left="1440" w:hanging="360"/>
+      </w:pPr>
+      <w:rPr>
+        <w:rFonts w:ascii="Symbol" w:hAnsi="Symbol" w:hint="default"/>
+        <w:sz w:val="20"/>
+      </w:rPr>
+    </w:lvl>
+    <w:lvl w:ilvl="2" w:tentative="1">
+      <w:start w:val="1"/>
+      <w:numFmt w:val="bullet"/>
+      <w:lvlText w:val=""/>
+      <w:lvlJc w:val="left"/>
+      <w:pPr>
+        <w:tabs>
+          <w:tab w:val="num" w:pos="2160"/>
+        </w:tabs>
+        <w:ind w:left="2160" w:hanging="360"/>
+      </w:pPr>
+      <w:rPr>
+        <w:rFonts w:ascii="Symbol" w:hAnsi="Symbol" w:hint="default"/>
+        <w:sz w:val="20"/>
+      </w:rPr>
+    </w:lvl>
+    <w:lvl w:ilvl="3" w:tentative="1">
+      <w:start w:val="1"/>
+      <w:numFmt w:val="bullet"/>
+      <w:lvlText w:val=""/>
+      <w:lvlJc w:val="left"/>
+      <w:pPr>
+        <w:tabs>
+          <w:tab w:val="num" w:pos="2880"/>
+        </w:tabs>
+        <w:ind w:left="2880" w:hanging="360"/>
+      </w:pPr>
+      <w:rPr>
+        <w:rFonts w:ascii="Symbol" w:hAnsi="Symbol" w:hint="default"/>
+        <w:sz w:val="20"/>
+      </w:rPr>
+    </w:lvl>
+    <w:lvl w:ilvl="4" w:tentative="1">
+      <w:start w:val="1"/>
+      <w:numFmt w:val="bullet"/>
+      <w:lvlText w:val=""/>
+      <w:lvlJc w:val="left"/>
+      <w:pPr>
+        <w:tabs>
+          <w:tab w:val="num" w:pos="3600"/>
+        </w:tabs>
+        <w:ind w:left="3600" w:hanging="360"/>
+      </w:pPr>
+      <w:rPr>
+        <w:rFonts w:ascii="Symbol" w:hAnsi="Symbol" w:hint="default"/>
+        <w:sz w:val="20"/>
+      </w:rPr>
+    </w:lvl>
+    <w:lvl w:ilvl="5" w:tentative="1">
+      <w:start w:val="1"/>
+      <w:numFmt w:val="bullet"/>
+      <w:lvlText w:val=""/>
+      <w:lvlJc w:val="left"/>
+      <w:pPr>
+        <w:tabs>
+          <w:tab w:val="num" w:pos="4320"/>
+        </w:tabs>
+        <w:ind w:left="4320" w:hanging="360"/>
+      </w:pPr>
+      <w:rPr>
+        <w:rFonts w:ascii="Symbol" w:hAnsi="Symbol" w:hint="default"/>
+        <w:sz w:val="20"/>
+      </w:rPr>
+    </w:lvl>
+    <w:lvl w:ilvl="6" w:tentative="1">
+      <w:start w:val="1"/>
+      <w:numFmt w:val="bullet"/>
+      <w:lvlText w:val=""/>
+      <w:lvlJc w:val="left"/>
+      <w:pPr>
+        <w:tabs>
+          <w:tab w:val="num" w:pos="5040"/>
+        </w:tabs>
+        <w:ind w:left="5040" w:hanging="360"/>
+      </w:pPr>
+      <w:rPr>
+        <w:rFonts w:ascii="Symbol" w:hAnsi="Symbol" w:hint="default"/>
+        <w:sz w:val="20"/>
+      </w:rPr>
+    </w:lvl>
+    <w:lvl w:ilvl="7" w:tentative="1">
+      <w:start w:val="1"/>
+      <w:numFmt w:val="bullet"/>
+      <w:lvlText w:val=""/>
+      <w:lvlJc w:val="left"/>
+      <w:pPr>
+        <w:tabs>
+          <w:tab w:val="num" w:pos="5760"/>
+        </w:tabs>
+        <w:ind w:left="5760" w:hanging="360"/>
+      </w:pPr>
+      <w:rPr>
+        <w:rFonts w:ascii="Symbol" w:hAnsi="Symbol" w:hint="default"/>
+        <w:sz w:val="20"/>
+      </w:rPr>
+    </w:lvl>
+    <w:lvl w:ilvl="8" w:tentative="1">
+      <w:start w:val="1"/>
+      <w:numFmt w:val="bullet"/>
+      <w:lvlText w:val=""/>
+      <w:lvlJc w:val="left"/>
+      <w:pPr>
+        <w:tabs>
+          <w:tab w:val="num" w:pos="6480"/>
+        </w:tabs>
+        <w:ind w:left="6480" w:hanging="360"/>
+      </w:pPr>
+      <w:rPr>
+        <w:rFonts w:ascii="Symbol" w:hAnsi="Symbol" w:hint="default"/>
+        <w:sz w:val="20"/>
+      </w:rPr>
+    </w:lvl>
+  </w:abstractNum>
+  <w:abstractNum w:abstractNumId="33" w15:restartNumberingAfterBreak="0">
+    <w:nsid w:val="7CE06794"/>
+    <w:multiLevelType w:val="multilevel"/>
+    <w:tmpl w:val="DB62F2DA"/>
+    <w:lvl w:ilvl="0">
+      <w:start w:val="1"/>
+      <w:numFmt w:val="bullet"/>
+      <w:lvlText w:val=""/>
+      <w:lvlJc w:val="left"/>
+      <w:pPr>
+        <w:tabs>
+          <w:tab w:val="num" w:pos="720"/>
+        </w:tabs>
+        <w:ind w:left="720" w:hanging="360"/>
+      </w:pPr>
+      <w:rPr>
+        <w:rFonts w:ascii="Symbol" w:hAnsi="Symbol" w:hint="default"/>
+        <w:sz w:val="20"/>
+      </w:rPr>
+    </w:lvl>
+    <w:lvl w:ilvl="1" w:tentative="1">
+      <w:start w:val="1"/>
+      <w:numFmt w:val="bullet"/>
+      <w:lvlText w:val=""/>
+      <w:lvlJc w:val="left"/>
+      <w:pPr>
+        <w:tabs>
+          <w:tab w:val="num" w:pos="1440"/>
+        </w:tabs>
+        <w:ind w:left="1440" w:hanging="360"/>
+      </w:pPr>
+      <w:rPr>
+        <w:rFonts w:ascii="Symbol" w:hAnsi="Symbol" w:hint="default"/>
+        <w:sz w:val="20"/>
+      </w:rPr>
+    </w:lvl>
+    <w:lvl w:ilvl="2" w:tentative="1">
+      <w:start w:val="1"/>
+      <w:numFmt w:val="bullet"/>
+      <w:lvlText w:val=""/>
+      <w:lvlJc w:val="left"/>
+      <w:pPr>
+        <w:tabs>
+          <w:tab w:val="num" w:pos="2160"/>
+        </w:tabs>
+        <w:ind w:left="2160" w:hanging="360"/>
+      </w:pPr>
+      <w:rPr>
+        <w:rFonts w:ascii="Symbol" w:hAnsi="Symbol" w:hint="default"/>
+        <w:sz w:val="20"/>
+      </w:rPr>
+    </w:lvl>
+    <w:lvl w:ilvl="3" w:tentative="1">
+      <w:start w:val="1"/>
+      <w:numFmt w:val="bullet"/>
+      <w:lvlText w:val=""/>
+      <w:lvlJc w:val="left"/>
+      <w:pPr>
+        <w:tabs>
+          <w:tab w:val="num" w:pos="2880"/>
+        </w:tabs>
+        <w:ind w:left="2880" w:hanging="360"/>
+      </w:pPr>
+      <w:rPr>
+        <w:rFonts w:ascii="Symbol" w:hAnsi="Symbol" w:hint="default"/>
+        <w:sz w:val="20"/>
+      </w:rPr>
+    </w:lvl>
+    <w:lvl w:ilvl="4" w:tentative="1">
+      <w:start w:val="1"/>
+      <w:numFmt w:val="bullet"/>
+      <w:lvlText w:val=""/>
+      <w:lvlJc w:val="left"/>
+      <w:pPr>
+        <w:tabs>
+          <w:tab w:val="num" w:pos="3600"/>
+        </w:tabs>
+        <w:ind w:left="3600" w:hanging="360"/>
+      </w:pPr>
+      <w:rPr>
+        <w:rFonts w:ascii="Symbol" w:hAnsi="Symbol" w:hint="default"/>
+        <w:sz w:val="20"/>
+      </w:rPr>
+    </w:lvl>
+    <w:lvl w:ilvl="5" w:tentative="1">
+      <w:start w:val="1"/>
+      <w:numFmt w:val="bullet"/>
+      <w:lvlText w:val=""/>
+      <w:lvlJc w:val="left"/>
+      <w:pPr>
+        <w:tabs>
+          <w:tab w:val="num" w:pos="4320"/>
+        </w:tabs>
+        <w:ind w:left="4320" w:hanging="360"/>
+      </w:pPr>
+      <w:rPr>
+        <w:rFonts w:ascii="Symbol" w:hAnsi="Symbol" w:hint="default"/>
+        <w:sz w:val="20"/>
+      </w:rPr>
+    </w:lvl>
+    <w:lvl w:ilvl="6" w:tentative="1">
+      <w:start w:val="1"/>
+      <w:numFmt w:val="bullet"/>
+      <w:lvlText w:val=""/>
+      <w:lvlJc w:val="left"/>
+      <w:pPr>
+        <w:tabs>
+          <w:tab w:val="num" w:pos="5040"/>
+        </w:tabs>
+        <w:ind w:left="5040" w:hanging="360"/>
+      </w:pPr>
+      <w:rPr>
+        <w:rFonts w:ascii="Symbol" w:hAnsi="Symbol" w:hint="default"/>
+        <w:sz w:val="20"/>
+      </w:rPr>
+    </w:lvl>
+    <w:lvl w:ilvl="7" w:tentative="1">
+      <w:start w:val="1"/>
+      <w:numFmt w:val="bullet"/>
+      <w:lvlText w:val=""/>
+      <w:lvlJc w:val="left"/>
+      <w:pPr>
+        <w:tabs>
+          <w:tab w:val="num" w:pos="5760"/>
+        </w:tabs>
+        <w:ind w:left="5760" w:hanging="360"/>
+      </w:pPr>
+      <w:rPr>
+        <w:rFonts w:ascii="Symbol" w:hAnsi="Symbol" w:hint="default"/>
+        <w:sz w:val="20"/>
+      </w:rPr>
+    </w:lvl>
+    <w:lvl w:ilvl="8" w:tentative="1">
+      <w:start w:val="1"/>
+      <w:numFmt w:val="bullet"/>
+      <w:lvlText w:val=""/>
+      <w:lvlJc w:val="left"/>
+      <w:pPr>
+        <w:tabs>
+          <w:tab w:val="num" w:pos="6480"/>
+        </w:tabs>
+        <w:ind w:left="6480" w:hanging="360"/>
+      </w:pPr>
+      <w:rPr>
+        <w:rFonts w:ascii="Symbol" w:hAnsi="Symbol" w:hint="default"/>
+        <w:sz w:val="20"/>
+      </w:rPr>
+    </w:lvl>
+  </w:abstractNum>
   <w:num w:numId="1" w16cid:durableId="1461610939">
-    <w:abstractNumId w:val="7"/>
+    <w:abstractNumId w:val="12"/>
   </w:num>
   <w:num w:numId="2" w16cid:durableId="2036760216">
-    <w:abstractNumId w:val="16"/>
+    <w:abstractNumId w:val="29"/>
   </w:num>
   <w:num w:numId="3" w16cid:durableId="1219055620">
-    <w:abstractNumId w:val="15"/>
+    <w:abstractNumId w:val="28"/>
   </w:num>
   <w:num w:numId="4" w16cid:durableId="1351688429">
-    <w:abstractNumId w:val="5"/>
+    <w:abstractNumId w:val="9"/>
   </w:num>
   <w:num w:numId="5" w16cid:durableId="39519054">
-    <w:abstractNumId w:val="6"/>
+    <w:abstractNumId w:val="11"/>
   </w:num>
   <w:num w:numId="6" w16cid:durableId="1027754621">
     <w:abstractNumId w:val="0"/>
   </w:num>
   <w:num w:numId="7" w16cid:durableId="206453679">
-    <w:abstractNumId w:val="12"/>
+    <w:abstractNumId w:val="22"/>
   </w:num>
   <w:num w:numId="8" w16cid:durableId="1175412202">
+    <w:abstractNumId w:val="7"/>
+  </w:num>
+  <w:num w:numId="9" w16cid:durableId="508830257">
+    <w:abstractNumId w:val="16"/>
+  </w:num>
+  <w:num w:numId="10" w16cid:durableId="1936286198">
+    <w:abstractNumId w:val="19"/>
+  </w:num>
+  <w:num w:numId="11" w16cid:durableId="1435132783">
+    <w:abstractNumId w:val="30"/>
+  </w:num>
+  <w:num w:numId="12" w16cid:durableId="2042197538">
+    <w:abstractNumId w:val="31"/>
+  </w:num>
+  <w:num w:numId="13" w16cid:durableId="1382898599">
+    <w:abstractNumId w:val="20"/>
+  </w:num>
+  <w:num w:numId="14" w16cid:durableId="469175699">
+    <w:abstractNumId w:val="26"/>
+  </w:num>
+  <w:num w:numId="15" w16cid:durableId="1868831547">
+    <w:abstractNumId w:val="27"/>
+  </w:num>
+  <w:num w:numId="16" w16cid:durableId="1138916570">
     <w:abstractNumId w:val="3"/>
   </w:num>
-  <w:num w:numId="9" w16cid:durableId="508830257">
+  <w:num w:numId="17" w16cid:durableId="479031832">
+    <w:abstractNumId w:val="2"/>
+  </w:num>
+  <w:num w:numId="18" w16cid:durableId="756637058">
+    <w:abstractNumId w:val="21"/>
+  </w:num>
+  <w:num w:numId="19" w16cid:durableId="325473826">
     <w:abstractNumId w:val="8"/>
   </w:num>
-  <w:num w:numId="10" w16cid:durableId="1936286198">
-    <w:abstractNumId w:val="9"/>
+  <w:num w:numId="20" w16cid:durableId="637999575">
+    <w:abstractNumId w:val="33"/>
   </w:num>
-  <w:num w:numId="11" w16cid:durableId="1435132783">
+  <w:num w:numId="21" w16cid:durableId="651183745">
+    <w:abstractNumId w:val="6"/>
+  </w:num>
+  <w:num w:numId="22" w16cid:durableId="902839418">
+    <w:abstractNumId w:val="32"/>
+  </w:num>
+  <w:num w:numId="23" w16cid:durableId="1919750203">
+    <w:abstractNumId w:val="18"/>
+  </w:num>
+  <w:num w:numId="24" w16cid:durableId="1268463428">
+    <w:abstractNumId w:val="24"/>
+  </w:num>
+  <w:num w:numId="25" w16cid:durableId="1973443938">
+    <w:abstractNumId w:val="25"/>
+  </w:num>
+  <w:num w:numId="26" w16cid:durableId="414204870">
     <w:abstractNumId w:val="17"/>
   </w:num>
-  <w:num w:numId="12" w16cid:durableId="2042197538">
-    <w:abstractNumId w:val="18"/>
+  <w:num w:numId="27" w16cid:durableId="2135899510">
+    <w:abstractNumId w:val="13"/>
   </w:num>
-  <w:num w:numId="13" w16cid:durableId="1382898599">
+  <w:num w:numId="28" w16cid:durableId="557208048">
+    <w:abstractNumId w:val="5"/>
+  </w:num>
+  <w:num w:numId="29" w16cid:durableId="1712799638">
+    <w:abstractNumId w:val="4"/>
+  </w:num>
+  <w:num w:numId="30" w16cid:durableId="937561700">
+    <w:abstractNumId w:val="23"/>
+  </w:num>
+  <w:num w:numId="31" w16cid:durableId="1417169579">
+    <w:abstractNumId w:val="14"/>
+  </w:num>
+  <w:num w:numId="32" w16cid:durableId="1923097783">
     <w:abstractNumId w:val="10"/>
   </w:num>
-  <w:num w:numId="14" w16cid:durableId="469175699">
-    <w:abstractNumId w:val="13"/>
+  <w:num w:numId="33" w16cid:durableId="900671908">
+    <w:abstractNumId w:val="15"/>
   </w:num>
-  <w:num w:numId="15" w16cid:durableId="1868831547">
-    <w:abstractNumId w:val="14"/>
-  </w:num>
-  <w:num w:numId="16" w16cid:durableId="1138916570">
-    <w:abstractNumId w:val="2"/>
-  </w:num>
-  <w:num w:numId="17" w16cid:durableId="479031832">
+  <w:num w:numId="34" w16cid:durableId="1006132637">
     <w:abstractNumId w:val="1"/>
-  </w:num>
-  <w:num w:numId="18" w16cid:durableId="756637058">
-    <w:abstractNumId w:val="11"/>
-  </w:num>
-  <w:num w:numId="19" w16cid:durableId="325473826">
-    <w:abstractNumId w:val="4"/>
   </w:num>
 </w:numbering>
 </file>
@@ -10398,10 +14977,9 @@
     <w:next w:val="Normale"/>
     <w:link w:val="Titolo4Carattere1"/>
     <w:uiPriority w:val="9"/>
-    <w:semiHidden/>
     <w:unhideWhenUsed/>
     <w:qFormat/>
-    <w:rsid w:val="008A0D68"/>
+    <w:rsid w:val="00AB3986"/>
     <w:pPr>
       <w:keepNext/>
       <w:keepLines/>
@@ -10413,10 +14991,10 @@
       <w:outlineLvl w:val="3"/>
     </w:pPr>
     <w:rPr>
-      <w:rFonts w:asciiTheme="majorHAnsi" w:eastAsiaTheme="majorEastAsia" w:hAnsiTheme="majorHAnsi" w:cstheme="majorBidi"/>
+      <w:rFonts w:eastAsiaTheme="majorEastAsia" w:cs="Times New Roman (Titoli CS)"/>
       <w:i/>
       <w:iCs/>
-      <w:color w:val="2F5496" w:themeColor="accent1" w:themeShade="BF"/>
+      <w:u w:val="double"/>
     </w:rPr>
   </w:style>
   <w:style w:type="paragraph" w:styleId="Titolo5">
@@ -10999,13 +15577,12 @@
     <w:basedOn w:val="Carpredefinitoparagrafo"/>
     <w:link w:val="Titolo4"/>
     <w:uiPriority w:val="9"/>
-    <w:semiHidden/>
-    <w:rsid w:val="008A0D68"/>
+    <w:rsid w:val="00AB3986"/>
     <w:rPr>
-      <w:rFonts w:asciiTheme="majorHAnsi" w:eastAsiaTheme="majorEastAsia" w:hAnsiTheme="majorHAnsi" w:cstheme="majorBidi"/>
+      <w:rFonts w:ascii="Palatino Linotype" w:eastAsiaTheme="majorEastAsia" w:hAnsi="Palatino Linotype" w:cs="Times New Roman (Titoli CS)"/>
       <w:i/>
       <w:iCs/>
-      <w:color w:val="2F5496" w:themeColor="accent1" w:themeShade="BF"/>
+      <w:u w:val="double"/>
     </w:rPr>
   </w:style>
   <w:style w:type="character" w:customStyle="1" w:styleId="Titolo5Carattere1">
